--- a/downloads/workbook/ai-7-week-11.docx
+++ b/downloads/workbook/ai-7-week-11.docx
@@ -997,6 +997,178 @@
         <w:t>Project connection: For the Reproducible AI Research Study, retain an annotated worked trace and the changed-case reasoning. Connect the claim to its records, units and assumptions so another investigator can challenge or reproduce it.</w:t>
       </w:r>
     </w:p>
+    <w:p>
+      <w:pPr>
+        <w:pStyle w:val="Heading1"/>
+      </w:pPr>
+      <w:r>
+        <w:t>13. Project portfolio milestone</w:t>
+      </w:r>
+    </w:p>
+    <w:p>
+      <w:r>
+        <w:t>Project: Reproducible AI Research Study</w:t>
+      </w:r>
+    </w:p>
+    <w:p>
+      <w:r>
+        <w:t>Current milestone: Make a transparent first version. Keep a trace of how one input becomes an output; explain the rule or learned component.</w:t>
+      </w:r>
+    </w:p>
+    <w:p>
+      <w:r>
+        <w:t>For the Reproducible AI Research Study, retain an annotated worked trace and the changed-case reasoning. Connect the claim to its records, units and assumptions so another investigator can challenge or reproduce it.</w:t>
+      </w:r>
+    </w:p>
+    <w:tbl>
+      <w:tblPr>
+        <w:tblStyle w:val="LightShading-Accent1"/>
+        <w:tblW w:type="auto" w:w="0"/>
+        <w:tblLook w:firstColumn="1" w:firstRow="1" w:lastColumn="0" w:lastRow="0" w:noHBand="0" w:noVBand="1" w:val="04A0"/>
+      </w:tblPr>
+      <w:tblGrid>
+        <w:gridCol w:w="5112"/>
+        <w:gridCol w:w="5112"/>
+      </w:tblGrid>
+      <w:tr>
+        <w:trPr>
+          <w:tblHeader/>
+        </w:trPr>
+        <w:tc>
+          <w:tcPr>
+            <w:tcW w:type="dxa" w:w="5112"/>
+          </w:tcPr>
+          <w:p>
+            <w:r>
+              <w:t>Evidence to keep</w:t>
+            </w:r>
+          </w:p>
+        </w:tc>
+        <w:tc>
+          <w:tcPr>
+            <w:tcW w:type="dxa" w:w="5112"/>
+          </w:tcPr>
+          <w:p>
+            <w:r>
+              <w:t>My record</w:t>
+            </w:r>
+          </w:p>
+        </w:tc>
+      </w:tr>
+      <w:tr>
+        <w:tc>
+          <w:tcPr>
+            <w:tcW w:type="dxa" w:w="5112"/>
+          </w:tcPr>
+          <w:p>
+            <w:r>
+              <w:t>This week’s input and deciding step</w:t>
+            </w:r>
+          </w:p>
+        </w:tc>
+        <w:tc>
+          <w:tcPr>
+            <w:tcW w:type="dxa" w:w="5112"/>
+          </w:tcPr>
+          <w:p>
+            <w:r/>
+          </w:p>
+        </w:tc>
+      </w:tr>
+      <w:tr>
+        <w:tc>
+          <w:tcPr>
+            <w:tcW w:type="dxa" w:w="5112"/>
+          </w:tcPr>
+          <w:p>
+            <w:r>
+              <w:t>Prediction and actual result (or labelled paper trace)</w:t>
+            </w:r>
+          </w:p>
+        </w:tc>
+        <w:tc>
+          <w:tcPr>
+            <w:tcW w:type="dxa" w:w="5112"/>
+          </w:tcPr>
+          <w:p>
+            <w:r/>
+          </w:p>
+        </w:tc>
+      </w:tr>
+      <w:tr>
+        <w:tc>
+          <w:tcPr>
+            <w:tcW w:type="dxa" w:w="5112"/>
+          </w:tcPr>
+          <w:p>
+            <w:r>
+              <w:t>One change since the previous checkpoint and why</w:t>
+            </w:r>
+          </w:p>
+        </w:tc>
+        <w:tc>
+          <w:tcPr>
+            <w:tcW w:type="dxa" w:w="5112"/>
+          </w:tcPr>
+          <w:p>
+            <w:r/>
+          </w:p>
+        </w:tc>
+      </w:tr>
+      <w:tr>
+        <w:tc>
+          <w:tcPr>
+            <w:tcW w:type="dxa" w:w="5112"/>
+          </w:tcPr>
+          <w:p>
+            <w:r>
+              <w:t>One error or limit and the next test</w:t>
+            </w:r>
+          </w:p>
+        </w:tc>
+        <w:tc>
+          <w:tcPr>
+            <w:tcW w:type="dxa" w:w="5112"/>
+          </w:tcPr>
+          <w:p>
+            <w:r/>
+          </w:p>
+        </w:tc>
+      </w:tr>
+    </w:tbl>
+    <w:p>
+      <w:pPr>
+        <w:pStyle w:val="Heading3"/>
+      </w:pPr>
+      <w:r>
+        <w:t>Explain what this week adds to your project. Reuse last week’s record rather than starting again.</w:t>
+      </w:r>
+    </w:p>
+    <w:p>
+      <w:r>
+        <w:t>________________________________________________________________</w:t>
+      </w:r>
+    </w:p>
+    <w:p>
+      <w:r>
+        <w:t>________________________________________________________________</w:t>
+      </w:r>
+    </w:p>
+    <w:p>
+      <w:r>
+        <w:t>________________________________________________________________</w:t>
+      </w:r>
+    </w:p>
+    <w:p>
+      <w:r>
+        <w:t>________________________________________________________________</w:t>
+      </w:r>
+    </w:p>
+    <w:p>
+      <w:r>
+        <w:t>________________________________________________________________</w:t>
+      </w:r>
+    </w:p>
     <w:sectPr>
       <w:pgSz w:w="12240" w:h="15840"/>
       <w:pgMar w:top="936" w:right="1008" w:bottom="936" w:left="1008" w:header="720" w:footer="720" w:gutter="0"/>

--- a/downloads/workbook/ai-7-week-11.docx
+++ b/downloads/workbook/ai-7-week-11.docx
@@ -1169,6 +1169,248 @@
         <w:t>________________________________________________________________</w:t>
       </w:r>
     </w:p>
+    <w:p>
+      <w:pPr>
+        <w:pStyle w:val="Heading1"/>
+      </w:pPr>
+      <w:r>
+        <w:t>14. Supported practice and learning evidence</w:t>
+      </w:r>
+    </w:p>
+    <w:p>
+      <w:r>
+        <w:t>Use this supported practice once, in the browser or on paper. Keep the reserved independent assessment for a separate first attempt before teacher feedback.</w:t>
+      </w:r>
+    </w:p>
+    <w:p>
+      <w:r>
+        <w:t>Two small samples can differ. A fixed classifier is scored on two distinct four-case samples from a declared collection.</w:t>
+      </w:r>
+    </w:p>
+    <w:p>
+      <w:pPr>
+        <w:pStyle w:val="Heading3"/>
+      </w:pPr>
+      <w:r>
+        <w:t>Practice 1: explain the deciding evidence</w:t>
+      </w:r>
+    </w:p>
+    <w:p>
+      <w:r>
+        <w:t>Which labelled step matches this detail? Different included cases can change a small-sample rate.</w:t>
+      </w:r>
+    </w:p>
+    <w:p>
+      <w:r>
+        <w:t>1. Consider sampling</w:t>
+      </w:r>
+    </w:p>
+    <w:p>
+      <w:r>
+        <w:t>2. Keep model fixed</w:t>
+      </w:r>
+    </w:p>
+    <w:p>
+      <w:r>
+        <w:t>3. Compute observed rates</w:t>
+      </w:r>
+    </w:p>
+    <w:p>
+      <w:pPr>
+        <w:pStyle w:val="Heading3"/>
+      </w:pPr>
+      <w:r>
+        <w:t>My selected conclusion, deciding fact and explanation</w:t>
+      </w:r>
+    </w:p>
+    <w:p>
+      <w:r>
+        <w:t>________________________________________________________________</w:t>
+      </w:r>
+    </w:p>
+    <w:p>
+      <w:r>
+        <w:t>________________________________________________________________</w:t>
+      </w:r>
+    </w:p>
+    <w:p>
+      <w:r>
+        <w:t>________________________________________________________________</w:t>
+      </w:r>
+    </w:p>
+    <w:p>
+      <w:r>
+        <w:t>________________________________________________________________</w:t>
+      </w:r>
+    </w:p>
+    <w:p>
+      <w:r>
+        <w:t>________________________________________________________________</w:t>
+      </w:r>
+    </w:p>
+    <w:p>
+      <w:r>
+        <w:t>Hint if needed: Read the steps in the pictorial case. Match the supplied detail to the stage that performs or records it.</w:t>
+      </w:r>
+    </w:p>
+    <w:p>
+      <w:r>
+        <w:t>After your attempt, compare with the supported explanation: Consider sampling Different included cases can change a small-sample rate. Sampling variability means a statistic can vary because different units were observed. Do not automatically attribute every rate change to a model improvement or deterioration.</w:t>
+      </w:r>
+    </w:p>
+    <w:p>
+      <w:pPr>
+        <w:pStyle w:val="Heading3"/>
+      </w:pPr>
+      <w:r>
+        <w:t>Practice 2: explain the deciding evidence</w:t>
+      </w:r>
+    </w:p>
+    <w:p>
+      <w:r>
+        <w:t>Changed-case practice: Evaluate the exact same fixed four cases twice with deterministic predictions. Which conclusion is supported by the supplied facts?</w:t>
+      </w:r>
+    </w:p>
+    <w:p>
+      <w:r>
+        <w:t>1. The counts should agree unless some condition, data or scoring changed.</w:t>
+      </w:r>
+    </w:p>
+    <w:p>
+      <w:r>
+        <w:t>2. We can decide the result without examining the changed input or the procedure.</w:t>
+      </w:r>
+    </w:p>
+    <w:p>
+      <w:r>
+        <w:t>3. This one example guarantees correct results for every future input.</w:t>
+      </w:r>
+    </w:p>
+    <w:p>
+      <w:pPr>
+        <w:pStyle w:val="Heading3"/>
+      </w:pPr>
+      <w:r>
+        <w:t>My selected conclusion, deciding fact and explanation</w:t>
+      </w:r>
+    </w:p>
+    <w:p>
+      <w:r>
+        <w:t>________________________________________________________________</w:t>
+      </w:r>
+    </w:p>
+    <w:p>
+      <w:r>
+        <w:t>________________________________________________________________</w:t>
+      </w:r>
+    </w:p>
+    <w:p>
+      <w:r>
+        <w:t>________________________________________________________________</w:t>
+      </w:r>
+    </w:p>
+    <w:p>
+      <w:r>
+        <w:t>________________________________________________________________</w:t>
+      </w:r>
+    </w:p>
+    <w:p>
+      <w:r>
+        <w:t>________________________________________________________________</w:t>
+      </w:r>
+    </w:p>
+    <w:p>
+      <w:r>
+        <w:t>Hint if needed: Use the changed condition and the deciding step in the pictorial trace. The answer must say what follows from those facts.</w:t>
+      </w:r>
+    </w:p>
+    <w:p>
+      <w:r>
+        <w:t>After your attempt, compare with the supported explanation: The counts should agree unless some condition, data or scoring changed. The sampling explanation no longer applies when the records are identical.</w:t>
+      </w:r>
+    </w:p>
+    <w:p>
+      <w:pPr>
+        <w:pStyle w:val="Heading3"/>
+      </w:pPr>
+      <w:r>
+        <w:t>Repair a missing building block</w:t>
+      </w:r>
+    </w:p>
+    <w:p>
+      <w:r>
+        <w:t>Review Confounders and controls (ai-7/10). Goal: Explain the mechanism and terminology of confounders and controls. Short practice: Draw the four condition/background combinations. Which variables were coupled before, and why would collecting only healthy-white and spotted-blue again leave the confounding unresolved?. Return to this week and explain what you changed.</w:t>
+      </w:r>
+    </w:p>
+    <w:p>
+      <w:r>
+        <w:t>Review Baselines and fair comparisons (ai-7/8). Goal: Explain the mechanism and terminology of baselines and fair comparisons. Short practice: Calculate 6/8 and 7/8 correctness and name the one-case gain. Why is giving B the answer key incompatible with an unseen comparison to the simple baseline?. Return to this week and explain what you changed.</w:t>
+      </w:r>
+    </w:p>
+    <w:p>
+      <w:r>
+        <w:t>Review Replication and reproduction (ai-7/5). Goal: Explain the mechanism and terminology of replication and reproduction. Short practice: Calculate the scores from the original and new four-record sets. Which activity reproduces saved analysis, which repeats the protocol, and why does a different rerun of the original data need investigation?. Return to this week and explain what you changed.</w:t>
+      </w:r>
+    </w:p>
+    <w:p>
+      <w:pPr>
+        <w:pStyle w:val="Heading3"/>
+      </w:pPr>
+      <w:r>
+        <w:t>Predict, run and debug</w:t>
+      </w:r>
+    </w:p>
+    <w:p>
+      <w:r>
+        <w:t>The browser lab lets you edit the supported Python examples already included in this lesson. Predict first, run, inspect the actual output or error, change one input, then run again. Keep code, predictions, actual results and a reasoned revision together. On paper, label your result as a trace rather than an execution.</w:t>
+      </w:r>
+    </w:p>
+    <w:p>
+      <w:pPr>
+        <w:pStyle w:val="Heading3"/>
+      </w:pPr>
+      <w:r>
+        <w:t>Keep your completed work</w:t>
+      </w:r>
+    </w:p>
+    <w:p>
+      <w:r>
+        <w:t>Use Download completed work in the hosted lesson to export your answers, reflections, practice feedback and code-run evidence. Open the HTML copy to read or print it. Drafts stay in this browser when storage is available; clear drafts on a shared device.</w:t>
+      </w:r>
+    </w:p>
+    <w:p>
+      <w:pPr>
+        <w:pStyle w:val="Heading3"/>
+      </w:pPr>
+      <w:r>
+        <w:t>What I repaired, the evidence I kept and the next test</w:t>
+      </w:r>
+    </w:p>
+    <w:p>
+      <w:r>
+        <w:t>________________________________________________________________</w:t>
+      </w:r>
+    </w:p>
+    <w:p>
+      <w:r>
+        <w:t>________________________________________________________________</w:t>
+      </w:r>
+    </w:p>
+    <w:p>
+      <w:r>
+        <w:t>________________________________________________________________</w:t>
+      </w:r>
+    </w:p>
+    <w:p>
+      <w:r>
+        <w:t>________________________________________________________________</w:t>
+      </w:r>
+    </w:p>
+    <w:p>
+      <w:r>
+        <w:t>________________________________________________________________</w:t>
+      </w:r>
+    </w:p>
     <w:sectPr>
       <w:pgSz w:w="12240" w:h="15840"/>
       <w:pgMar w:top="936" w:right="1008" w:bottom="936" w:left="1008" w:header="720" w:footer="720" w:gutter="0"/>

--- a/downloads/workbook/ai-7-week-11.docx
+++ b/downloads/workbook/ai-7-week-11.docx
@@ -30,33 +30,45 @@
     </w:p>
     <w:p>
       <w:r>
-        <w:t>Try the recall before opening notes. Then use a different colour or a labelled second line to correct your explanation.</w:t>
+        <w:t>Record your starting explanation for Sampling variability before opening notes. Show any later correction separately.</w:t>
       </w:r>
     </w:p>
     <w:p>
       <w:pPr>
-        <w:pStyle w:val="Heading3"/>
-      </w:pPr>
-      <w:r>
-        <w:t>Confounders and controls</w:t>
+        <w:spacing w:line="336" w:lineRule="auto" w:after="180"/>
+      </w:pPr>
+      <w:r>
+        <w:rPr>
+          <w:b w:val="0"/>
+        </w:rPr>
+        <w:t>Try the recall before opening notes. Then use a different colour or a labelled second line to correct your explanation.</w:t>
       </w:r>
     </w:p>
     <w:p>
-      <w:r>
-        <w:t>Without opening the old lesson, explain one key idea from Confounders and controls. Give an example and a mistake that the idea helps you avoid.</w:t>
+      <w:pPr>
+        <w:pStyle w:val="Heading3"/>
+      </w:pPr>
+      <w:r>
+        <w:t>Confounders and controls</w:t>
       </w:r>
     </w:p>
     <w:p>
       <w:pPr>
-        <w:pStyle w:val="Heading3"/>
-      </w:pPr>
-      <w:r>
-        <w:t>My remembered idea, example and correction</w:t>
+        <w:spacing w:line="336" w:lineRule="auto" w:after="180"/>
+      </w:pPr>
+      <w:r>
+        <w:rPr>
+          <w:b w:val="0"/>
+        </w:rPr>
+        <w:t>Without opening the old lesson, explain one key idea from Confounders and controls. Give an example and a mistake that the idea helps you avoid.</w:t>
       </w:r>
     </w:p>
     <w:p>
-      <w:r>
-        <w:t>________________________________________________________________</w:t>
+      <w:pPr>
+        <w:pStyle w:val="Heading3"/>
+      </w:pPr>
+      <w:r>
+        <w:t>My remembered idea, example and correction</w:t>
       </w:r>
     </w:p>
     <w:p>
@@ -70,29 +82,35 @@
       </w:r>
     </w:p>
     <w:p>
-      <w:pPr>
-        <w:pStyle w:val="Heading3"/>
-      </w:pPr>
-      <w:r>
-        <w:t>Baselines and fair comparisons</w:t>
+      <w:r>
+        <w:t>________________________________________________________________</w:t>
       </w:r>
     </w:p>
     <w:p>
-      <w:r>
-        <w:t>Without opening the old lesson, explain one key idea from Baselines and fair comparisons. Give an example and a mistake that the idea helps you avoid.</w:t>
+      <w:pPr>
+        <w:pStyle w:val="Heading3"/>
+      </w:pPr>
+      <w:r>
+        <w:t>Baselines and fair comparisons</w:t>
       </w:r>
     </w:p>
     <w:p>
       <w:pPr>
-        <w:pStyle w:val="Heading3"/>
-      </w:pPr>
-      <w:r>
-        <w:t>My remembered idea, example and correction</w:t>
+        <w:spacing w:line="336" w:lineRule="auto" w:after="180"/>
+      </w:pPr>
+      <w:r>
+        <w:rPr>
+          <w:b w:val="0"/>
+        </w:rPr>
+        <w:t>Without opening the old lesson, explain one key idea from Baselines and fair comparisons. Give an example and a mistake that the idea helps you avoid.</w:t>
       </w:r>
     </w:p>
     <w:p>
-      <w:r>
-        <w:t>________________________________________________________________</w:t>
+      <w:pPr>
+        <w:pStyle w:val="Heading3"/>
+      </w:pPr>
+      <w:r>
+        <w:t>My remembered idea, example and correction</w:t>
       </w:r>
     </w:p>
     <w:p>
@@ -106,29 +124,35 @@
       </w:r>
     </w:p>
     <w:p>
-      <w:pPr>
-        <w:pStyle w:val="Heading3"/>
-      </w:pPr>
-      <w:r>
-        <w:t>Replication and reproduction</w:t>
+      <w:r>
+        <w:t>________________________________________________________________</w:t>
       </w:r>
     </w:p>
     <w:p>
-      <w:r>
-        <w:t>Without opening the old lesson, explain one key idea from Replication and reproduction. Give an example and a mistake that the idea helps you avoid.</w:t>
+      <w:pPr>
+        <w:pStyle w:val="Heading3"/>
+      </w:pPr>
+      <w:r>
+        <w:t>Replication and reproduction</w:t>
       </w:r>
     </w:p>
     <w:p>
       <w:pPr>
-        <w:pStyle w:val="Heading3"/>
-      </w:pPr>
-      <w:r>
-        <w:t>My remembered idea, example and correction</w:t>
+        <w:spacing w:line="336" w:lineRule="auto" w:after="180"/>
+      </w:pPr>
+      <w:r>
+        <w:rPr>
+          <w:b w:val="0"/>
+        </w:rPr>
+        <w:t>Without opening the old lesson, explain one key idea from Replication and reproduction. Give an example and a mistake that the idea helps you avoid.</w:t>
       </w:r>
     </w:p>
     <w:p>
-      <w:r>
-        <w:t>________________________________________________________________</w:t>
+      <w:pPr>
+        <w:pStyle w:val="Heading3"/>
+      </w:pPr>
+      <w:r>
+        <w:t>My remembered idea, example and correction</w:t>
       </w:r>
     </w:p>
     <w:p>
@@ -142,16 +166,44 @@
       </w:r>
     </w:p>
     <w:p>
-      <w:pPr>
-        <w:pStyle w:val="Heading1"/>
-      </w:pPr>
-      <w:r>
-        <w:t>02. Practise with fading help</w:t>
+      <w:r>
+        <w:t>________________________________________________________________</w:t>
       </w:r>
     </w:p>
     <w:p>
-      <w:r>
-        <w:t>Use W2: Trace the worked case for Sampling variability. Record the answer once; the lesson and workbook refer to the same attempt.</w:t>
+      <w:pPr>
+        <w:pStyle w:val="Heading1"/>
+      </w:pPr>
+      <w:r>
+        <w:t>02. Practise with fading help</w:t>
+      </w:r>
+    </w:p>
+    <w:p>
+      <w:r>
+        <w:t>Complete the supported Sampling variability trace and record the first step you can explain without help.</w:t>
+      </w:r>
+    </w:p>
+    <w:p>
+      <w:pPr>
+        <w:spacing w:line="336" w:lineRule="auto" w:after="180"/>
+      </w:pPr>
+      <w:r>
+        <w:rPr>
+          <w:b w:val="0"/>
+        </w:rPr>
+        <w:t xml:space="preserve">Use W2: Trace the worked case for </w:t>
+      </w:r>
+      <w:r>
+        <w:rPr>
+          <w:b/>
+        </w:rPr>
+        <w:t>Sampling variability</w:t>
+      </w:r>
+      <w:r>
+        <w:rPr>
+          <w:b w:val="0"/>
+        </w:rPr>
+        <w:t>. Record the answer once; the lesson and workbook refer to the same attempt.</w:t>
       </w:r>
     </w:p>
     <w:tbl>
@@ -279,25 +331,49 @@
     </w:p>
     <w:p>
       <w:r>
-        <w:t>Use the worked case for Sampling variability. Proposed explanation: “The worked result establishes every future case”. Decide whether this explanation is supported. Point to the step or supplied fact that decides; explain your repair if needed.</w:t>
+        <w:t>Check the proposed Sampling variability explanation against the supplied facts before discussing it.</w:t>
       </w:r>
     </w:p>
     <w:p>
       <w:pPr>
-        <w:pStyle w:val="Heading3"/>
-      </w:pPr>
-      <w:r>
-        <w:t>My explanation before partner discussion</w:t>
+        <w:spacing w:line="336" w:lineRule="auto" w:after="180"/>
+      </w:pPr>
+      <w:r>
+        <w:rPr>
+          <w:b w:val="0"/>
+        </w:rPr>
+        <w:t xml:space="preserve">Use the worked case for </w:t>
+      </w:r>
+      <w:r>
+        <w:rPr>
+          <w:b/>
+        </w:rPr>
+        <w:t>Sampling variability</w:t>
+      </w:r>
+      <w:r>
+        <w:rPr>
+          <w:b w:val="0"/>
+        </w:rPr>
+        <w:t>. Proposed explanation: “The worked result establishes every future case”. Decide whether this explanation is supported.</w:t>
       </w:r>
     </w:p>
     <w:p>
-      <w:r>
-        <w:t>________________________________________________________________</w:t>
+      <w:pPr>
+        <w:spacing w:line="336" w:lineRule="auto" w:after="180"/>
+      </w:pPr>
+      <w:r>
+        <w:rPr>
+          <w:b w:val="0"/>
+        </w:rPr>
+        <w:t>Point to the step or supplied fact that decides; explain your repair if needed.</w:t>
       </w:r>
     </w:p>
     <w:p>
-      <w:r>
-        <w:t>________________________________________________________________</w:t>
+      <w:pPr>
+        <w:pStyle w:val="Heading3"/>
+      </w:pPr>
+      <w:r>
+        <w:t>My explanation before partner discussion</w:t>
       </w:r>
     </w:p>
     <w:p>
@@ -311,47 +387,53 @@
       </w:r>
     </w:p>
     <w:p>
-      <w:pPr>
-        <w:pStyle w:val="Heading1"/>
-      </w:pPr>
-      <w:r>
-        <w:t>04. Independent transfer case</w:t>
+      <w:r>
+        <w:t>________________________________________________________________</w:t>
       </w:r>
     </w:p>
     <w:p>
-      <w:pPr>
-        <w:pStyle w:val="Heading3"/>
-      </w:pPr>
-      <w:r>
-        <w:t>Independent case: Apply a new case independently</w:t>
+      <w:r>
+        <w:t>________________________________________________________________</w:t>
       </w:r>
     </w:p>
     <w:p>
-      <w:r>
-        <w:t>Population0, 0, 4, 4 with distinct IDs; enumerate size2 sample means and their average.</w:t>
+      <w:pPr>
+        <w:pStyle w:val="Heading1"/>
+      </w:pPr>
+      <w:r>
+        <w:t>04. Independent transfer case</w:t>
       </w:r>
     </w:p>
     <w:p>
-      <w:pPr>
-        <w:pStyle w:val="Heading3"/>
-      </w:pPr>
-      <w:r>
-        <w:t>My independent explanation, trace and limits</w:t>
+      <w:r>
+        <w:t>Write one first attempt at the reserved independent case before feedback. Repeated copies of that case refer to the same recorded attempt.</w:t>
       </w:r>
     </w:p>
     <w:p>
-      <w:r>
-        <w:t>________________________________________________________________</w:t>
+      <w:pPr>
+        <w:pStyle w:val="Heading3"/>
+      </w:pPr>
+      <w:r>
+        <w:t>Independent case: Apply a new case independently</w:t>
       </w:r>
     </w:p>
     <w:p>
-      <w:r>
-        <w:t>________________________________________________________________</w:t>
+      <w:pPr>
+        <w:spacing w:line="336" w:lineRule="auto" w:after="180"/>
+      </w:pPr>
+      <w:r>
+        <w:rPr>
+          <w:b w:val="0"/>
+        </w:rPr>
+        <w:t>Population0, 0, 4, 4 with distinct IDs; enumerate size2 sample means and their average.</w:t>
       </w:r>
     </w:p>
     <w:p>
-      <w:r>
-        <w:t>________________________________________________________________</w:t>
+      <w:pPr>
+        <w:pStyle w:val="Heading3"/>
+      </w:pPr>
+      <w:r>
+        <w:t>My independent explanation, trace and limits</w:t>
       </w:r>
     </w:p>
     <w:p>
@@ -376,48 +458,96 @@
     </w:p>
     <w:p>
       <w:r>
-        <w:t>Attempt this case before feedback. Record any help. Earlier examples below are further practice; a case already practised with feedback cannot establish fresh transfer.</w:t>
+        <w:t>________________________________________________________________</w:t>
       </w:r>
     </w:p>
     <w:p>
-      <w:pPr>
-        <w:pStyle w:val="Heading1"/>
-      </w:pPr>
-      <w:r>
-        <w:t>05. W1 Explain the mechanism</w:t>
+      <w:r>
+        <w:t>________________________________________________________________</w:t>
       </w:r>
     </w:p>
     <w:p>
       <w:r>
-        <w:t>Explain the weekly mechanism in your own words. Use the worked scenario to name its input, decision rule and output.</w:t>
+        <w:t>________________________________________________________________</w:t>
       </w:r>
     </w:p>
     <w:p>
       <w:pPr>
-        <w:pStyle w:val="Heading3"/>
-      </w:pPr>
-      <w:r>
-        <w:t>My reasoning and evidence</w:t>
+        <w:spacing w:line="336" w:lineRule="auto" w:after="180"/>
+      </w:pPr>
+      <w:r>
+        <w:rPr>
+          <w:b w:val="0"/>
+        </w:rPr>
+        <w:t>Attempt this case before feedback. Record any help. Earlier examples below are further practice; a case already practised with feedback cannot establish fresh transfer.</w:t>
       </w:r>
     </w:p>
     <w:p>
-      <w:r>
-        <w:t>________________________________________________________________</w:t>
+      <w:pPr>
+        <w:pStyle w:val="Heading1"/>
+      </w:pPr>
+      <w:r>
+        <w:t>05. W1 Explain the mechanism</w:t>
       </w:r>
     </w:p>
     <w:p>
       <w:r>
-        <w:t>________________________________________________________________</w:t>
+        <w:t>Explain the mechanism. Apply the supplied Sampling variability facts and keep your reasoning.</w:t>
       </w:r>
     </w:p>
     <w:p>
-      <w:r>
-        <w:t>________________________________________________________________</w:t>
+      <w:pPr>
+        <w:spacing w:line="336" w:lineRule="auto" w:after="180"/>
+      </w:pPr>
+      <w:r>
+        <w:rPr>
+          <w:b w:val="0"/>
+        </w:rPr>
+        <w:t xml:space="preserve">Explain the weekly </w:t>
+      </w:r>
+      <w:r>
+        <w:rPr>
+          <w:b/>
+        </w:rPr>
+        <w:t>mechanism</w:t>
+      </w:r>
+      <w:r>
+        <w:rPr>
+          <w:b w:val="0"/>
+        </w:rPr>
+        <w:t xml:space="preserve"> in your own words. Use the worked scenario to name its </w:t>
+      </w:r>
+      <w:r>
+        <w:rPr>
+          <w:b/>
+        </w:rPr>
+        <w:t>input</w:t>
+      </w:r>
+      <w:r>
+        <w:rPr>
+          <w:b w:val="0"/>
+        </w:rPr>
+        <w:t xml:space="preserve">, decision rule and </w:t>
+      </w:r>
+      <w:r>
+        <w:rPr>
+          <w:b/>
+        </w:rPr>
+        <w:t>output</w:t>
+      </w:r>
+      <w:r>
+        <w:rPr>
+          <w:b w:val="0"/>
+        </w:rPr>
+        <w:t>.</w:t>
       </w:r>
     </w:p>
     <w:p>
-      <w:r>
-        <w:t>________________________________________________________________</w:t>
+      <w:pPr>
+        <w:pStyle w:val="Heading3"/>
+      </w:pPr>
+      <w:r>
+        <w:t>My reasoning and evidence</w:t>
       </w:r>
     </w:p>
     <w:p>
@@ -431,24 +561,18 @@
       </w:r>
     </w:p>
     <w:p>
-      <w:pPr>
-        <w:pStyle w:val="Heading1"/>
-      </w:pPr>
-      <w:r>
-        <w:t>06. W2 Trace the worked case</w:t>
+      <w:r>
+        <w:t>________________________________________________________________</w:t>
       </w:r>
     </w:p>
     <w:p>
       <w:r>
-        <w:t>Find the mean of sample means and the chance of mean2 under uniform selection of those six samples. Show the intermediate steps and give the conclusion with its scope.</w:t>
+        <w:t>________________________________________________________________</w:t>
       </w:r>
     </w:p>
     <w:p>
-      <w:pPr>
-        <w:pStyle w:val="Heading3"/>
-      </w:pPr>
-      <w:r>
-        <w:t>My reasoning and evidence</w:t>
+      <w:r>
+        <w:t>________________________________________________________________</w:t>
       </w:r>
     </w:p>
     <w:p>
@@ -457,23 +581,35 @@
       </w:r>
     </w:p>
     <w:p>
-      <w:r>
-        <w:t>________________________________________________________________</w:t>
+      <w:pPr>
+        <w:pStyle w:val="Heading1"/>
+      </w:pPr>
+      <w:r>
+        <w:t>06. W2 Trace the worked case</w:t>
       </w:r>
     </w:p>
     <w:p>
       <w:r>
-        <w:t>________________________________________________________________</w:t>
+        <w:t>Trace the worked case. Apply the supplied Sampling variability facts and keep your reasoning.</w:t>
       </w:r>
     </w:p>
     <w:p>
-      <w:r>
-        <w:t>________________________________________________________________</w:t>
+      <w:pPr>
+        <w:spacing w:line="336" w:lineRule="auto" w:after="180"/>
+      </w:pPr>
+      <w:r>
+        <w:rPr>
+          <w:b w:val="0"/>
+        </w:rPr>
+        <w:t>Find the mean of sample means and the chance of mean2 under uniform selection of those six samples. Show the intermediate steps and give the conclusion with its scope.</w:t>
       </w:r>
     </w:p>
     <w:p>
-      <w:r>
-        <w:t>________________________________________________________________</w:t>
+      <w:pPr>
+        <w:pStyle w:val="Heading3"/>
+      </w:pPr>
+      <w:r>
+        <w:t>My reasoning and evidence</w:t>
       </w:r>
     </w:p>
     <w:p>
@@ -487,24 +623,18 @@
       </w:r>
     </w:p>
     <w:p>
-      <w:pPr>
-        <w:pStyle w:val="Heading1"/>
-      </w:pPr>
-      <w:r>
-        <w:t>07. W3 Audit the limit</w:t>
+      <w:r>
+        <w:t>________________________________________________________________</w:t>
       </w:r>
     </w:p>
     <w:p>
       <w:r>
-        <w:t>A report omits this qualification: This finite example is not a general normality guarantee or a model of a biased convenience sample. Explain how omitting it could change a reader's interpretation, and write an accurate replacement.</w:t>
+        <w:t>________________________________________________________________</w:t>
       </w:r>
     </w:p>
     <w:p>
-      <w:pPr>
-        <w:pStyle w:val="Heading3"/>
-      </w:pPr>
-      <w:r>
-        <w:t>My reasoning and evidence</w:t>
+      <w:r>
+        <w:t>________________________________________________________________</w:t>
       </w:r>
     </w:p>
     <w:p>
@@ -518,44 +648,56 @@
       </w:r>
     </w:p>
     <w:p>
-      <w:r>
-        <w:t>________________________________________________________________</w:t>
+      <w:pPr>
+        <w:pStyle w:val="Heading1"/>
+      </w:pPr>
+      <w:r>
+        <w:t>07. W3 Audit the limit</w:t>
       </w:r>
     </w:p>
     <w:p>
       <w:r>
-        <w:t>________________________________________________________________</w:t>
+        <w:t>Audit the limit. Apply the supplied Sampling variability facts and keep your reasoning.</w:t>
       </w:r>
     </w:p>
     <w:p>
-      <w:r>
-        <w:t>________________________________________________________________</w:t>
+      <w:pPr>
+        <w:spacing w:line="336" w:lineRule="auto" w:after="180"/>
+      </w:pPr>
+      <w:r>
+        <w:rPr>
+          <w:b w:val="0"/>
+        </w:rPr>
+        <w:t>A report omits this qualification: This finite example is not a general normality guarantee or a model of a biased convenience sample.</w:t>
       </w:r>
     </w:p>
     <w:p>
-      <w:r>
-        <w:t>________________________________________________________________</w:t>
+      <w:pPr>
+        <w:spacing w:line="336" w:lineRule="auto" w:after="180"/>
+      </w:pPr>
+      <w:r>
+        <w:rPr>
+          <w:b w:val="0"/>
+        </w:rPr>
+        <w:t>Explain how omitting it could change a reader's interpretation, and write an accurate replacement.</w:t>
       </w:r>
     </w:p>
     <w:p>
       <w:pPr>
-        <w:pStyle w:val="Heading1"/>
-      </w:pPr>
-      <w:r>
-        <w:t>08. W4 Apply a new case independently</w:t>
+        <w:pStyle w:val="Heading3"/>
+      </w:pPr>
+      <w:r>
+        <w:t>My reasoning and evidence</w:t>
       </w:r>
     </w:p>
     <w:p>
       <w:r>
-        <w:t>Population0, 0, 4, 4 with distinct IDs; enumerate size2 sample means and their average.</w:t>
+        <w:t>________________________________________________________________</w:t>
       </w:r>
     </w:p>
     <w:p>
-      <w:pPr>
-        <w:pStyle w:val="Heading3"/>
-      </w:pPr>
-      <w:r>
-        <w:t>My reasoning and evidence</w:t>
+      <w:r>
+        <w:t>________________________________________________________________</w:t>
       </w:r>
     </w:p>
     <w:p>
@@ -579,44 +721,50 @@
       </w:r>
     </w:p>
     <w:p>
-      <w:r>
-        <w:t>________________________________________________________________</w:t>
+      <w:pPr>
+        <w:pStyle w:val="Heading1"/>
+      </w:pPr>
+      <w:r>
+        <w:t>08. W4 Apply a new case independently</w:t>
       </w:r>
     </w:p>
     <w:p>
       <w:r>
-        <w:t>________________________________________________________________</w:t>
+        <w:t>Attempt before feedback. If this repeats the selected independent case, reuse that first attempt; otherwise keep a separate record. Apply a new case independently. Apply the supplied Sampling variability facts and keep your reasoning.</w:t>
       </w:r>
     </w:p>
     <w:p>
-      <w:r>
-        <w:t>________________________________________________________________</w:t>
+      <w:pPr>
+        <w:spacing w:line="336" w:lineRule="auto" w:after="180"/>
+      </w:pPr>
+      <w:r>
+        <w:rPr>
+          <w:b w:val="0"/>
+        </w:rPr>
+        <w:t>Population0, 0, 4, 4 with distinct IDs; enumerate size2 sample means and their average.</w:t>
       </w:r>
     </w:p>
     <w:p>
-      <w:r>
-        <w:t>________________________________________________________________</w:t>
+      <w:pPr>
+        <w:pStyle w:val="Heading3"/>
+      </w:pPr>
+      <w:r>
+        <w:t>My reasoning and evidence</w:t>
       </w:r>
     </w:p>
     <w:p>
-      <w:pPr>
-        <w:pStyle w:val="Heading1"/>
-      </w:pPr>
-      <w:r>
-        <w:t>09. W5 Design a revealing follow-up</w:t>
+      <w:r>
+        <w:t>________________________________________________________________</w:t>
       </w:r>
     </w:p>
     <w:p>
       <w:r>
-        <w:t>For the worked scenario, propose one additional case that could reveal a failure, describe its expected outcome before running it, and explain what would need to remain fixed for a fair comparison. Do not reuse W4 as a new final test after receiving feedback.</w:t>
+        <w:t>________________________________________________________________</w:t>
       </w:r>
     </w:p>
     <w:p>
-      <w:pPr>
-        <w:pStyle w:val="Heading3"/>
-      </w:pPr>
-      <w:r>
-        <w:t>My reasoning and evidence</w:t>
+      <w:r>
+        <w:t>________________________________________________________________</w:t>
       </w:r>
     </w:p>
     <w:p>
@@ -645,26 +793,38 @@
       </w:r>
     </w:p>
     <w:p>
-      <w:r>
-        <w:t>________________________________________________________________</w:t>
+      <w:pPr>
+        <w:pStyle w:val="Heading1"/>
+      </w:pPr>
+      <w:r>
+        <w:t>09. W5 Design a revealing follow-up</w:t>
       </w:r>
     </w:p>
     <w:p>
       <w:r>
-        <w:t>________________________________________________________________</w:t>
+        <w:t>Design a revealing follow-up. Apply the supplied Sampling variability facts and keep your reasoning.</w:t>
       </w:r>
     </w:p>
     <w:p>
       <w:pPr>
-        <w:pStyle w:val="Heading1"/>
-      </w:pPr>
-      <w:r>
-        <w:t>10. Project checkpoint and reflection</w:t>
+        <w:spacing w:line="336" w:lineRule="auto" w:after="180"/>
+      </w:pPr>
+      <w:r>
+        <w:rPr>
+          <w:b w:val="0"/>
+        </w:rPr>
+        <w:t>For the worked scenario, propose one additional case that could reveal a failure, describe its expected outcome before running it, and explain what would need to remain fixed for a fair comparison.</w:t>
       </w:r>
     </w:p>
     <w:p>
-      <w:r>
-        <w:t>Add a labelled sampling variability evidence sheet to Reproducible AI Research Study. Show how you can explain the mechanism and terminology of sampling variability. Use the supplied fictional case and keep its inputs, intermediate steps, calculation or prediction, and limitation. Connect this record to last week’s record; a matching answer without a trace is insufficient.</w:t>
+      <w:pPr>
+        <w:spacing w:line="336" w:lineRule="auto" w:after="180"/>
+      </w:pPr>
+      <w:r>
+        <w:rPr>
+          <w:b w:val="0"/>
+        </w:rPr>
+        <w:t>Do not reuse W4 as a new final test after receiving feedback.</w:t>
       </w:r>
     </w:p>
     <w:p>
@@ -672,7 +832,7 @@
         <w:pStyle w:val="Heading3"/>
       </w:pPr>
       <w:r>
-        <w:t>My project change, supporting evidence and remaining limit</w:t>
+        <w:t>My reasoning and evidence</w:t>
       </w:r>
     </w:p>
     <w:p>
@@ -706,11 +866,166 @@
       </w:r>
     </w:p>
     <w:p>
+      <w:r>
+        <w:t>________________________________________________________________</w:t>
+      </w:r>
+    </w:p>
+    <w:p>
       <w:pPr>
         <w:pStyle w:val="Heading1"/>
       </w:pPr>
       <w:r>
+        <w:t>10. Project checkpoint and reflection</w:t>
+      </w:r>
+    </w:p>
+    <w:p>
+      <w:r>
+        <w:t>Connect Sampling variability to Reproducible AI Research Study, identify a limit and choose the next useful test.</w:t>
+      </w:r>
+    </w:p>
+    <w:p>
+      <w:pPr>
+        <w:spacing w:line="336" w:lineRule="auto" w:after="180"/>
+      </w:pPr>
+      <w:r>
+        <w:rPr>
+          <w:b w:val="0"/>
+        </w:rPr>
+        <w:t xml:space="preserve">Add a labelled </w:t>
+      </w:r>
+      <w:r>
+        <w:rPr>
+          <w:b/>
+        </w:rPr>
+        <w:t>sampling variability</w:t>
+      </w:r>
+      <w:r>
+        <w:rPr>
+          <w:b w:val="0"/>
+        </w:rPr>
+        <w:t xml:space="preserve"> </w:t>
+      </w:r>
+      <w:r>
+        <w:rPr>
+          <w:b/>
+        </w:rPr>
+        <w:t>evidence</w:t>
+      </w:r>
+      <w:r>
+        <w:rPr>
+          <w:b w:val="0"/>
+        </w:rPr>
+        <w:t xml:space="preserve"> sheet to Reproducible AI Research Study. Show how you can explain the </w:t>
+      </w:r>
+      <w:r>
+        <w:rPr>
+          <w:b/>
+        </w:rPr>
+        <w:t>mechanism</w:t>
+      </w:r>
+      <w:r>
+        <w:rPr>
+          <w:b w:val="0"/>
+        </w:rPr>
+        <w:t xml:space="preserve"> and terminology of </w:t>
+      </w:r>
+      <w:r>
+        <w:rPr>
+          <w:b/>
+        </w:rPr>
+        <w:t>sampling variability</w:t>
+      </w:r>
+      <w:r>
+        <w:rPr>
+          <w:b w:val="0"/>
+        </w:rPr>
+        <w:t>.</w:t>
+      </w:r>
+    </w:p>
+    <w:p>
+      <w:pPr>
+        <w:spacing w:line="336" w:lineRule="auto" w:after="180"/>
+      </w:pPr>
+      <w:r>
+        <w:rPr>
+          <w:b w:val="0"/>
+        </w:rPr>
+        <w:t xml:space="preserve">Use the supplied fictional case and keep its </w:t>
+      </w:r>
+      <w:r>
+        <w:rPr>
+          <w:b/>
+        </w:rPr>
+        <w:t>input</w:t>
+      </w:r>
+      <w:r>
+        <w:rPr>
+          <w:b w:val="0"/>
+        </w:rPr>
+        <w:t xml:space="preserve">s, intermediate steps, calculation or </w:t>
+      </w:r>
+      <w:r>
+        <w:rPr>
+          <w:b/>
+        </w:rPr>
+        <w:t>prediction</w:t>
+      </w:r>
+      <w:r>
+        <w:rPr>
+          <w:b w:val="0"/>
+        </w:rPr>
+        <w:t>, and limitation. Connect this record to last week’s record; a matching answer without a trace is insufficient.</w:t>
+      </w:r>
+    </w:p>
+    <w:p>
+      <w:pPr>
+        <w:pStyle w:val="Heading3"/>
+      </w:pPr>
+      <w:r>
+        <w:t>My project change, supporting evidence and remaining limit</w:t>
+      </w:r>
+    </w:p>
+    <w:p>
+      <w:r>
+        <w:t>________________________________________________________________</w:t>
+      </w:r>
+    </w:p>
+    <w:p>
+      <w:r>
+        <w:t>________________________________________________________________</w:t>
+      </w:r>
+    </w:p>
+    <w:p>
+      <w:r>
+        <w:t>________________________________________________________________</w:t>
+      </w:r>
+    </w:p>
+    <w:p>
+      <w:r>
+        <w:t>________________________________________________________________</w:t>
+      </w:r>
+    </w:p>
+    <w:p>
+      <w:r>
+        <w:t>________________________________________________________________</w:t>
+      </w:r>
+    </w:p>
+    <w:p>
+      <w:r>
+        <w:t>________________________________________________________________</w:t>
+      </w:r>
+    </w:p>
+    <w:p>
+      <w:pPr>
+        <w:pStyle w:val="Heading1"/>
+      </w:pPr>
+      <w:r>
         <w:t>11. Feedback, return check and learning record</w:t>
+      </w:r>
+    </w:p>
+    <w:p>
+      <w:r>
+        <w:t>Record the first repaired step and a different case to revisit after a delay.</w:t>
       </w:r>
     </w:p>
     <w:tbl>
@@ -850,7 +1165,13 @@
       </w:tr>
     </w:tbl>
     <w:p>
-      <w:r>
+      <w:pPr>
+        <w:spacing w:line="336" w:lineRule="auto" w:after="180"/>
+      </w:pPr>
+      <w:r>
+        <w:rPr>
+          <w:b w:val="0"/>
+        </w:rPr>
         <w:t>Revisit this idea with your teacher after a delay. Familiarity is different from explaining and using it on a changed case.</w:t>
       </w:r>
     </w:p>
@@ -864,11 +1185,28 @@
     </w:p>
     <w:p>
       <w:r>
-        <w:t>Two small samples can differ. A fixed classifier is scored on two distinct four-case samples from a declared collection.</w:t>
+        <w:t>Two small samples can differ. A fixed classifier is scored on two distinct four-case samples from a declared collection. Explain the labelled step before checking the changed condition.</w:t>
       </w:r>
     </w:p>
     <w:p>
-      <w:r>
+      <w:pPr>
+        <w:spacing w:line="336" w:lineRule="auto" w:after="180"/>
+      </w:pPr>
+      <w:r>
+        <w:rPr>
+          <w:b w:val="0"/>
+        </w:rPr>
+        <w:t>Two small samples can differ. A fixed classifier is scored on two distinct four-case samples from a declared collection.</w:t>
+      </w:r>
+    </w:p>
+    <w:p>
+      <w:pPr>
+        <w:spacing w:line="336" w:lineRule="auto" w:after="180"/>
+      </w:pPr>
+      <w:r>
+        <w:rPr>
+          <w:b w:val="0"/>
+        </w:rPr>
         <w:t>Sample A has 3 correct of 4; sample B has 2 correct of 4. The model and rubric are unchanged.</w:t>
       </w:r>
     </w:p>
@@ -945,7 +1283,13 @@
       </w:r>
     </w:p>
     <w:p>
-      <w:r>
+      <w:pPr>
+        <w:spacing w:line="336" w:lineRule="auto" w:after="180"/>
+      </w:pPr>
+      <w:r>
+        <w:rPr>
+          <w:b w:val="0"/>
+        </w:rPr>
         <w:t>Calculate the two four-case rates and their difference. Explain how changed included cases can affect a fixed model, and why identical deterministic records should not differ on a rerun.</w:t>
       </w:r>
     </w:p>
@@ -988,35 +1332,126 @@
       </w:r>
     </w:p>
     <w:p>
-      <w:r>
-        <w:t>Support used: alone / hint / worked example. This record is practice evidence.</w:t>
+      <w:pPr>
+        <w:pStyle w:val="Heading3"/>
+      </w:pPr>
+      <w:r>
+        <w:t>Record the help used</w:t>
       </w:r>
     </w:p>
     <w:p>
-      <w:r>
-        <w:t>Project connection: For the Reproducible AI Research Study, retain an annotated worked trace and the changed-case reasoning. Connect the claim to its records, units and assumptions so another investigator can challenge or reproduce it.</w:t>
+      <w:pPr>
+        <w:spacing w:line="336" w:lineRule="auto" w:after="180"/>
+        <w:shd w:fill="F1F6F8"/>
+      </w:pPr>
+      <w:r>
+        <w:rPr>
+          <w:b w:val="0"/>
+        </w:rPr>
+        <w:t xml:space="preserve">Support used: alone / hint / worked example. This record is practice </w:t>
+      </w:r>
+      <w:r>
+        <w:rPr>
+          <w:b/>
+        </w:rPr>
+        <w:t>evidence</w:t>
+      </w:r>
+      <w:r>
+        <w:rPr>
+          <w:b w:val="0"/>
+        </w:rPr>
+        <w:t>.</w:t>
       </w:r>
     </w:p>
     <w:p>
       <w:pPr>
-        <w:pStyle w:val="Heading1"/>
-      </w:pPr>
-      <w:r>
-        <w:t>13. Project portfolio milestone</w:t>
+        <w:spacing w:line="336" w:lineRule="auto" w:after="180"/>
+      </w:pPr>
+      <w:r>
+        <w:rPr>
+          <w:b w:val="0"/>
+        </w:rPr>
+        <w:t>Project connection: For the Reproducible AI Research Study, retain an annotated worked trace and the changed-case reasoning.</w:t>
       </w:r>
     </w:p>
     <w:p>
-      <w:r>
-        <w:t>Project: Reproducible AI Research Study</w:t>
+      <w:pPr>
+        <w:spacing w:line="336" w:lineRule="auto" w:after="180"/>
+      </w:pPr>
+      <w:r>
+        <w:rPr>
+          <w:b w:val="0"/>
+        </w:rPr>
+        <w:t>Connect the claim to its records, units and assumptions so another investigator can challenge or reproduce it.</w:t>
       </w:r>
     </w:p>
     <w:p>
-      <w:r>
-        <w:t>Current milestone: Make a transparent first version. Keep a trace of how one input becomes an output; explain the rule or learned component.</w:t>
+      <w:pPr>
+        <w:pStyle w:val="Heading1"/>
+      </w:pPr>
+      <w:r>
+        <w:t>13. Project portfolio milestone</w:t>
       </w:r>
     </w:p>
     <w:p>
       <w:r>
+        <w:t>Keep this week’s input, deciding step, result and limit together in the Reproducible AI Research Study record.</w:t>
+      </w:r>
+    </w:p>
+    <w:p>
+      <w:pPr>
+        <w:spacing w:line="336" w:lineRule="auto" w:after="180"/>
+      </w:pPr>
+      <w:r>
+        <w:rPr>
+          <w:b w:val="0"/>
+        </w:rPr>
+        <w:t>Project: Reproducible AI Research Study</w:t>
+      </w:r>
+    </w:p>
+    <w:p>
+      <w:pPr>
+        <w:spacing w:line="336" w:lineRule="auto" w:after="180"/>
+      </w:pPr>
+      <w:r>
+        <w:rPr>
+          <w:b w:val="0"/>
+        </w:rPr>
+        <w:t xml:space="preserve">Current milestone: Make a transparent first version. Keep a trace of how one </w:t>
+      </w:r>
+      <w:r>
+        <w:rPr>
+          <w:b/>
+        </w:rPr>
+        <w:t>input</w:t>
+      </w:r>
+      <w:r>
+        <w:rPr>
+          <w:b w:val="0"/>
+        </w:rPr>
+        <w:t xml:space="preserve"> becomes an </w:t>
+      </w:r>
+      <w:r>
+        <w:rPr>
+          <w:b/>
+        </w:rPr>
+        <w:t>output</w:t>
+      </w:r>
+      <w:r>
+        <w:rPr>
+          <w:b w:val="0"/>
+        </w:rPr>
+        <w:t>; explain the rule or learned component.</w:t>
+      </w:r>
+    </w:p>
+    <w:p>
+      <w:pPr>
+        <w:spacing w:line="336" w:lineRule="auto" w:after="180"/>
+      </w:pPr>
+      <w:r>
+        <w:rPr>
+          <w:b w:val="0"/>
+        </w:rPr>
         <w:t>For the Reproducible AI Research Study, retain an annotated worked trace and the changed-case reasoning. Connect the claim to its records, units and assumptions so another investigator can challenge or reproduce it.</w:t>
       </w:r>
     </w:p>
@@ -1179,53 +1614,92 @@
     </w:p>
     <w:p>
       <w:r>
-        <w:t>Use this supported practice once, in the browser or on paper. Keep the reserved independent assessment for a separate first attempt before teacher feedback.</w:t>
+        <w:t>Try the supported questions before comparing with hints and feedback. Record what you repaired and the evidence you retained.</w:t>
       </w:r>
     </w:p>
     <w:p>
-      <w:r>
-        <w:t>Two small samples can differ. A fixed classifier is scored on two distinct four-case samples from a declared collection.</w:t>
+      <w:pPr>
+        <w:spacing w:line="336" w:lineRule="auto" w:after="180"/>
+      </w:pPr>
+      <w:r>
+        <w:rPr>
+          <w:b w:val="0"/>
+        </w:rPr>
+        <w:t>Use this supported practice once, in the browser or on paper. Keep the reserved independent assessment for a separate first attempt before teacher feedback.</w:t>
       </w:r>
     </w:p>
     <w:p>
       <w:pPr>
-        <w:pStyle w:val="Heading3"/>
-      </w:pPr>
-      <w:r>
-        <w:t>Practice 1: explain the deciding evidence</w:t>
+        <w:spacing w:line="336" w:lineRule="auto" w:after="180"/>
+      </w:pPr>
+      <w:r>
+        <w:rPr>
+          <w:b w:val="0"/>
+        </w:rPr>
+        <w:t>Two small samples can differ. A fixed classifier is scored on two distinct four-case samples from a declared collection.</w:t>
       </w:r>
     </w:p>
     <w:p>
-      <w:r>
-        <w:t>Which labelled step matches this detail? Different included cases can change a small-sample rate.</w:t>
+      <w:pPr>
+        <w:pStyle w:val="Heading3"/>
+      </w:pPr>
+      <w:r>
+        <w:t>Practice 1: explain the deciding evidence</w:t>
       </w:r>
     </w:p>
     <w:p>
-      <w:r>
-        <w:t>1. Consider sampling</w:t>
+      <w:pPr>
+        <w:spacing w:line="336" w:lineRule="auto" w:after="180"/>
+      </w:pPr>
+      <w:r>
+        <w:rPr>
+          <w:b w:val="0"/>
+        </w:rPr>
+        <w:t>Which labelled step matches this detail? Different included cases can change a small-sample rate.</w:t>
       </w:r>
     </w:p>
     <w:p>
-      <w:r>
-        <w:t>2. Keep model fixed</w:t>
+      <w:pPr>
+        <w:spacing w:line="336" w:lineRule="auto" w:after="180"/>
+        <w:shd w:fill="F4F9FC"/>
+      </w:pPr>
+      <w:r>
+        <w:rPr>
+          <w:b w:val="0"/>
+        </w:rPr>
+        <w:t>1. Consider sampling</w:t>
       </w:r>
     </w:p>
     <w:p>
-      <w:r>
-        <w:t>3. Compute observed rates</w:t>
+      <w:pPr>
+        <w:spacing w:line="336" w:lineRule="auto" w:after="180"/>
+        <w:shd w:fill="F4F9FC"/>
+      </w:pPr>
+      <w:r>
+        <w:rPr>
+          <w:b w:val="0"/>
+        </w:rPr>
+        <w:t>2. Keep model fixed</w:t>
       </w:r>
     </w:p>
     <w:p>
       <w:pPr>
-        <w:pStyle w:val="Heading3"/>
-      </w:pPr>
-      <w:r>
-        <w:t>My selected conclusion, deciding fact and explanation</w:t>
+        <w:spacing w:line="336" w:lineRule="auto" w:after="180"/>
+        <w:shd w:fill="F4F9FC"/>
+      </w:pPr>
+      <w:r>
+        <w:rPr>
+          <w:b w:val="0"/>
+        </w:rPr>
+        <w:t>3. Compute observed rates</w:t>
       </w:r>
     </w:p>
     <w:p>
-      <w:r>
-        <w:t>________________________________________________________________</w:t>
+      <w:pPr>
+        <w:pStyle w:val="Heading3"/>
+      </w:pPr>
+      <w:r>
+        <w:t>My selected conclusion, deciding fact and explanation</w:t>
       </w:r>
     </w:p>
     <w:p>
@@ -1250,40 +1724,79 @@
     </w:p>
     <w:p>
       <w:r>
-        <w:t>Hint if needed: Read the steps in the pictorial case. Match the supplied detail to the stage that performs or records it.</w:t>
+        <w:t>________________________________________________________________</w:t>
       </w:r>
     </w:p>
     <w:p>
-      <w:r>
-        <w:t>After your attempt, compare with the supported explanation: Consider sampling Different included cases can change a small-sample rate. Sampling variability means a statistic can vary because different units were observed. Do not automatically attribute every rate change to a model improvement or deterioration.</w:t>
+      <w:pPr>
+        <w:pStyle w:val="Heading3"/>
+      </w:pPr>
+      <w:r>
+        <w:t>Hint · try first</w:t>
       </w:r>
     </w:p>
     <w:p>
       <w:pPr>
-        <w:pStyle w:val="Heading3"/>
-      </w:pPr>
-      <w:r>
-        <w:t>Practice 2: explain the deciding evidence</w:t>
+        <w:spacing w:line="336" w:lineRule="auto" w:after="180"/>
+        <w:shd w:fill="F1F6F8"/>
+      </w:pPr>
+      <w:r>
+        <w:rPr>
+          <w:b w:val="0"/>
+        </w:rPr>
+        <w:t>Hint if needed: Read the steps in the pictorial case. Match the supplied detail to the stage that performs or records it.</w:t>
       </w:r>
     </w:p>
     <w:p>
-      <w:r>
-        <w:t>Changed-case practice: Evaluate the exact same fixed four cases twice with deterministic predictions. Which conclusion is supported by the supplied facts?</w:t>
+      <w:pPr>
+        <w:pStyle w:val="Heading3"/>
+      </w:pPr>
+      <w:r>
+        <w:t>Feedback · compare after trying</w:t>
       </w:r>
     </w:p>
     <w:p>
-      <w:r>
-        <w:t>1. The counts should agree unless some condition, data or scoring changed.</w:t>
+      <w:pPr>
+        <w:spacing w:line="336" w:lineRule="auto" w:after="180"/>
+        <w:shd w:fill="F1F6FC"/>
+      </w:pPr>
+      <w:r>
+        <w:rPr>
+          <w:b w:val="0"/>
+        </w:rPr>
+        <w:t xml:space="preserve">After your attempt, compare with the supported explanation: Consider sampling Different included cases can change a small-sample rate. </w:t>
+      </w:r>
+      <w:r>
+        <w:rPr>
+          <w:b/>
+        </w:rPr>
+        <w:t>Sampling variability</w:t>
+      </w:r>
+      <w:r>
+        <w:rPr>
+          <w:b w:val="0"/>
+        </w:rPr>
+        <w:t xml:space="preserve"> means a statistic can vary because different units were observed.</w:t>
       </w:r>
     </w:p>
     <w:p>
-      <w:r>
-        <w:t>2. We can decide the result without examining the changed input or the procedure.</w:t>
+      <w:pPr>
+        <w:spacing w:line="336" w:lineRule="auto" w:after="180"/>
+        <w:shd w:fill="F1F6FC"/>
+      </w:pPr>
+      <w:r>
+        <w:rPr>
+          <w:b w:val="0"/>
+        </w:rPr>
+        <w:t>Do not automatically attribute every rate change to a model improvement or deterioration.</w:t>
       </w:r>
     </w:p>
     <w:p>
-      <w:r>
-        <w:t>3. This one example guarantees correct results for every future input.</w:t>
+      <w:pPr>
+        <w:pStyle w:val="Heading3"/>
+      </w:pPr>
+      <w:r>
+        <w:t>Practice 2: explain the deciding evidence</w:t>
       </w:r>
     </w:p>
     <w:p>
@@ -1291,104 +1804,1099 @@
         <w:pStyle w:val="Heading3"/>
       </w:pPr>
       <w:r>
-        <w:t>My selected conclusion, deciding fact and explanation</w:t>
+        <w:t>Changed case · predict first</w:t>
       </w:r>
     </w:p>
     <w:p>
-      <w:r>
-        <w:t>________________________________________________________________</w:t>
+      <w:pPr>
+        <w:spacing w:line="336" w:lineRule="auto" w:after="180"/>
+        <w:shd w:fill="F5F1FB"/>
+      </w:pPr>
+      <w:r>
+        <w:rPr>
+          <w:b w:val="0"/>
+        </w:rPr>
+        <w:t xml:space="preserve">Changed-case practice: Evaluate the exact same fixed four cases twice with deterministic </w:t>
+      </w:r>
+      <w:r>
+        <w:rPr>
+          <w:b/>
+        </w:rPr>
+        <w:t>prediction</w:t>
+      </w:r>
+      <w:r>
+        <w:rPr>
+          <w:b w:val="0"/>
+        </w:rPr>
+        <w:t>s. Which conclusion is supported by the supplied facts?</w:t>
       </w:r>
     </w:p>
     <w:p>
-      <w:r>
-        <w:t>________________________________________________________________</w:t>
+      <w:pPr>
+        <w:spacing w:line="336" w:lineRule="auto" w:after="180"/>
+        <w:shd w:fill="F4F9FC"/>
+      </w:pPr>
+      <w:r>
+        <w:rPr>
+          <w:b w:val="0"/>
+        </w:rPr>
+        <w:t>1. The counts should agree unless some condition, data or scoring changed.</w:t>
       </w:r>
     </w:p>
     <w:p>
-      <w:r>
-        <w:t>________________________________________________________________</w:t>
+      <w:pPr>
+        <w:spacing w:line="336" w:lineRule="auto" w:after="180"/>
+        <w:shd w:fill="F4F9FC"/>
+      </w:pPr>
+      <w:r>
+        <w:rPr>
+          <w:b w:val="0"/>
+        </w:rPr>
+        <w:t xml:space="preserve">2. We can decide the result without examining the changed </w:t>
+      </w:r>
+      <w:r>
+        <w:rPr>
+          <w:b/>
+        </w:rPr>
+        <w:t>input</w:t>
+      </w:r>
+      <w:r>
+        <w:rPr>
+          <w:b w:val="0"/>
+        </w:rPr>
+        <w:t xml:space="preserve"> or the procedure.</w:t>
       </w:r>
     </w:p>
     <w:p>
-      <w:r>
-        <w:t>________________________________________________________________</w:t>
+      <w:pPr>
+        <w:spacing w:line="336" w:lineRule="auto" w:after="180"/>
+        <w:shd w:fill="F4F9FC"/>
+      </w:pPr>
+      <w:r>
+        <w:rPr>
+          <w:b w:val="0"/>
+        </w:rPr>
+        <w:t xml:space="preserve">3. This one example guarantees correct results for every future </w:t>
+      </w:r>
+      <w:r>
+        <w:rPr>
+          <w:b/>
+        </w:rPr>
+        <w:t>input</w:t>
+      </w:r>
+      <w:r>
+        <w:rPr>
+          <w:b w:val="0"/>
+        </w:rPr>
+        <w:t>.</w:t>
       </w:r>
     </w:p>
     <w:p>
-      <w:r>
-        <w:t>________________________________________________________________</w:t>
+      <w:pPr>
+        <w:pStyle w:val="Heading3"/>
+      </w:pPr>
+      <w:r>
+        <w:t>My selected conclusion, deciding fact and explanation</w:t>
       </w:r>
     </w:p>
     <w:p>
       <w:r>
-        <w:t>Hint if needed: Use the changed condition and the deciding step in the pictorial trace. The answer must say what follows from those facts.</w:t>
+        <w:t>________________________________________________________________</w:t>
       </w:r>
     </w:p>
     <w:p>
       <w:r>
-        <w:t>After your attempt, compare with the supported explanation: The counts should agree unless some condition, data or scoring changed. The sampling explanation no longer applies when the records are identical.</w:t>
+        <w:t>________________________________________________________________</w:t>
       </w:r>
     </w:p>
     <w:p>
-      <w:pPr>
-        <w:pStyle w:val="Heading3"/>
-      </w:pPr>
-      <w:r>
-        <w:t>Repair a missing building block</w:t>
+      <w:r>
+        <w:t>________________________________________________________________</w:t>
       </w:r>
     </w:p>
     <w:p>
       <w:r>
-        <w:t>Review Confounders and controls (ai-7/10). Goal: Explain the mechanism and terminology of confounders and controls. Short practice: Draw the four condition/background combinations. Which variables were coupled before, and why would collecting only healthy-white and spotted-blue again leave the confounding unresolved?. Return to this week and explain what you changed.</w:t>
+        <w:t>________________________________________________________________</w:t>
       </w:r>
     </w:p>
     <w:p>
       <w:r>
-        <w:t>Review Baselines and fair comparisons (ai-7/8). Goal: Explain the mechanism and terminology of baselines and fair comparisons. Short practice: Calculate 6/8 and 7/8 correctness and name the one-case gain. Why is giving B the answer key incompatible with an unseen comparison to the simple baseline?. Return to this week and explain what you changed.</w:t>
+        <w:t>________________________________________________________________</w:t>
       </w:r>
     </w:p>
     <w:p>
-      <w:r>
-        <w:t>Review Replication and reproduction (ai-7/5). Goal: Explain the mechanism and terminology of replication and reproduction. Short practice: Calculate the scores from the original and new four-record sets. Which activity reproduces saved analysis, which repeats the protocol, and why does a different rerun of the original data need investigation?. Return to this week and explain what you changed.</w:t>
+      <w:pPr>
+        <w:pStyle w:val="Heading3"/>
+      </w:pPr>
+      <w:r>
+        <w:t>Hint · try first</w:t>
       </w:r>
     </w:p>
     <w:p>
       <w:pPr>
-        <w:pStyle w:val="Heading3"/>
-      </w:pPr>
-      <w:r>
-        <w:t>Predict, run and debug</w:t>
+        <w:spacing w:line="336" w:lineRule="auto" w:after="180"/>
+        <w:shd w:fill="F1F6F8"/>
+      </w:pPr>
+      <w:r>
+        <w:rPr>
+          <w:b w:val="0"/>
+        </w:rPr>
+        <w:t>Hint if needed: Use the changed condition and the deciding step in the pictorial trace. The answer must say what follows from those facts.</w:t>
       </w:r>
     </w:p>
     <w:p>
-      <w:r>
-        <w:t>The browser lab lets you edit the supported Python examples already included in this lesson. Predict first, run, inspect the actual output or error, change one input, then run again. Keep code, predictions, actual results and a reasoned revision together. On paper, label your result as a trace rather than an execution.</w:t>
+      <w:pPr>
+        <w:pStyle w:val="Heading3"/>
+      </w:pPr>
+      <w:r>
+        <w:t>Feedback · compare after trying</w:t>
       </w:r>
     </w:p>
     <w:p>
       <w:pPr>
-        <w:pStyle w:val="Heading3"/>
-      </w:pPr>
-      <w:r>
-        <w:t>Keep your completed work</w:t>
+        <w:spacing w:line="336" w:lineRule="auto" w:after="180"/>
+        <w:shd w:fill="F1F6FC"/>
+      </w:pPr>
+      <w:r>
+        <w:rPr>
+          <w:b w:val="0"/>
+        </w:rPr>
+        <w:t>After your attempt, compare with the supported explanation: The counts should agree unless some condition, data or scoring changed. The sampling explanation no longer applies when the records are identical.</w:t>
       </w:r>
     </w:p>
     <w:p>
-      <w:r>
-        <w:t>Use Download completed work in the hosted lesson to export your answers, reflections, practice feedback and code-run evidence. Open the HTML copy to read or print it. Drafts stay in this browser when storage is available; clear drafts on a shared device.</w:t>
+      <w:pPr>
+        <w:pStyle w:val="Heading3"/>
+      </w:pPr>
+      <w:r>
+        <w:t>Repair a missing building block</w:t>
       </w:r>
     </w:p>
     <w:p>
       <w:pPr>
-        <w:pStyle w:val="Heading3"/>
-      </w:pPr>
-      <w:r>
-        <w:t>What I repaired, the evidence I kept and the next test</w:t>
+        <w:spacing w:line="336" w:lineRule="auto" w:after="180"/>
+      </w:pPr>
+      <w:r>
+        <w:rPr>
+          <w:b w:val="0"/>
+        </w:rPr>
+        <w:t xml:space="preserve">Review Confounders and controls (ai-7/10). Goal: Explain the </w:t>
+      </w:r>
+      <w:r>
+        <w:rPr>
+          <w:b/>
+        </w:rPr>
+        <w:t>mechanism</w:t>
+      </w:r>
+      <w:r>
+        <w:rPr>
+          <w:b w:val="0"/>
+        </w:rPr>
+        <w:t xml:space="preserve"> and terminology of confounders and controls. Short practice: Draw the four condition/background combinations.</w:t>
       </w:r>
     </w:p>
     <w:p>
+      <w:pPr>
+        <w:spacing w:line="336" w:lineRule="auto" w:after="180"/>
+      </w:pPr>
+      <w:r>
+        <w:rPr>
+          <w:b w:val="0"/>
+        </w:rPr>
+        <w:t>Which variables were coupled before, and why would collecting only healthy-white and spotted-blue again leave the confounding unresolved?. Return to this week and explain what you changed.</w:t>
+      </w:r>
+    </w:p>
+    <w:p>
+      <w:pPr>
+        <w:spacing w:line="336" w:lineRule="auto" w:after="180"/>
+      </w:pPr>
+      <w:r>
+        <w:rPr>
+          <w:b w:val="0"/>
+        </w:rPr>
+        <w:t xml:space="preserve">Review Baselines and fair comparisons (ai-7/8). Goal: Explain the </w:t>
+      </w:r>
+      <w:r>
+        <w:rPr>
+          <w:b/>
+        </w:rPr>
+        <w:t>mechanism</w:t>
+      </w:r>
+      <w:r>
+        <w:rPr>
+          <w:b w:val="0"/>
+        </w:rPr>
+        <w:t xml:space="preserve"> and terminology of baselines and fair comparisons. Short practice: Calculate 6/8 and 7/8 correctness and name the one-case gain.</w:t>
+      </w:r>
+    </w:p>
+    <w:p>
+      <w:pPr>
+        <w:spacing w:line="336" w:lineRule="auto" w:after="180"/>
+      </w:pPr>
+      <w:r>
+        <w:rPr>
+          <w:b w:val="0"/>
+        </w:rPr>
+        <w:t>Why is giving B the answer key incompatible with an unseen comparison to the simple baseline?. Return to this week and explain what you changed.</w:t>
+      </w:r>
+    </w:p>
+    <w:p>
+      <w:pPr>
+        <w:spacing w:line="336" w:lineRule="auto" w:after="180"/>
+      </w:pPr>
+      <w:r>
+        <w:rPr>
+          <w:b w:val="0"/>
+        </w:rPr>
+        <w:t xml:space="preserve">Review Replication and reproduction (ai-7/5). Goal: Explain the </w:t>
+      </w:r>
+      <w:r>
+        <w:rPr>
+          <w:b/>
+        </w:rPr>
+        <w:t>mechanism</w:t>
+      </w:r>
+      <w:r>
+        <w:rPr>
+          <w:b w:val="0"/>
+        </w:rPr>
+        <w:t xml:space="preserve"> and terminology of replication and reproduction. Short practice: Calculate the scores from the original and new four-record sets.</w:t>
+      </w:r>
+    </w:p>
+    <w:p>
+      <w:pPr>
+        <w:spacing w:line="336" w:lineRule="auto" w:after="180"/>
+      </w:pPr>
+      <w:r>
+        <w:rPr>
+          <w:b w:val="0"/>
+        </w:rPr>
+        <w:t>Which activity reproduces saved analysis, which repeats the protocol, and why does a different rerun of the original data need investigation?. Return to this week and explain what you changed.</w:t>
+      </w:r>
+    </w:p>
+    <w:p>
+      <w:pPr>
+        <w:pStyle w:val="Heading3"/>
+      </w:pPr>
+      <w:r>
+        <w:t>Predict, run and debug</w:t>
+      </w:r>
+    </w:p>
+    <w:p>
+      <w:pPr>
+        <w:spacing w:line="336" w:lineRule="auto" w:after="180"/>
+      </w:pPr>
+      <w:r>
+        <w:rPr>
+          <w:b w:val="0"/>
+        </w:rPr>
+        <w:t xml:space="preserve">The browser lab lets you edit the supported Python examples already included in this lesson. Predict first, run, inspect the actual </w:t>
+      </w:r>
+      <w:r>
+        <w:rPr>
+          <w:b/>
+        </w:rPr>
+        <w:t>output</w:t>
+      </w:r>
+      <w:r>
+        <w:rPr>
+          <w:b w:val="0"/>
+        </w:rPr>
+        <w:t xml:space="preserve"> or error, change one </w:t>
+      </w:r>
+      <w:r>
+        <w:rPr>
+          <w:b/>
+        </w:rPr>
+        <w:t>input</w:t>
+      </w:r>
+      <w:r>
+        <w:rPr>
+          <w:b w:val="0"/>
+        </w:rPr>
+        <w:t>, then run again.</w:t>
+      </w:r>
+    </w:p>
+    <w:p>
+      <w:pPr>
+        <w:spacing w:line="336" w:lineRule="auto" w:after="180"/>
+      </w:pPr>
+      <w:r>
+        <w:rPr>
+          <w:b w:val="0"/>
+        </w:rPr>
+        <w:t xml:space="preserve">Keep code, </w:t>
+      </w:r>
+      <w:r>
+        <w:rPr>
+          <w:b/>
+        </w:rPr>
+        <w:t>prediction</w:t>
+      </w:r>
+      <w:r>
+        <w:rPr>
+          <w:b w:val="0"/>
+        </w:rPr>
+        <w:t>s, actual results and a reasoned revision together. On paper, label your result as a trace rather than an execution.</w:t>
+      </w:r>
+    </w:p>
+    <w:p>
+      <w:pPr>
+        <w:pStyle w:val="Heading3"/>
+      </w:pPr>
+      <w:r>
+        <w:t>Keep your completed work</w:t>
+      </w:r>
+    </w:p>
+    <w:p>
+      <w:pPr>
+        <w:spacing w:line="336" w:lineRule="auto" w:after="180"/>
+      </w:pPr>
+      <w:r>
+        <w:rPr>
+          <w:b w:val="0"/>
+        </w:rPr>
+        <w:t xml:space="preserve">Use Download completed work in the hosted lesson to export your answers, reflections, practice feedback and code-run </w:t>
+      </w:r>
+      <w:r>
+        <w:rPr>
+          <w:b/>
+        </w:rPr>
+        <w:t>evidence</w:t>
+      </w:r>
+      <w:r>
+        <w:rPr>
+          <w:b w:val="0"/>
+        </w:rPr>
+        <w:t>. Open the HTML copy to read or print it.</w:t>
+      </w:r>
+    </w:p>
+    <w:p>
+      <w:pPr>
+        <w:spacing w:line="336" w:lineRule="auto" w:after="180"/>
+      </w:pPr>
+      <w:r>
+        <w:rPr>
+          <w:b w:val="0"/>
+        </w:rPr>
+        <w:t>Drafts stay in this browser when storage is available; clear drafts on a shared device.</w:t>
+      </w:r>
+    </w:p>
+    <w:p>
+      <w:pPr>
+        <w:pStyle w:val="Heading3"/>
+      </w:pPr>
+      <w:r>
+        <w:t>What I repaired, the evidence I kept and the next test</w:t>
+      </w:r>
+    </w:p>
+    <w:p>
       <w:r>
         <w:t>________________________________________________________________</w:t>
+      </w:r>
+    </w:p>
+    <w:p>
+      <w:r>
+        <w:t>________________________________________________________________</w:t>
+      </w:r>
+    </w:p>
+    <w:p>
+      <w:r>
+        <w:t>________________________________________________________________</w:t>
+      </w:r>
+    </w:p>
+    <w:p>
+      <w:r>
+        <w:t>________________________________________________________________</w:t>
+      </w:r>
+    </w:p>
+    <w:p>
+      <w:r>
+        <w:t>________________________________________________________________</w:t>
+      </w:r>
+    </w:p>
+    <w:p>
+      <w:pPr>
+        <w:pStyle w:val="Heading1"/>
+      </w:pPr>
+      <w:r>
+        <w:t>15. Visual concept journey</w:t>
+      </w:r>
+    </w:p>
+    <w:p>
+      <w:r>
+        <w:t>Explain each Sampling variability picture from its labels, then record a relevant limit.</w:t>
+      </w:r>
+    </w:p>
+    <w:p>
+      <w:pPr>
+        <w:pStyle w:val="Heading3"/>
+      </w:pPr>
+      <w:r>
+        <w:t>01. Sampling variability: the case</w:t>
+      </w:r>
+    </w:p>
+    <w:p>
+      <w:r>
+        <w:drawing>
+          <wp:inline xmlns:a="http://schemas.openxmlformats.org/drawingml/2006/main" xmlns:pic="http://schemas.openxmlformats.org/drawingml/2006/picture">
+            <wp:extent cx="5486400" cy="2834640"/>
+            <wp:docPr id="3" name="Picture 3" descr="Two small samples can differ. A fixed classifier is scored on two distinct four-case samples from a declared collection. Supplied facts: Sample A has 3 correct of 4; sample B has 2 correct of 4. The model and rubric are unchanged."/>
+            <wp:cNvGraphicFramePr>
+              <a:graphicFrameLocks noChangeAspect="1"/>
+            </wp:cNvGraphicFramePr>
+            <a:graphic>
+              <a:graphicData uri="http://schemas.openxmlformats.org/drawingml/2006/picture">
+                <pic:pic>
+                  <pic:nvPicPr>
+                    <pic:cNvPr id="0" name="academy-story-ai-7-11-01.png"/>
+                    <pic:cNvPicPr/>
+                  </pic:nvPicPr>
+                  <pic:blipFill>
+                    <a:blip r:embed="rId11"/>
+                    <a:stretch>
+                      <a:fillRect/>
+                    </a:stretch>
+                  </pic:blipFill>
+                  <pic:spPr>
+                    <a:xfrm>
+                      <a:off x="0" y="0"/>
+                      <a:ext cx="5486400" cy="2834640"/>
+                    </a:xfrm>
+                    <a:prstGeom prst="rect"/>
+                  </pic:spPr>
+                </pic:pic>
+              </a:graphicData>
+            </a:graphic>
+          </wp:inline>
+        </w:drawing>
+      </w:r>
+    </w:p>
+    <w:p>
+      <w:pPr>
+        <w:spacing w:line="336" w:lineRule="auto" w:after="180"/>
+      </w:pPr>
+      <w:r>
+        <w:rPr>
+          <w:b w:val="0"/>
+        </w:rPr>
+        <w:t>Two small samples can differ. A fixed classifier is scored on two distinct four-case samples from a declared collection. Supplied facts: Sample A has 3 correct of 4; sample B has 2 correct of 4.</w:t>
+      </w:r>
+    </w:p>
+    <w:p>
+      <w:pPr>
+        <w:spacing w:line="336" w:lineRule="auto" w:after="180"/>
+      </w:pPr>
+      <w:r>
+        <w:rPr>
+          <w:b w:val="0"/>
+        </w:rPr>
+        <w:t>The model and rubric are unchanged.</w:t>
+      </w:r>
+    </w:p>
+    <w:p>
+      <w:pPr>
+        <w:spacing w:line="336" w:lineRule="auto" w:after="180"/>
+        <w:shd w:fill="F5F1FB"/>
+      </w:pPr>
+      <w:r>
+        <w:rPr>
+          <w:b w:val="0"/>
+        </w:rPr>
+        <w:t>Point to the given fact that matters most. Explain why it matters.</w:t>
+      </w:r>
+    </w:p>
+    <w:p>
+      <w:pPr>
+        <w:pStyle w:val="Heading3"/>
+      </w:pPr>
+      <w:r>
+        <w:t>My picture explanation, deciding evidence and one limit</w:t>
+      </w:r>
+    </w:p>
+    <w:p>
+      <w:r>
+        <w:t>________________________________________________________________</w:t>
+      </w:r>
+    </w:p>
+    <w:p>
+      <w:r>
+        <w:t>________________________________________________________________</w:t>
+      </w:r>
+    </w:p>
+    <w:p>
+      <w:r>
+        <w:t>________________________________________________________________</w:t>
+      </w:r>
+    </w:p>
+    <w:p>
+      <w:r>
+        <w:t>________________________________________________________________</w:t>
+      </w:r>
+    </w:p>
+    <w:p>
+      <w:pPr>
+        <w:pStyle w:val="Heading3"/>
+      </w:pPr>
+      <w:r>
+        <w:t>02. Follow the deciding steps</w:t>
+      </w:r>
+    </w:p>
+    <w:p>
+      <w:r>
+        <w:drawing>
+          <wp:inline xmlns:a="http://schemas.openxmlformats.org/drawingml/2006/main" xmlns:pic="http://schemas.openxmlformats.org/drawingml/2006/picture">
+            <wp:extent cx="5486400" cy="3182112"/>
+            <wp:docPr id="4" name="Picture 4" descr="Keep model fixed: No training or threshold change occurs between samples. → Compute observed rates: A is 75%; B is 50%, differing by 25 percentage points. → Consider sampling: Different included cases can change a small-sample rate."/>
+            <wp:cNvGraphicFramePr>
+              <a:graphicFrameLocks noChangeAspect="1"/>
+            </wp:cNvGraphicFramePr>
+            <a:graphic>
+              <a:graphicData uri="http://schemas.openxmlformats.org/drawingml/2006/picture">
+                <pic:pic>
+                  <pic:nvPicPr>
+                    <pic:cNvPr id="0" name="academy-story-ai-7-11-02.png"/>
+                    <pic:cNvPicPr/>
+                  </pic:nvPicPr>
+                  <pic:blipFill>
+                    <a:blip r:embed="rId12"/>
+                    <a:stretch>
+                      <a:fillRect/>
+                    </a:stretch>
+                  </pic:blipFill>
+                  <pic:spPr>
+                    <a:xfrm>
+                      <a:off x="0" y="0"/>
+                      <a:ext cx="5486400" cy="3182112"/>
+                    </a:xfrm>
+                    <a:prstGeom prst="rect"/>
+                  </pic:spPr>
+                </pic:pic>
+              </a:graphicData>
+            </a:graphic>
+          </wp:inline>
+        </w:drawing>
+      </w:r>
+    </w:p>
+    <w:p>
+      <w:pPr>
+        <w:spacing w:line="336" w:lineRule="auto" w:after="180"/>
+      </w:pPr>
+      <w:r>
+        <w:rPr>
+          <w:b w:val="0"/>
+        </w:rPr>
+        <w:t xml:space="preserve">Keep model fixed: No </w:t>
+      </w:r>
+      <w:r>
+        <w:rPr>
+          <w:b/>
+        </w:rPr>
+        <w:t>training</w:t>
+      </w:r>
+      <w:r>
+        <w:rPr>
+          <w:b w:val="0"/>
+        </w:rPr>
+        <w:t xml:space="preserve"> or threshold change occurs between samples. → Compute observed rates: A is 75%; B is 50%, differing by 25 percentage points. → Consider sampling: Different included cases can change a small-sample rate.</w:t>
+      </w:r>
+    </w:p>
+    <w:p>
+      <w:pPr>
+        <w:spacing w:line="336" w:lineRule="auto" w:after="180"/>
+        <w:shd w:fill="F5F1FB"/>
+      </w:pPr>
+      <w:r>
+        <w:rPr>
+          <w:b w:val="0"/>
+        </w:rPr>
+        <w:t xml:space="preserve">Point to each numbered stage and explain which recorded </w:t>
+      </w:r>
+      <w:r>
+        <w:rPr>
+          <w:b/>
+        </w:rPr>
+        <w:t>input</w:t>
+      </w:r>
+      <w:r>
+        <w:rPr>
+          <w:b w:val="0"/>
+        </w:rPr>
+        <w:t xml:space="preserve"> it uses.</w:t>
+      </w:r>
+    </w:p>
+    <w:p>
+      <w:pPr>
+        <w:pStyle w:val="Heading3"/>
+      </w:pPr>
+      <w:r>
+        <w:t>My picture explanation, deciding evidence and one limit</w:t>
+      </w:r>
+    </w:p>
+    <w:p>
+      <w:r>
+        <w:t>________________________________________________________________</w:t>
+      </w:r>
+    </w:p>
+    <w:p>
+      <w:r>
+        <w:t>________________________________________________________________</w:t>
+      </w:r>
+    </w:p>
+    <w:p>
+      <w:r>
+        <w:t>________________________________________________________________</w:t>
+      </w:r>
+    </w:p>
+    <w:p>
+      <w:r>
+        <w:t>________________________________________________________________</w:t>
+      </w:r>
+    </w:p>
+    <w:p>
+      <w:pPr>
+        <w:pStyle w:val="Heading3"/>
+      </w:pPr>
+      <w:r>
+        <w:t>03. Two distinct samples, fixed model</w:t>
+      </w:r>
+    </w:p>
+    <w:p>
+      <w:r>
+        <w:drawing>
+          <wp:inline xmlns:a="http://schemas.openxmlformats.org/drawingml/2006/main" xmlns:pic="http://schemas.openxmlformats.org/drawingml/2006/picture">
+            <wp:extent cx="5486400" cy="2834640"/>
+            <wp:docPr id="5" name="Picture 5" descr="Two distinct samples, fixed model. Units: correct cases out of 4 in each sample. Sample A: 3. Sample B: 2."/>
+            <wp:cNvGraphicFramePr>
+              <a:graphicFrameLocks noChangeAspect="1"/>
+            </wp:cNvGraphicFramePr>
+            <a:graphic>
+              <a:graphicData uri="http://schemas.openxmlformats.org/drawingml/2006/picture">
+                <pic:pic>
+                  <pic:nvPicPr>
+                    <pic:cNvPr id="0" name="academy-story-ai-7-11-03.png"/>
+                    <pic:cNvPicPr/>
+                  </pic:nvPicPr>
+                  <pic:blipFill>
+                    <a:blip r:embed="rId13"/>
+                    <a:stretch>
+                      <a:fillRect/>
+                    </a:stretch>
+                  </pic:blipFill>
+                  <pic:spPr>
+                    <a:xfrm>
+                      <a:off x="0" y="0"/>
+                      <a:ext cx="5486400" cy="2834640"/>
+                    </a:xfrm>
+                    <a:prstGeom prst="rect"/>
+                  </pic:spPr>
+                </pic:pic>
+              </a:graphicData>
+            </a:graphic>
+          </wp:inline>
+        </w:drawing>
+      </w:r>
+    </w:p>
+    <w:p>
+      <w:pPr>
+        <w:spacing w:line="336" w:lineRule="auto" w:after="180"/>
+      </w:pPr>
+      <w:r>
+        <w:rPr>
+          <w:b w:val="0"/>
+        </w:rPr>
+        <w:t>Two distinct samples, fixed model. Units: correct cases out of 4 in each sample. Sample A: 3. Sample B: 2.</w:t>
+      </w:r>
+    </w:p>
+    <w:p>
+      <w:pPr>
+        <w:spacing w:line="336" w:lineRule="auto" w:after="180"/>
+        <w:shd w:fill="F5F1FB"/>
+      </w:pPr>
+      <w:r>
+        <w:rPr>
+          <w:b w:val="0"/>
+        </w:rPr>
+        <w:t>Read the labels and values. Explain the relationship the model shows.</w:t>
+      </w:r>
+    </w:p>
+    <w:p>
+      <w:pPr>
+        <w:pStyle w:val="Heading3"/>
+      </w:pPr>
+      <w:r>
+        <w:t>My picture explanation, deciding evidence and one limit</w:t>
+      </w:r>
+    </w:p>
+    <w:p>
+      <w:r>
+        <w:t>________________________________________________________________</w:t>
+      </w:r>
+    </w:p>
+    <w:p>
+      <w:r>
+        <w:t>________________________________________________________________</w:t>
+      </w:r>
+    </w:p>
+    <w:p>
+      <w:r>
+        <w:t>________________________________________________________________</w:t>
+      </w:r>
+    </w:p>
+    <w:p>
+      <w:r>
+        <w:t>________________________________________________________________</w:t>
+      </w:r>
+    </w:p>
+    <w:p>
+      <w:pPr>
+        <w:pStyle w:val="Heading3"/>
+      </w:pPr>
+      <w:r>
+        <w:t>04. Change one thing. Trace what follows.</w:t>
+      </w:r>
+    </w:p>
+    <w:p>
+      <w:r>
+        <w:drawing>
+          <wp:inline xmlns:a="http://schemas.openxmlformats.org/drawingml/2006/main" xmlns:pic="http://schemas.openxmlformats.org/drawingml/2006/picture">
+            <wp:extent cx="5486400" cy="3026664"/>
+            <wp:docPr id="6" name="Picture 6" descr="Original case: Different included cases can change a small-sample rate. Changed condition: Evaluate the exact same fixed four cases twice with deterministic predictions. Expected result: The counts should agree unless some condition, data or scoring changed. Reason: The sampling explanation no longer applies when the records are identical."/>
+            <wp:cNvGraphicFramePr>
+              <a:graphicFrameLocks noChangeAspect="1"/>
+            </wp:cNvGraphicFramePr>
+            <a:graphic>
+              <a:graphicData uri="http://schemas.openxmlformats.org/drawingml/2006/picture">
+                <pic:pic>
+                  <pic:nvPicPr>
+                    <pic:cNvPr id="0" name="academy-story-ai-7-11-04.png"/>
+                    <pic:cNvPicPr/>
+                  </pic:nvPicPr>
+                  <pic:blipFill>
+                    <a:blip r:embed="rId14"/>
+                    <a:stretch>
+                      <a:fillRect/>
+                    </a:stretch>
+                  </pic:blipFill>
+                  <pic:spPr>
+                    <a:xfrm>
+                      <a:off x="0" y="0"/>
+                      <a:ext cx="5486400" cy="3026664"/>
+                    </a:xfrm>
+                    <a:prstGeom prst="rect"/>
+                  </pic:spPr>
+                </pic:pic>
+              </a:graphicData>
+            </a:graphic>
+          </wp:inline>
+        </w:drawing>
+      </w:r>
+    </w:p>
+    <w:p>
+      <w:pPr>
+        <w:spacing w:line="336" w:lineRule="auto" w:after="180"/>
+      </w:pPr>
+      <w:r>
+        <w:rPr>
+          <w:b w:val="0"/>
+        </w:rPr>
+        <w:t xml:space="preserve">Original case: Different included cases can change a small-sample rate. Changed condition: Evaluate the exact same fixed four cases twice with deterministic </w:t>
+      </w:r>
+      <w:r>
+        <w:rPr>
+          <w:b/>
+        </w:rPr>
+        <w:t>prediction</w:t>
+      </w:r>
+      <w:r>
+        <w:rPr>
+          <w:b w:val="0"/>
+        </w:rPr>
+        <w:t>s.</w:t>
+      </w:r>
+    </w:p>
+    <w:p>
+      <w:pPr>
+        <w:spacing w:line="336" w:lineRule="auto" w:after="180"/>
+      </w:pPr>
+      <w:r>
+        <w:rPr>
+          <w:b w:val="0"/>
+        </w:rPr>
+        <w:t>Expected result: The counts should agree unless some condition, data or scoring changed. Reason: The sampling explanation no longer applies when the records are identical.</w:t>
+      </w:r>
+    </w:p>
+    <w:p>
+      <w:pPr>
+        <w:spacing w:line="336" w:lineRule="auto" w:after="180"/>
+        <w:shd w:fill="F5F1FB"/>
+      </w:pPr>
+      <w:r>
+        <w:rPr>
+          <w:b w:val="0"/>
+        </w:rPr>
+        <w:t>Predict before checking the worked changed-case result. Name what changed and what the supplied facts allow you to conclude.</w:t>
+      </w:r>
+    </w:p>
+    <w:p>
+      <w:pPr>
+        <w:pStyle w:val="Heading3"/>
+      </w:pPr>
+      <w:r>
+        <w:t>My picture explanation, deciding evidence and one limit</w:t>
+      </w:r>
+    </w:p>
+    <w:p>
+      <w:r>
+        <w:t>________________________________________________________________</w:t>
+      </w:r>
+    </w:p>
+    <w:p>
+      <w:r>
+        <w:t>________________________________________________________________</w:t>
+      </w:r>
+    </w:p>
+    <w:p>
+      <w:r>
+        <w:t>________________________________________________________________</w:t>
+      </w:r>
+    </w:p>
+    <w:p>
+      <w:r>
+        <w:t>________________________________________________________________</w:t>
+      </w:r>
+    </w:p>
+    <w:p>
+      <w:pPr>
+        <w:pStyle w:val="Heading3"/>
+      </w:pPr>
+      <w:r>
+        <w:t>05. Connect the explanation to its limit</w:t>
+      </w:r>
+    </w:p>
+    <w:p>
+      <w:r>
+        <w:drawing>
+          <wp:inline xmlns:a="http://schemas.openxmlformats.org/drawingml/2006/main" xmlns:pic="http://schemas.openxmlformats.org/drawingml/2006/picture">
+            <wp:extent cx="5486400" cy="2834640"/>
+            <wp:docPr id="7" name="Picture 7" descr="Sampling variability means a statistic can vary because different units were observed. Do not automatically attribute every rate change to a model improvement or deterioration. Limit: These two samples do not supply a probability model or confidence interval; none is invented."/>
+            <wp:cNvGraphicFramePr>
+              <a:graphicFrameLocks noChangeAspect="1"/>
+            </wp:cNvGraphicFramePr>
+            <a:graphic>
+              <a:graphicData uri="http://schemas.openxmlformats.org/drawingml/2006/picture">
+                <pic:pic>
+                  <pic:nvPicPr>
+                    <pic:cNvPr id="0" name="academy-story-ai-7-11-05.png"/>
+                    <pic:cNvPicPr/>
+                  </pic:nvPicPr>
+                  <pic:blipFill>
+                    <a:blip r:embed="rId15"/>
+                    <a:stretch>
+                      <a:fillRect/>
+                    </a:stretch>
+                  </pic:blipFill>
+                  <pic:spPr>
+                    <a:xfrm>
+                      <a:off x="0" y="0"/>
+                      <a:ext cx="5486400" cy="2834640"/>
+                    </a:xfrm>
+                    <a:prstGeom prst="rect"/>
+                  </pic:spPr>
+                </pic:pic>
+              </a:graphicData>
+            </a:graphic>
+          </wp:inline>
+        </w:drawing>
+      </w:r>
+    </w:p>
+    <w:p>
+      <w:pPr>
+        <w:spacing w:line="336" w:lineRule="auto" w:after="180"/>
+      </w:pPr>
+      <w:r>
+        <w:rPr>
+          <w:b/>
+        </w:rPr>
+        <w:t>Sampling variability</w:t>
+      </w:r>
+      <w:r>
+        <w:rPr>
+          <w:b w:val="0"/>
+        </w:rPr>
+        <w:t xml:space="preserve"> means a statistic can vary because different units were observed. Do not automatically attribute every rate change to a model improvement or deterioration.</w:t>
+      </w:r>
+    </w:p>
+    <w:p>
+      <w:pPr>
+        <w:spacing w:line="336" w:lineRule="auto" w:after="180"/>
+      </w:pPr>
+      <w:r>
+        <w:rPr>
+          <w:b w:val="0"/>
+        </w:rPr>
+        <w:t>Limit: These two samples do not supply a probability model or confidence interval; none is invented.</w:t>
+      </w:r>
+    </w:p>
+    <w:p>
+      <w:pPr>
+        <w:spacing w:line="336" w:lineRule="auto" w:after="180"/>
+        <w:shd w:fill="F5F1FB"/>
+      </w:pPr>
+      <w:r>
+        <w:rPr>
+          <w:b w:val="0"/>
+        </w:rPr>
+        <w:t>Explain the case, then point to a limit on the claim.</w:t>
+      </w:r>
+    </w:p>
+    <w:p>
+      <w:pPr>
+        <w:pStyle w:val="Heading3"/>
+      </w:pPr>
+      <w:r>
+        <w:t>My picture explanation, deciding evidence and one limit</w:t>
+      </w:r>
+    </w:p>
+    <w:p>
+      <w:r>
+        <w:t>________________________________________________________________</w:t>
+      </w:r>
+    </w:p>
+    <w:p>
+      <w:r>
+        <w:t>________________________________________________________________</w:t>
+      </w:r>
+    </w:p>
+    <w:p>
+      <w:r>
+        <w:t>________________________________________________________________</w:t>
+      </w:r>
+    </w:p>
+    <w:p>
+      <w:r>
+        <w:t>________________________________________________________________</w:t>
+      </w:r>
+    </w:p>
+    <w:p>
+      <w:pPr>
+        <w:pStyle w:val="Heading3"/>
+      </w:pPr>
+      <w:r>
+        <w:t>06. Make the idea visible in your project</w:t>
+      </w:r>
+    </w:p>
+    <w:p>
+      <w:r>
+        <w:drawing>
+          <wp:inline xmlns:a="http://schemas.openxmlformats.org/drawingml/2006/main" xmlns:pic="http://schemas.openxmlformats.org/drawingml/2006/picture">
+            <wp:extent cx="5486400" cy="3681984"/>
+            <wp:docPr id="8" name="Picture 8" descr="For the Reproducible AI Research Study, retain an annotated worked trace and the changed-case reasoning. Connect the claim to its records, units and assumptions so another investigator can challenge or reproduce it. Draw your input, deciding step, result and limit. Supported question: Calculate the two four-case rates and their difference. Explain how changed included cases can affect a fixed model, and why identical deterministic records should not differ on a rerun."/>
+            <wp:cNvGraphicFramePr>
+              <a:graphicFrameLocks noChangeAspect="1"/>
+            </wp:cNvGraphicFramePr>
+            <a:graphic>
+              <a:graphicData uri="http://schemas.openxmlformats.org/drawingml/2006/picture">
+                <pic:pic>
+                  <pic:nvPicPr>
+                    <pic:cNvPr id="0" name="academy-story-ai-7-11-06.png"/>
+                    <pic:cNvPicPr/>
+                  </pic:nvPicPr>
+                  <pic:blipFill>
+                    <a:blip r:embed="rId16"/>
+                    <a:stretch>
+                      <a:fillRect/>
+                    </a:stretch>
+                  </pic:blipFill>
+                  <pic:spPr>
+                    <a:xfrm>
+                      <a:off x="0" y="0"/>
+                      <a:ext cx="5486400" cy="3681984"/>
+                    </a:xfrm>
+                    <a:prstGeom prst="rect"/>
+                  </pic:spPr>
+                </pic:pic>
+              </a:graphicData>
+            </a:graphic>
+          </wp:inline>
+        </w:drawing>
+      </w:r>
+    </w:p>
+    <w:p>
+      <w:pPr>
+        <w:spacing w:line="336" w:lineRule="auto" w:after="180"/>
+      </w:pPr>
+      <w:r>
+        <w:rPr>
+          <w:b w:val="0"/>
+        </w:rPr>
+        <w:t>For the Reproducible AI Research Study, retain an annotated worked trace and the changed-case reasoning. Connect the claim to its records, units and assumptions so another investigator can challenge or reproduce it.</w:t>
+      </w:r>
+    </w:p>
+    <w:p>
+      <w:pPr>
+        <w:spacing w:line="336" w:lineRule="auto" w:after="180"/>
+      </w:pPr>
+      <w:r>
+        <w:rPr>
+          <w:b w:val="0"/>
+        </w:rPr>
+        <w:t xml:space="preserve">Draw your </w:t>
+      </w:r>
+      <w:r>
+        <w:rPr>
+          <w:b/>
+        </w:rPr>
+        <w:t>input</w:t>
+      </w:r>
+      <w:r>
+        <w:rPr>
+          <w:b w:val="0"/>
+        </w:rPr>
+        <w:t>, deciding step, result and limit. Supported question: Calculate the two four-case rates and their difference.</w:t>
+      </w:r>
+    </w:p>
+    <w:p>
+      <w:pPr>
+        <w:spacing w:line="336" w:lineRule="auto" w:after="180"/>
+      </w:pPr>
+      <w:r>
+        <w:rPr>
+          <w:b w:val="0"/>
+        </w:rPr>
+        <w:t>Explain how changed included cases can affect a fixed model, and why identical deterministic records should not differ on a rerun.</w:t>
+      </w:r>
+    </w:p>
+    <w:p>
+      <w:pPr>
+        <w:spacing w:line="336" w:lineRule="auto" w:after="180"/>
+        <w:shd w:fill="F5F1FB"/>
+      </w:pPr>
+      <w:r>
+        <w:rPr>
+          <w:b w:val="0"/>
+        </w:rPr>
+        <w:t xml:space="preserve">Draw your project trace and justify the deciding step using </w:t>
+      </w:r>
+      <w:r>
+        <w:rPr>
+          <w:b/>
+        </w:rPr>
+        <w:t>evidence</w:t>
+      </w:r>
+      <w:r>
+        <w:rPr>
+          <w:b w:val="0"/>
+        </w:rPr>
+        <w:t>.</w:t>
+      </w:r>
+    </w:p>
+    <w:p>
+      <w:pPr>
+        <w:pStyle w:val="Heading3"/>
+      </w:pPr>
+      <w:r>
+        <w:t>My picture explanation, deciding evidence and one limit</w:t>
       </w:r>
     </w:p>
     <w:p>

--- a/downloads/workbook/ai-7-week-11.docx
+++ b/downloads/workbook/ai-7-week-11.docx
@@ -425,7 +425,7 @@
         <w:rPr>
           <w:b w:val="0"/>
         </w:rPr>
-        <w:t>Population0, 0, 4, 4 with distinct IDs; enumerate size2 sample means and their average.</w:t>
+        <w:t>Population values are 0, 0, 4, 4, with four distinct IDs. Choose two IDs uniformly without replacement. Enumerate all six unordered pairs, calculate their sample means and find their average.</w:t>
       </w:r>
     </w:p>
     <w:p>
@@ -601,7 +601,7 @@
         <w:rPr>
           <w:b w:val="0"/>
         </w:rPr>
-        <w:t>Find the mean of sample means and the chance of mean2 under uniform selection of those six samples. Show the intermediate steps and give the conclusion with its scope.</w:t>
+        <w:t>Population values are 1, 1, 3, 3, with four distinct IDs. Choose two IDs uniformly without replacement. List all six unordered pairs and their means, then find the mean of those means and the chance of obtaining a mean of 2. Show the intermediate steps and give the conclusion with its scope.</w:t>
       </w:r>
     </w:p>
     <w:p>
@@ -741,7 +741,7 @@
         <w:rPr>
           <w:b w:val="0"/>
         </w:rPr>
-        <w:t>Population0, 0, 4, 4 with distinct IDs; enumerate size2 sample means and their average.</w:t>
+        <w:t>Population values are 0, 0, 4, 4, with four distinct IDs. Choose two IDs uniformly without replacement. Enumerate all six unordered pairs, calculate their sample means and find their average.</w:t>
       </w:r>
     </w:p>
     <w:p>

--- a/downloads/workbook/ai-7-week-11.docx
+++ b/downloads/workbook/ai-7-week-11.docx
@@ -25,22 +25,45 @@
         <w:pStyle w:val="Heading1"/>
       </w:pPr>
       <w:r>
-        <w:t>01. Recall and choose your starting point</w:t>
-      </w:r>
-    </w:p>
-    <w:p>
-      <w:r>
-        <w:t>Record your starting explanation for Sampling variability before opening notes. Show any later correction separately.</w:t>
-      </w:r>
-    </w:p>
-    <w:p>
-      <w:pPr>
-        <w:spacing w:line="336" w:lineRule="auto" w:after="180"/>
-      </w:pPr>
-      <w:r>
-        <w:rPr>
-          <w:b w:val="0"/>
-        </w:rPr>
+        <w:t>One complete population, sample and statistic record.</w:t>
+      </w:r>
+    </w:p>
+    <w:p>
+      <w:r>
+        <w:t>Keep IDs, selection rule, complete samples, means, weights and limits on transferred inference together.</w:t>
+      </w:r>
+    </w:p>
+    <w:p>
+      <w:r>
+        <w:t>Recall → W1–W3/W5 → independent new-value case → sampling-variability project → delayed return.</w:t>
+      </w:r>
+    </w:p>
+    <w:p>
+      <w:pPr>
+        <w:pStyle w:val="Heading1"/>
+      </w:pPr>
+      <w:r>
+        <w:t>01. Recall · Retrieve before notes</w:t>
+      </w:r>
+    </w:p>
+    <w:p>
+      <w:r>
+        <w:t>Keep this task’s inputs,rule and response together.</w:t>
+      </w:r>
+    </w:p>
+    <w:p>
+      <w:pPr>
+        <w:pStyle w:val="Heading2"/>
+      </w:pPr>
+      <w:r>
+        <w:t>Complete task and evidence</w:t>
+      </w:r>
+    </w:p>
+    <w:p>
+      <w:pPr>
+        <w:pStyle w:val="ListBullet"/>
+      </w:pPr>
+      <w:r>
         <w:t>Try the recall before opening notes. Then use a different colour or a labelled second line to correct your explanation.</w:t>
       </w:r>
     </w:p>
@@ -54,12 +77,9 @@
     </w:p>
     <w:p>
       <w:pPr>
-        <w:spacing w:line="336" w:lineRule="auto" w:after="180"/>
-      </w:pPr>
-      <w:r>
-        <w:rPr>
-          <w:b w:val="0"/>
-        </w:rPr>
+        <w:pStyle w:val="ListBullet"/>
+      </w:pPr>
+      <w:r>
         <w:t>Without opening the old lesson, explain one key idea from Confounders and controls. Give an example and a mistake that the idea helps you avoid.</w:t>
       </w:r>
     </w:p>
@@ -96,12 +116,9 @@
     </w:p>
     <w:p>
       <w:pPr>
-        <w:spacing w:line="336" w:lineRule="auto" w:after="180"/>
-      </w:pPr>
-      <w:r>
-        <w:rPr>
-          <w:b w:val="0"/>
-        </w:rPr>
+        <w:pStyle w:val="ListBullet"/>
+      </w:pPr>
+      <w:r>
         <w:t>Without opening the old lesson, explain one key idea from Baselines and fair comparisons. Give an example and a mistake that the idea helps you avoid.</w:t>
       </w:r>
     </w:p>
@@ -138,12 +155,9 @@
     </w:p>
     <w:p>
       <w:pPr>
-        <w:spacing w:line="336" w:lineRule="auto" w:after="180"/>
-      </w:pPr>
-      <w:r>
-        <w:rPr>
-          <w:b w:val="0"/>
-        </w:rPr>
+        <w:pStyle w:val="ListBullet"/>
+      </w:pPr>
+      <w:r>
         <w:t>Without opening the old lesson, explain one key idea from Replication and reproduction. Give an example and a mistake that the idea helps you avoid.</w:t>
       </w:r>
     </w:p>
@@ -175,35 +189,95 @@
         <w:pStyle w:val="Heading1"/>
       </w:pPr>
       <w:r>
-        <w:t>02. Practise with fading help</w:t>
-      </w:r>
-    </w:p>
-    <w:p>
-      <w:r>
-        <w:t>Complete the supported Sampling variability trace and record the first step you can explain without help.</w:t>
-      </w:r>
-    </w:p>
-    <w:p>
-      <w:pPr>
-        <w:spacing w:line="336" w:lineRule="auto" w:after="180"/>
-      </w:pPr>
-      <w:r>
-        <w:rPr>
-          <w:b w:val="0"/>
-        </w:rPr>
-        <w:t xml:space="preserve">Use W2: Trace the worked case for </w:t>
-      </w:r>
-      <w:r>
-        <w:rPr>
-          <w:b/>
-        </w:rPr>
-        <w:t>Sampling variability</w:t>
-      </w:r>
-      <w:r>
-        <w:rPr>
-          <w:b w:val="0"/>
-        </w:rPr>
-        <w:t>. Record the answer once; the lesson and workbook refer to the same attempt.</w:t>
+        <w:t>05. W1 · Explain the current example</w:t>
+      </w:r>
+    </w:p>
+    <w:p>
+      <w:r>
+        <w:t>Keep this task’s inputs,rule and response together.</w:t>
+      </w:r>
+    </w:p>
+    <w:p>
+      <w:pPr>
+        <w:pStyle w:val="Heading2"/>
+      </w:pPr>
+      <w:r>
+        <w:t>Complete task and evidence</w:t>
+      </w:r>
+    </w:p>
+    <w:p>
+      <w:pPr>
+        <w:pStyle w:val="ListBullet"/>
+      </w:pPr>
+      <w:r>
+        <w:t>Sampling variability means different eligible samples can produce different statistics under fixed population/procedure conditions. Complete known model: U1 and U2 each have value 1; U3 and U4 each have value 3. Choose two distinct IDs uniformly without replacement. Six unordered pairs are equally likely: U1/U2 has mean 1; U1/U3, U1/U4, U2/U3 and U2/U4 have mean 2; U3/U4 has mean 3. The average of all six means is 2, equal to the known population mean. Four of six pairs have mean 2, so its probability is 4/6 = 2/3. Equal values retain distinct IDs. Enumeration lists possibilities, not six independent observed experiments; draws within a sample without replacement are not independent. Separate picture fixed classifier/rubric scores 3/4 = 75% and 2/4 = 50% on different four-case samples, 25 percentage points apart. No sampling model or confidence interval is supplied for that picture. Identical deterministic records/predictions/scoring should replay consistently. Code uses exact arithmetic on supplied fixtures, no random draw, live classifier or broad population inference.</w:t>
+      </w:r>
+    </w:p>
+    <w:p>
+      <w:pPr>
+        <w:pStyle w:val="ListBullet"/>
+      </w:pPr>
+      <w:r>
+        <w:t>Explain the weekly mechanism in your own words. Use the worked scenario to name its input, decision rule and output.</w:t>
+      </w:r>
+    </w:p>
+    <w:p>
+      <w:pPr>
+        <w:pStyle w:val="Heading3"/>
+      </w:pPr>
+      <w:r>
+        <w:t>My reasoning and evidence</w:t>
+      </w:r>
+    </w:p>
+    <w:p>
+      <w:r>
+        <w:t>________________________________________________________________</w:t>
+      </w:r>
+    </w:p>
+    <w:p>
+      <w:r>
+        <w:t>________________________________________________________________</w:t>
+      </w:r>
+    </w:p>
+    <w:p>
+      <w:r>
+        <w:t>________________________________________________________________</w:t>
+      </w:r>
+    </w:p>
+    <w:p>
+      <w:r>
+        <w:t>________________________________________________________________</w:t>
+      </w:r>
+    </w:p>
+    <w:p>
+      <w:r>
+        <w:t>________________________________________________________________</w:t>
+      </w:r>
+    </w:p>
+    <w:p>
+      <w:r>
+        <w:t>________________________________________________________________</w:t>
+      </w:r>
+    </w:p>
+    <w:p>
+      <w:pPr>
+        <w:pStyle w:val="Heading1"/>
+      </w:pPr>
+      <w:r>
+        <w:t>06. W2 · Trace the worked case</w:t>
+      </w:r>
+    </w:p>
+    <w:p>
+      <w:r>
+        <w:t>Keep the supplied inputs, comparison rule and evidence together.</w:t>
+      </w:r>
+    </w:p>
+    <w:p>
+      <w:pPr>
+        <w:pStyle w:val="Heading2"/>
+      </w:pPr>
+      <w:r>
+        <w:t>Complete task and evidence</w:t>
       </w:r>
     </w:p>
     <w:tbl>
@@ -228,7 +302,7 @@
           </w:tcPr>
           <w:p>
             <w:r>
-              <w:t>Given inputs</w:t>
+              <w:t>Unordered ID pair</w:t>
             </w:r>
           </w:p>
         </w:tc>
@@ -238,7 +312,7 @@
           </w:tcPr>
           <w:p>
             <w:r>
-              <w:t>Procedure I chose</w:t>
+              <w:t>Selected values</w:t>
             </w:r>
           </w:p>
         </w:tc>
@@ -248,7 +322,7 @@
           </w:tcPr>
           <w:p>
             <w:r>
-              <w:t>Middle steps</w:t>
+              <w:t>Sample mean</w:t>
             </w:r>
           </w:p>
         </w:tc>
@@ -258,7 +332,7 @@
           </w:tcPr>
           <w:p>
             <w:r>
-              <w:t>Result and check</w:t>
+              <w:t>Model probability</w:t>
             </w:r>
           </w:p>
         </w:tc>
@@ -269,7 +343,9 @@
             <w:tcW w:type="dxa" w:w="2556"/>
           </w:tcPr>
           <w:p>
-            <w:r/>
+            <w:r>
+              <w:t>U1, U2</w:t>
+            </w:r>
           </w:p>
         </w:tc>
         <w:tc>
@@ -277,7 +353,9 @@
             <w:tcW w:type="dxa" w:w="2556"/>
           </w:tcPr>
           <w:p>
-            <w:r/>
+            <w:r>
+              <w:t>1, 1</w:t>
+            </w:r>
           </w:p>
         </w:tc>
         <w:tc>
@@ -285,7 +363,9 @@
             <w:tcW w:type="dxa" w:w="2556"/>
           </w:tcPr>
           <w:p>
-            <w:r/>
+            <w:r>
+              <w:t>1</w:t>
+            </w:r>
           </w:p>
         </w:tc>
         <w:tc>
@@ -293,17 +373,323 @@
             <w:tcW w:type="dxa" w:w="2556"/>
           </w:tcPr>
           <w:p>
-            <w:r/>
+            <w:r>
+              <w:t>1/6</w:t>
+            </w:r>
+          </w:p>
+        </w:tc>
+      </w:tr>
+      <w:tr>
+        <w:tc>
+          <w:tcPr>
+            <w:tcW w:type="dxa" w:w="2556"/>
+          </w:tcPr>
+          <w:p>
+            <w:r>
+              <w:t>U1, U3</w:t>
+            </w:r>
+          </w:p>
+        </w:tc>
+        <w:tc>
+          <w:tcPr>
+            <w:tcW w:type="dxa" w:w="2556"/>
+          </w:tcPr>
+          <w:p>
+            <w:r>
+              <w:t>1, 3</w:t>
+            </w:r>
+          </w:p>
+        </w:tc>
+        <w:tc>
+          <w:tcPr>
+            <w:tcW w:type="dxa" w:w="2556"/>
+          </w:tcPr>
+          <w:p>
+            <w:r>
+              <w:t>2</w:t>
+            </w:r>
+          </w:p>
+        </w:tc>
+        <w:tc>
+          <w:tcPr>
+            <w:tcW w:type="dxa" w:w="2556"/>
+          </w:tcPr>
+          <w:p>
+            <w:r>
+              <w:t>1/6</w:t>
+            </w:r>
+          </w:p>
+        </w:tc>
+      </w:tr>
+      <w:tr>
+        <w:tc>
+          <w:tcPr>
+            <w:tcW w:type="dxa" w:w="2556"/>
+          </w:tcPr>
+          <w:p>
+            <w:r>
+              <w:t>U1, U4</w:t>
+            </w:r>
+          </w:p>
+        </w:tc>
+        <w:tc>
+          <w:tcPr>
+            <w:tcW w:type="dxa" w:w="2556"/>
+          </w:tcPr>
+          <w:p>
+            <w:r>
+              <w:t>1, 3</w:t>
+            </w:r>
+          </w:p>
+        </w:tc>
+        <w:tc>
+          <w:tcPr>
+            <w:tcW w:type="dxa" w:w="2556"/>
+          </w:tcPr>
+          <w:p>
+            <w:r>
+              <w:t>2</w:t>
+            </w:r>
+          </w:p>
+        </w:tc>
+        <w:tc>
+          <w:tcPr>
+            <w:tcW w:type="dxa" w:w="2556"/>
+          </w:tcPr>
+          <w:p>
+            <w:r>
+              <w:t>1/6</w:t>
+            </w:r>
+          </w:p>
+        </w:tc>
+      </w:tr>
+      <w:tr>
+        <w:tc>
+          <w:tcPr>
+            <w:tcW w:type="dxa" w:w="2556"/>
+          </w:tcPr>
+          <w:p>
+            <w:r>
+              <w:t>U2, U3</w:t>
+            </w:r>
+          </w:p>
+        </w:tc>
+        <w:tc>
+          <w:tcPr>
+            <w:tcW w:type="dxa" w:w="2556"/>
+          </w:tcPr>
+          <w:p>
+            <w:r>
+              <w:t>1, 3</w:t>
+            </w:r>
+          </w:p>
+        </w:tc>
+        <w:tc>
+          <w:tcPr>
+            <w:tcW w:type="dxa" w:w="2556"/>
+          </w:tcPr>
+          <w:p>
+            <w:r>
+              <w:t>2</w:t>
+            </w:r>
+          </w:p>
+        </w:tc>
+        <w:tc>
+          <w:tcPr>
+            <w:tcW w:type="dxa" w:w="2556"/>
+          </w:tcPr>
+          <w:p>
+            <w:r>
+              <w:t>1/6</w:t>
+            </w:r>
+          </w:p>
+        </w:tc>
+      </w:tr>
+      <w:tr>
+        <w:tc>
+          <w:tcPr>
+            <w:tcW w:type="dxa" w:w="2556"/>
+          </w:tcPr>
+          <w:p>
+            <w:r>
+              <w:t>U2, U4</w:t>
+            </w:r>
+          </w:p>
+        </w:tc>
+        <w:tc>
+          <w:tcPr>
+            <w:tcW w:type="dxa" w:w="2556"/>
+          </w:tcPr>
+          <w:p>
+            <w:r>
+              <w:t>1, 3</w:t>
+            </w:r>
+          </w:p>
+        </w:tc>
+        <w:tc>
+          <w:tcPr>
+            <w:tcW w:type="dxa" w:w="2556"/>
+          </w:tcPr>
+          <w:p>
+            <w:r>
+              <w:t>2</w:t>
+            </w:r>
+          </w:p>
+        </w:tc>
+        <w:tc>
+          <w:tcPr>
+            <w:tcW w:type="dxa" w:w="2556"/>
+          </w:tcPr>
+          <w:p>
+            <w:r>
+              <w:t>1/6</w:t>
+            </w:r>
+          </w:p>
+        </w:tc>
+      </w:tr>
+      <w:tr>
+        <w:tc>
+          <w:tcPr>
+            <w:tcW w:type="dxa" w:w="2556"/>
+          </w:tcPr>
+          <w:p>
+            <w:r>
+              <w:t>U3, U4</w:t>
+            </w:r>
+          </w:p>
+        </w:tc>
+        <w:tc>
+          <w:tcPr>
+            <w:tcW w:type="dxa" w:w="2556"/>
+          </w:tcPr>
+          <w:p>
+            <w:r>
+              <w:t>3, 3</w:t>
+            </w:r>
+          </w:p>
+        </w:tc>
+        <w:tc>
+          <w:tcPr>
+            <w:tcW w:type="dxa" w:w="2556"/>
+          </w:tcPr>
+          <w:p>
+            <w:r>
+              <w:t>3</w:t>
+            </w:r>
+          </w:p>
+        </w:tc>
+        <w:tc>
+          <w:tcPr>
+            <w:tcW w:type="dxa" w:w="2556"/>
+          </w:tcPr>
+          <w:p>
+            <w:r>
+              <w:t>1/6</w:t>
+            </w:r>
+          </w:p>
+        </w:tc>
+      </w:tr>
+      <w:tr>
+        <w:tc>
+          <w:tcPr>
+            <w:tcW w:type="dxa" w:w="2556"/>
+          </w:tcPr>
+          <w:p>
+            <w:r>
+              <w:t>Summary</w:t>
+            </w:r>
+          </w:p>
+        </w:tc>
+        <w:tc>
+          <w:tcPr>
+            <w:tcW w:type="dxa" w:w="2556"/>
+          </w:tcPr>
+          <w:p>
+            <w:r>
+              <w:t>Six equally likely ID pairs</w:t>
+            </w:r>
+          </w:p>
+        </w:tc>
+        <w:tc>
+          <w:tcPr>
+            <w:tcW w:type="dxa" w:w="2556"/>
+          </w:tcPr>
+          <w:p>
+            <w:r>
+              <w:t>Average = (1+2+2+2+2+3)/6 = 2</w:t>
+            </w:r>
+          </w:p>
+        </w:tc>
+        <w:tc>
+          <w:tcPr>
+            <w:tcW w:type="dxa" w:w="2556"/>
+          </w:tcPr>
+          <w:p>
+            <w:r>
+              <w:t>P(mean 2) = 4/6 = 2/3</w:t>
+            </w:r>
           </w:p>
         </w:tc>
       </w:tr>
     </w:tbl>
     <w:p>
+      <w:r>
+        <w:drawing>
+          <wp:inline xmlns:a="http://schemas.openxmlformats.org/drawingml/2006/main" xmlns:pic="http://schemas.openxmlformats.org/drawingml/2006/picture">
+            <wp:extent cx="5161935" cy="3200400"/>
+            <wp:docPr id="1" name="Picture 1" descr="Exact sampling distribution for choosing two distinct IDs uniformly from values one, one, three, three. One of six unordered pairs has mean one, four have mean two and one has mean three. Probabilities are one sixth, two thirds and one sixth; the average of the six means is two."/>
+            <wp:cNvGraphicFramePr>
+              <a:graphicFrameLocks noChangeAspect="1"/>
+            </wp:cNvGraphicFramePr>
+            <a:graphic>
+              <a:graphicData uri="http://schemas.openxmlformats.org/drawingml/2006/picture">
+                <pic:pic>
+                  <pic:nvPicPr>
+                    <pic:cNvPr id="0" name="ai-7-11-exact-sampling-distribution.png"/>
+                    <pic:cNvPicPr/>
+                  </pic:nvPicPr>
+                  <pic:blipFill>
+                    <a:blip r:embed="rId9"/>
+                    <a:stretch>
+                      <a:fillRect/>
+                    </a:stretch>
+                  </pic:blipFill>
+                  <pic:spPr>
+                    <a:xfrm>
+                      <a:off x="0" y="0"/>
+                      <a:ext cx="5161935" cy="3200400"/>
+                    </a:xfrm>
+                    <a:prstGeom prst="rect"/>
+                  </pic:spPr>
+                </pic:pic>
+              </a:graphicData>
+            </a:graphic>
+          </wp:inline>
+        </w:drawing>
+      </w:r>
+    </w:p>
+    <w:p>
+      <w:pPr>
+        <w:pStyle w:val="ListBullet"/>
+      </w:pPr>
+      <w:r>
+        <w:t>Sampling variability means different eligible samples can produce different statistics under fixed population/procedure conditions. Complete known model: U1 and U2 each have value 1; U3 and U4 each have value 3. Choose two distinct IDs uniformly without replacement. Six unordered pairs are equally likely: U1/U2 has mean 1; U1/U3, U1/U4, U2/U3 and U2/U4 have mean 2; U3/U4 has mean 3. The average of all six means is 2, equal to the known population mean. Four of six pairs have mean 2, so its probability is 4/6 = 2/3. Equal values retain distinct IDs. Enumeration lists possibilities, not six independent observed experiments; draws within a sample without replacement are not independent. Separate picture fixed classifier/rubric scores 3/4 = 75% and 2/4 = 50% on different four-case samples, 25 percentage points apart. No sampling model or confidence interval is supplied for that picture. Identical deterministic records/predictions/scoring should replay consistently. Code uses exact arithmetic on supplied fixtures, no random draw, live classifier or broad population inference.</w:t>
+      </w:r>
+    </w:p>
+    <w:p>
+      <w:pPr>
+        <w:pStyle w:val="ListBullet"/>
+      </w:pPr>
+      <w:r>
+        <w:t>Population values are 1, 1, 3, 3, with four distinct IDs. Choose two IDs uniformly without replacement. List all six unordered pairs and their means, then find the mean of those means and the chance of obtaining a mean of 2. Show the intermediate steps and give the conclusion with its scope.</w:t>
+      </w:r>
+    </w:p>
+    <w:p>
       <w:pPr>
         <w:pStyle w:val="Heading3"/>
       </w:pPr>
       <w:r>
-        <w:t>The step I completed without help, and the hint I needed</w:t>
+        <w:t>My reasoning and evidence</w:t>
       </w:r>
     </w:p>
     <w:p>
@@ -322,50 +708,60 @@
       </w:r>
     </w:p>
     <w:p>
+      <w:r>
+        <w:t>________________________________________________________________</w:t>
+      </w:r>
+    </w:p>
+    <w:p>
+      <w:r>
+        <w:t>________________________________________________________________</w:t>
+      </w:r>
+    </w:p>
+    <w:p>
+      <w:r>
+        <w:t>________________________________________________________________</w:t>
+      </w:r>
+    </w:p>
+    <w:p>
+      <w:r>
+        <w:t>________________________________________________________________</w:t>
+      </w:r>
+    </w:p>
+    <w:p>
       <w:pPr>
         <w:pStyle w:val="Heading1"/>
       </w:pPr>
       <w:r>
-        <w:t>03. Individual reasoning check</w:t>
-      </w:r>
-    </w:p>
-    <w:p>
-      <w:r>
-        <w:t>Check the proposed Sampling variability explanation against the supplied facts before discussing it.</w:t>
-      </w:r>
-    </w:p>
-    <w:p>
-      <w:pPr>
-        <w:spacing w:line="336" w:lineRule="auto" w:after="180"/>
-      </w:pPr>
-      <w:r>
-        <w:rPr>
-          <w:b w:val="0"/>
-        </w:rPr>
-        <w:t xml:space="preserve">Use the worked case for </w:t>
-      </w:r>
-      <w:r>
-        <w:rPr>
-          <w:b/>
-        </w:rPr>
-        <w:t>Sampling variability</w:t>
-      </w:r>
-      <w:r>
-        <w:rPr>
-          <w:b w:val="0"/>
-        </w:rPr>
-        <w:t>. Proposed explanation: “The worked result establishes every future case”. Decide whether this explanation is supported.</w:t>
-      </w:r>
-    </w:p>
-    <w:p>
-      <w:pPr>
-        <w:spacing w:line="336" w:lineRule="auto" w:after="180"/>
-      </w:pPr>
-      <w:r>
-        <w:rPr>
-          <w:b w:val="0"/>
-        </w:rPr>
-        <w:t>Point to the step or supplied fact that decides; explain your repair if needed.</w:t>
+        <w:t>07. W3 · Repair a misconception</w:t>
+      </w:r>
+    </w:p>
+    <w:p>
+      <w:r>
+        <w:t>Keep this task’s inputs,rule and response together.</w:t>
+      </w:r>
+    </w:p>
+    <w:p>
+      <w:pPr>
+        <w:pStyle w:val="Heading2"/>
+      </w:pPr>
+      <w:r>
+        <w:t>Complete task and evidence</w:t>
+      </w:r>
+    </w:p>
+    <w:p>
+      <w:pPr>
+        <w:pStyle w:val="ListBullet"/>
+      </w:pPr>
+      <w:r>
+        <w:t>Sampling variability means different eligible samples can produce different statistics under fixed population/procedure conditions. Complete known model: U1 and U2 each have value 1; U3 and U4 each have value 3. Choose two distinct IDs uniformly without replacement. Six unordered pairs are equally likely: U1/U2 has mean 1; U1/U3, U1/U4, U2/U3 and U2/U4 have mean 2; U3/U4 has mean 3. The average of all six means is 2, equal to the known population mean. Four of six pairs have mean 2, so its probability is 4/6 = 2/3. Equal values retain distinct IDs. Enumeration lists possibilities, not six independent observed experiments; draws within a sample without replacement are not independent. Separate picture fixed classifier/rubric scores 3/4 = 75% and 2/4 = 50% on different four-case samples, 25 percentage points apart. No sampling model or confidence interval is supplied for that picture. Identical deterministic records/predictions/scoring should replay consistently. Code uses exact arithmetic on supplied fixtures, no random draw, live classifier or broad population inference.</w:t>
+      </w:r>
+    </w:p>
+    <w:p>
+      <w:pPr>
+        <w:pStyle w:val="ListBullet"/>
+      </w:pPr>
+      <w:r>
+        <w:t>A report omits this qualification: This finite example is not a general normality guarantee or a model of a biased convenience sample. Explain how omitting it could change a reader's interpretation, and write an accurate replacement.</w:t>
       </w:r>
     </w:p>
     <w:p>
@@ -373,7 +769,7 @@
         <w:pStyle w:val="Heading3"/>
       </w:pPr>
       <w:r>
-        <w:t>My explanation before partner discussion</w:t>
+        <w:t>My reasoning and evidence</w:t>
       </w:r>
     </w:p>
     <w:p>
@@ -397,16 +793,50 @@
       </w:r>
     </w:p>
     <w:p>
+      <w:r>
+        <w:t>________________________________________________________________</w:t>
+      </w:r>
+    </w:p>
+    <w:p>
+      <w:r>
+        <w:t>________________________________________________________________</w:t>
+      </w:r>
+    </w:p>
+    <w:p>
       <w:pPr>
         <w:pStyle w:val="Heading1"/>
       </w:pPr>
       <w:r>
-        <w:t>04. Independent transfer case</w:t>
-      </w:r>
-    </w:p>
-    <w:p>
-      <w:r>
-        <w:t>Write one first attempt at the reserved independent case before feedback. Repeated copies of that case refer to the same recorded attempt.</w:t>
+        <w:t>09. W5 · Explain the limitation</w:t>
+      </w:r>
+    </w:p>
+    <w:p>
+      <w:r>
+        <w:t>Keep this task’s inputs,rule and response together.</w:t>
+      </w:r>
+    </w:p>
+    <w:p>
+      <w:pPr>
+        <w:pStyle w:val="Heading2"/>
+      </w:pPr>
+      <w:r>
+        <w:t>Complete task and evidence</w:t>
+      </w:r>
+    </w:p>
+    <w:p>
+      <w:pPr>
+        <w:pStyle w:val="ListBullet"/>
+      </w:pPr>
+      <w:r>
+        <w:t>Sampling variability means different eligible samples can produce different statistics under fixed population/procedure conditions. Complete known model: U1 and U2 each have value 1; U3 and U4 each have value 3. Choose two distinct IDs uniformly without replacement. Six unordered pairs are equally likely: U1/U2 has mean 1; U1/U3, U1/U4, U2/U3 and U2/U4 have mean 2; U3/U4 has mean 3. The average of all six means is 2, equal to the known population mean. Four of six pairs have mean 2, so its probability is 4/6 = 2/3. Equal values retain distinct IDs. Enumeration lists possibilities, not six independent observed experiments; draws within a sample without replacement are not independent. Separate picture fixed classifier/rubric scores 3/4 = 75% and 2/4 = 50% on different four-case samples, 25 percentage points apart. No sampling model or confidence interval is supplied for that picture. Identical deterministic records/predictions/scoring should replay consistently. Code uses exact arithmetic on supplied fixtures, no random draw, live classifier or broad population inference.</w:t>
+      </w:r>
+    </w:p>
+    <w:p>
+      <w:pPr>
+        <w:pStyle w:val="ListBullet"/>
+      </w:pPr>
+      <w:r>
+        <w:t>For the worked scenario, propose one additional case that could reveal a failure, describe its expected outcome before running it, and explain what would need to remain fixed for a fair comparison. Do not reuse W4 as a new final test after receiving feedback.</w:t>
       </w:r>
     </w:p>
     <w:p>
@@ -414,17 +844,78 @@
         <w:pStyle w:val="Heading3"/>
       </w:pPr>
       <w:r>
+        <w:t>My reasoning and evidence</w:t>
+      </w:r>
+    </w:p>
+    <w:p>
+      <w:r>
+        <w:t>________________________________________________________________</w:t>
+      </w:r>
+    </w:p>
+    <w:p>
+      <w:r>
+        <w:t>________________________________________________________________</w:t>
+      </w:r>
+    </w:p>
+    <w:p>
+      <w:r>
+        <w:t>________________________________________________________________</w:t>
+      </w:r>
+    </w:p>
+    <w:p>
+      <w:r>
+        <w:t>________________________________________________________________</w:t>
+      </w:r>
+    </w:p>
+    <w:p>
+      <w:r>
+        <w:t>________________________________________________________________</w:t>
+      </w:r>
+    </w:p>
+    <w:p>
+      <w:r>
+        <w:t>________________________________________________________________</w:t>
+      </w:r>
+    </w:p>
+    <w:p>
+      <w:r>
+        <w:t>________________________________________________________________</w:t>
+      </w:r>
+    </w:p>
+    <w:p>
+      <w:pPr>
+        <w:pStyle w:val="Heading1"/>
+      </w:pPr>
+      <w:r>
+        <w:t>04. Try alone · Selected transfer</w:t>
+      </w:r>
+    </w:p>
+    <w:p>
+      <w:r>
+        <w:t>Keep this task’s inputs,rule and response together.</w:t>
+      </w:r>
+    </w:p>
+    <w:p>
+      <w:pPr>
+        <w:pStyle w:val="Heading2"/>
+      </w:pPr>
+      <w:r>
+        <w:t>Complete task and evidence</w:t>
+      </w:r>
+    </w:p>
+    <w:p>
+      <w:pPr>
+        <w:pStyle w:val="Heading3"/>
+      </w:pPr>
+      <w:r>
         <w:t>Independent case: Apply a new case independently</w:t>
       </w:r>
     </w:p>
     <w:p>
       <w:pPr>
-        <w:spacing w:line="336" w:lineRule="auto" w:after="180"/>
-      </w:pPr>
-      <w:r>
-        <w:rPr>
-          <w:b w:val="0"/>
-        </w:rPr>
+        <w:pStyle w:val="ListBullet"/>
+      </w:pPr>
+      <w:r>
         <w:t>Population values are 0, 0, 4, 4, with four distinct IDs. Choose two IDs uniformly without replacement. Enumerate all six unordered pairs, calculate their sample means and find their average.</w:t>
       </w:r>
     </w:p>
@@ -473,12 +964,9 @@
     </w:p>
     <w:p>
       <w:pPr>
-        <w:spacing w:line="336" w:lineRule="auto" w:after="180"/>
-      </w:pPr>
-      <w:r>
-        <w:rPr>
-          <w:b w:val="0"/>
-        </w:rPr>
+        <w:pStyle w:val="ListBullet"/>
+      </w:pPr>
+      <w:r>
         <w:t>Attempt this case before feedback. Record any help. Earlier examples below are further practice; a case already practised with feedback cannot establish fresh transfer.</w:t>
       </w:r>
     </w:p>
@@ -487,59 +975,28 @@
         <w:pStyle w:val="Heading1"/>
       </w:pPr>
       <w:r>
-        <w:t>05. W1 Explain the mechanism</w:t>
-      </w:r>
-    </w:p>
-    <w:p>
-      <w:r>
-        <w:t>Explain the mechanism. Apply the supplied Sampling variability facts and keep your reasoning.</w:t>
-      </w:r>
-    </w:p>
-    <w:p>
-      <w:pPr>
-        <w:spacing w:line="336" w:lineRule="auto" w:after="180"/>
-      </w:pPr>
-      <w:r>
-        <w:rPr>
-          <w:b w:val="0"/>
-        </w:rPr>
-        <w:t xml:space="preserve">Explain the weekly </w:t>
-      </w:r>
-      <w:r>
-        <w:rPr>
-          <w:b/>
-        </w:rPr>
-        <w:t>mechanism</w:t>
-      </w:r>
-      <w:r>
-        <w:rPr>
-          <w:b w:val="0"/>
-        </w:rPr>
-        <w:t xml:space="preserve"> in your own words. Use the worked scenario to name its </w:t>
-      </w:r>
-      <w:r>
-        <w:rPr>
-          <w:b/>
-        </w:rPr>
-        <w:t>input</w:t>
-      </w:r>
-      <w:r>
-        <w:rPr>
-          <w:b w:val="0"/>
-        </w:rPr>
-        <w:t xml:space="preserve">, decision rule and </w:t>
-      </w:r>
-      <w:r>
-        <w:rPr>
-          <w:b/>
-        </w:rPr>
-        <w:t>output</w:t>
-      </w:r>
-      <w:r>
-        <w:rPr>
-          <w:b w:val="0"/>
-        </w:rPr>
-        <w:t>.</w:t>
+        <w:t>10. Project · Keep the research evidence</w:t>
+      </w:r>
+    </w:p>
+    <w:p>
+      <w:r>
+        <w:t>Preserve the question, protocol, observations, analysis and limits.</w:t>
+      </w:r>
+    </w:p>
+    <w:p>
+      <w:pPr>
+        <w:pStyle w:val="Heading2"/>
+      </w:pPr>
+      <w:r>
+        <w:t>Complete task and evidence</w:t>
+      </w:r>
+    </w:p>
+    <w:p>
+      <w:pPr>
+        <w:pStyle w:val="ListBullet"/>
+      </w:pPr>
+      <w:r>
+        <w:t>Add a labelled sampling variability evidence sheet to Reproducible AI Research Study. Show how you can explain the mechanism and terminology of sampling variability. Use the supplied fictional case and keep its inputs, intermediate steps, calculation or prediction, and limitation. Connect this record to last week’s record; a matching answer without a trace is insufficient.</w:t>
       </w:r>
     </w:p>
     <w:p>
@@ -547,7 +1004,7 @@
         <w:pStyle w:val="Heading3"/>
       </w:pPr>
       <w:r>
-        <w:t>My reasoning and evidence</w:t>
+        <w:t>My project change, supporting evidence and remaining limit</w:t>
       </w:r>
     </w:p>
     <w:p>
@@ -585,447 +1042,20 @@
         <w:pStyle w:val="Heading1"/>
       </w:pPr>
       <w:r>
-        <w:t>06. W2 Trace the worked case</w:t>
-      </w:r>
-    </w:p>
-    <w:p>
-      <w:r>
-        <w:t>Trace the worked case. Apply the supplied Sampling variability facts and keep your reasoning.</w:t>
-      </w:r>
-    </w:p>
-    <w:p>
-      <w:pPr>
-        <w:spacing w:line="336" w:lineRule="auto" w:after="180"/>
-      </w:pPr>
-      <w:r>
-        <w:rPr>
-          <w:b w:val="0"/>
-        </w:rPr>
-        <w:t>Population values are 1, 1, 3, 3, with four distinct IDs. Choose two IDs uniformly without replacement. List all six unordered pairs and their means, then find the mean of those means and the chance of obtaining a mean of 2. Show the intermediate steps and give the conclusion with its scope.</w:t>
-      </w:r>
-    </w:p>
-    <w:p>
-      <w:pPr>
-        <w:pStyle w:val="Heading3"/>
-      </w:pPr>
-      <w:r>
-        <w:t>My reasoning and evidence</w:t>
-      </w:r>
-    </w:p>
-    <w:p>
-      <w:r>
-        <w:t>________________________________________________________________</w:t>
-      </w:r>
-    </w:p>
-    <w:p>
-      <w:r>
-        <w:t>________________________________________________________________</w:t>
-      </w:r>
-    </w:p>
-    <w:p>
-      <w:r>
-        <w:t>________________________________________________________________</w:t>
-      </w:r>
-    </w:p>
-    <w:p>
-      <w:r>
-        <w:t>________________________________________________________________</w:t>
-      </w:r>
-    </w:p>
-    <w:p>
-      <w:r>
-        <w:t>________________________________________________________________</w:t>
-      </w:r>
-    </w:p>
-    <w:p>
-      <w:r>
-        <w:t>________________________________________________________________</w:t>
-      </w:r>
-    </w:p>
-    <w:p>
-      <w:r>
-        <w:t>________________________________________________________________</w:t>
-      </w:r>
-    </w:p>
-    <w:p>
-      <w:pPr>
-        <w:pStyle w:val="Heading1"/>
-      </w:pPr>
-      <w:r>
-        <w:t>07. W3 Audit the limit</w:t>
-      </w:r>
-    </w:p>
-    <w:p>
-      <w:r>
-        <w:t>Audit the limit. Apply the supplied Sampling variability facts and keep your reasoning.</w:t>
-      </w:r>
-    </w:p>
-    <w:p>
-      <w:pPr>
-        <w:spacing w:line="336" w:lineRule="auto" w:after="180"/>
-      </w:pPr>
-      <w:r>
-        <w:rPr>
-          <w:b w:val="0"/>
-        </w:rPr>
-        <w:t>A report omits this qualification: This finite example is not a general normality guarantee or a model of a biased convenience sample.</w:t>
-      </w:r>
-    </w:p>
-    <w:p>
-      <w:pPr>
-        <w:spacing w:line="336" w:lineRule="auto" w:after="180"/>
-      </w:pPr>
-      <w:r>
-        <w:rPr>
-          <w:b w:val="0"/>
-        </w:rPr>
-        <w:t>Explain how omitting it could change a reader's interpretation, and write an accurate replacement.</w:t>
-      </w:r>
-    </w:p>
-    <w:p>
-      <w:pPr>
-        <w:pStyle w:val="Heading3"/>
-      </w:pPr>
-      <w:r>
-        <w:t>My reasoning and evidence</w:t>
-      </w:r>
-    </w:p>
-    <w:p>
-      <w:r>
-        <w:t>________________________________________________________________</w:t>
-      </w:r>
-    </w:p>
-    <w:p>
-      <w:r>
-        <w:t>________________________________________________________________</w:t>
-      </w:r>
-    </w:p>
-    <w:p>
-      <w:r>
-        <w:t>________________________________________________________________</w:t>
-      </w:r>
-    </w:p>
-    <w:p>
-      <w:r>
-        <w:t>________________________________________________________________</w:t>
-      </w:r>
-    </w:p>
-    <w:p>
-      <w:r>
-        <w:t>________________________________________________________________</w:t>
-      </w:r>
-    </w:p>
-    <w:p>
-      <w:r>
-        <w:t>________________________________________________________________</w:t>
-      </w:r>
-    </w:p>
-    <w:p>
-      <w:pPr>
-        <w:pStyle w:val="Heading1"/>
-      </w:pPr>
-      <w:r>
-        <w:t>08. W4 Apply a new case independently</w:t>
-      </w:r>
-    </w:p>
-    <w:p>
-      <w:r>
-        <w:t>Attempt before feedback. If this repeats the selected independent case, reuse that first attempt; otherwise keep a separate record. Apply a new case independently. Apply the supplied Sampling variability facts and keep your reasoning.</w:t>
-      </w:r>
-    </w:p>
-    <w:p>
-      <w:pPr>
-        <w:spacing w:line="336" w:lineRule="auto" w:after="180"/>
-      </w:pPr>
-      <w:r>
-        <w:rPr>
-          <w:b w:val="0"/>
-        </w:rPr>
-        <w:t>Population values are 0, 0, 4, 4, with four distinct IDs. Choose two IDs uniformly without replacement. Enumerate all six unordered pairs, calculate their sample means and find their average.</w:t>
-      </w:r>
-    </w:p>
-    <w:p>
-      <w:pPr>
-        <w:pStyle w:val="Heading3"/>
-      </w:pPr>
-      <w:r>
-        <w:t>My reasoning and evidence</w:t>
-      </w:r>
-    </w:p>
-    <w:p>
-      <w:r>
-        <w:t>________________________________________________________________</w:t>
-      </w:r>
-    </w:p>
-    <w:p>
-      <w:r>
-        <w:t>________________________________________________________________</w:t>
-      </w:r>
-    </w:p>
-    <w:p>
-      <w:r>
-        <w:t>________________________________________________________________</w:t>
-      </w:r>
-    </w:p>
-    <w:p>
-      <w:r>
-        <w:t>________________________________________________________________</w:t>
-      </w:r>
-    </w:p>
-    <w:p>
-      <w:r>
-        <w:t>________________________________________________________________</w:t>
-      </w:r>
-    </w:p>
-    <w:p>
-      <w:r>
-        <w:t>________________________________________________________________</w:t>
-      </w:r>
-    </w:p>
-    <w:p>
-      <w:r>
-        <w:t>________________________________________________________________</w:t>
-      </w:r>
-    </w:p>
-    <w:p>
-      <w:r>
-        <w:t>________________________________________________________________</w:t>
-      </w:r>
-    </w:p>
-    <w:p>
-      <w:pPr>
-        <w:pStyle w:val="Heading1"/>
-      </w:pPr>
-      <w:r>
-        <w:t>09. W5 Design a revealing follow-up</w:t>
-      </w:r>
-    </w:p>
-    <w:p>
-      <w:r>
-        <w:t>Design a revealing follow-up. Apply the supplied Sampling variability facts and keep your reasoning.</w:t>
-      </w:r>
-    </w:p>
-    <w:p>
-      <w:pPr>
-        <w:spacing w:line="336" w:lineRule="auto" w:after="180"/>
-      </w:pPr>
-      <w:r>
-        <w:rPr>
-          <w:b w:val="0"/>
-        </w:rPr>
-        <w:t>For the worked scenario, propose one additional case that could reveal a failure, describe its expected outcome before running it, and explain what would need to remain fixed for a fair comparison.</w:t>
-      </w:r>
-    </w:p>
-    <w:p>
-      <w:pPr>
-        <w:spacing w:line="336" w:lineRule="auto" w:after="180"/>
-      </w:pPr>
-      <w:r>
-        <w:rPr>
-          <w:b w:val="0"/>
-        </w:rPr>
-        <w:t>Do not reuse W4 as a new final test after receiving feedback.</w:t>
-      </w:r>
-    </w:p>
-    <w:p>
-      <w:pPr>
-        <w:pStyle w:val="Heading3"/>
-      </w:pPr>
-      <w:r>
-        <w:t>My reasoning and evidence</w:t>
-      </w:r>
-    </w:p>
-    <w:p>
-      <w:r>
-        <w:t>________________________________________________________________</w:t>
-      </w:r>
-    </w:p>
-    <w:p>
-      <w:r>
-        <w:t>________________________________________________________________</w:t>
-      </w:r>
-    </w:p>
-    <w:p>
-      <w:r>
-        <w:t>________________________________________________________________</w:t>
-      </w:r>
-    </w:p>
-    <w:p>
-      <w:r>
-        <w:t>________________________________________________________________</w:t>
-      </w:r>
-    </w:p>
-    <w:p>
-      <w:r>
-        <w:t>________________________________________________________________</w:t>
-      </w:r>
-    </w:p>
-    <w:p>
-      <w:r>
-        <w:t>________________________________________________________________</w:t>
-      </w:r>
-    </w:p>
-    <w:p>
-      <w:r>
-        <w:t>________________________________________________________________</w:t>
-      </w:r>
-    </w:p>
-    <w:p>
-      <w:pPr>
-        <w:pStyle w:val="Heading1"/>
-      </w:pPr>
-      <w:r>
-        <w:t>10. Project checkpoint and reflection</w:t>
-      </w:r>
-    </w:p>
-    <w:p>
-      <w:r>
-        <w:t>Connect Sampling variability to Reproducible AI Research Study, identify a limit and choose the next useful test.</w:t>
-      </w:r>
-    </w:p>
-    <w:p>
-      <w:pPr>
-        <w:spacing w:line="336" w:lineRule="auto" w:after="180"/>
-      </w:pPr>
-      <w:r>
-        <w:rPr>
-          <w:b w:val="0"/>
-        </w:rPr>
-        <w:t xml:space="preserve">Add a labelled </w:t>
-      </w:r>
-      <w:r>
-        <w:rPr>
-          <w:b/>
-        </w:rPr>
-        <w:t>sampling variability</w:t>
-      </w:r>
-      <w:r>
-        <w:rPr>
-          <w:b w:val="0"/>
-        </w:rPr>
-        <w:t xml:space="preserve"> </w:t>
-      </w:r>
-      <w:r>
-        <w:rPr>
-          <w:b/>
-        </w:rPr>
-        <w:t>evidence</w:t>
-      </w:r>
-      <w:r>
-        <w:rPr>
-          <w:b w:val="0"/>
-        </w:rPr>
-        <w:t xml:space="preserve"> sheet to Reproducible AI Research Study. Show how you can explain the </w:t>
-      </w:r>
-      <w:r>
-        <w:rPr>
-          <w:b/>
-        </w:rPr>
-        <w:t>mechanism</w:t>
-      </w:r>
-      <w:r>
-        <w:rPr>
-          <w:b w:val="0"/>
-        </w:rPr>
-        <w:t xml:space="preserve"> and terminology of </w:t>
-      </w:r>
-      <w:r>
-        <w:rPr>
-          <w:b/>
-        </w:rPr>
-        <w:t>sampling variability</w:t>
-      </w:r>
-      <w:r>
-        <w:rPr>
-          <w:b w:val="0"/>
-        </w:rPr>
-        <w:t>.</w:t>
-      </w:r>
-    </w:p>
-    <w:p>
-      <w:pPr>
-        <w:spacing w:line="336" w:lineRule="auto" w:after="180"/>
-      </w:pPr>
-      <w:r>
-        <w:rPr>
-          <w:b w:val="0"/>
-        </w:rPr>
-        <w:t xml:space="preserve">Use the supplied fictional case and keep its </w:t>
-      </w:r>
-      <w:r>
-        <w:rPr>
-          <w:b/>
-        </w:rPr>
-        <w:t>input</w:t>
-      </w:r>
-      <w:r>
-        <w:rPr>
-          <w:b w:val="0"/>
-        </w:rPr>
-        <w:t xml:space="preserve">s, intermediate steps, calculation or </w:t>
-      </w:r>
-      <w:r>
-        <w:rPr>
-          <w:b/>
-        </w:rPr>
-        <w:t>prediction</w:t>
-      </w:r>
-      <w:r>
-        <w:rPr>
-          <w:b w:val="0"/>
-        </w:rPr>
-        <w:t>, and limitation. Connect this record to last week’s record; a matching answer without a trace is insufficient.</w:t>
-      </w:r>
-    </w:p>
-    <w:p>
-      <w:pPr>
-        <w:pStyle w:val="Heading3"/>
-      </w:pPr>
-      <w:r>
-        <w:t>My project change, supporting evidence and remaining limit</w:t>
-      </w:r>
-    </w:p>
-    <w:p>
-      <w:r>
-        <w:t>________________________________________________________________</w:t>
-      </w:r>
-    </w:p>
-    <w:p>
-      <w:r>
-        <w:t>________________________________________________________________</w:t>
-      </w:r>
-    </w:p>
-    <w:p>
-      <w:r>
-        <w:t>________________________________________________________________</w:t>
-      </w:r>
-    </w:p>
-    <w:p>
-      <w:r>
-        <w:t>________________________________________________________________</w:t>
-      </w:r>
-    </w:p>
-    <w:p>
-      <w:r>
-        <w:t>________________________________________________________________</w:t>
-      </w:r>
-    </w:p>
-    <w:p>
-      <w:r>
-        <w:t>________________________________________________________________</w:t>
-      </w:r>
-    </w:p>
-    <w:p>
-      <w:pPr>
-        <w:pStyle w:val="Heading1"/>
-      </w:pPr>
-      <w:r>
-        <w:t>11. Feedback, return check and learning record</w:t>
-      </w:r>
-    </w:p>
-    <w:p>
-      <w:r>
-        <w:t>Record the first repaired step and a different case to revisit after a delay.</w:t>
+        <w:t>11. Feedback · Repair and return</w:t>
+      </w:r>
+    </w:p>
+    <w:p>
+      <w:r>
+        <w:t>Keep this task’s inputs,rule and response together.</w:t>
+      </w:r>
+    </w:p>
+    <w:p>
+      <w:pPr>
+        <w:pStyle w:val="Heading2"/>
+      </w:pPr>
+      <w:r>
+        <w:t>Complete task and evidence</w:t>
       </w:r>
     </w:p>
     <w:tbl>
@@ -1166,12 +1196,9 @@
     </w:tbl>
     <w:p>
       <w:pPr>
-        <w:spacing w:line="336" w:lineRule="auto" w:after="180"/>
-      </w:pPr>
-      <w:r>
-        <w:rPr>
-          <w:b w:val="0"/>
-        </w:rPr>
+        <w:pStyle w:val="ListBullet"/>
+      </w:pPr>
+      <w:r>
         <w:t>Revisit this idea with your teacher after a delay. Familiarity is different from explaining and using it on a changed case.</w:t>
       </w:r>
     </w:p>
@@ -1180,33 +1207,321 @@
         <w:pStyle w:val="Heading1"/>
       </w:pPr>
       <w:r>
-        <w:t>12. Pictorial case practice: Sampling variability</w:t>
-      </w:r>
-    </w:p>
-    <w:p>
-      <w:r>
-        <w:t>Two small samples can differ. A fixed classifier is scored on two distinct four-case samples from a declared collection. Explain the labelled step before checking the changed condition.</w:t>
-      </w:r>
-    </w:p>
-    <w:p>
-      <w:pPr>
-        <w:spacing w:line="336" w:lineRule="auto" w:after="180"/>
-      </w:pPr>
-      <w:r>
-        <w:rPr>
-          <w:b w:val="0"/>
-        </w:rPr>
+        <w:t>Reference bank and extra practice</w:t>
+      </w:r>
+    </w:p>
+    <w:p>
+      <w:pPr>
+        <w:pStyle w:val="Heading1"/>
+      </w:pPr>
+      <w:r>
+        <w:t>02. Reference · Supported W2 record</w:t>
+      </w:r>
+    </w:p>
+    <w:p>
+      <w:r>
+        <w:t>Keep this task’s inputs,rule and response together.</w:t>
+      </w:r>
+    </w:p>
+    <w:p>
+      <w:pPr>
+        <w:pStyle w:val="Heading2"/>
+      </w:pPr>
+      <w:r>
+        <w:t>Complete task and evidence</w:t>
+      </w:r>
+    </w:p>
+    <w:p>
+      <w:pPr>
+        <w:pStyle w:val="ListBullet"/>
+      </w:pPr>
+      <w:r>
+        <w:t>Use W2: Trace the worked case for Sampling variability. Record the answer once; the lesson and workbook refer to the same attempt.</w:t>
+      </w:r>
+    </w:p>
+    <w:tbl>
+      <w:tblPr>
+        <w:tblStyle w:val="LightShading-Accent1"/>
+        <w:tblW w:type="auto" w:w="0"/>
+        <w:tblLook w:firstColumn="1" w:firstRow="1" w:lastColumn="0" w:lastRow="0" w:noHBand="0" w:noVBand="1" w:val="04A0"/>
+      </w:tblPr>
+      <w:tblGrid>
+        <w:gridCol w:w="2556"/>
+        <w:gridCol w:w="2556"/>
+        <w:gridCol w:w="2556"/>
+        <w:gridCol w:w="2556"/>
+      </w:tblGrid>
+      <w:tr>
+        <w:trPr>
+          <w:tblHeader/>
+        </w:trPr>
+        <w:tc>
+          <w:tcPr>
+            <w:tcW w:type="dxa" w:w="2556"/>
+          </w:tcPr>
+          <w:p>
+            <w:r>
+              <w:t>Given inputs</w:t>
+            </w:r>
+          </w:p>
+        </w:tc>
+        <w:tc>
+          <w:tcPr>
+            <w:tcW w:type="dxa" w:w="2556"/>
+          </w:tcPr>
+          <w:p>
+            <w:r>
+              <w:t>Procedure I chose</w:t>
+            </w:r>
+          </w:p>
+        </w:tc>
+        <w:tc>
+          <w:tcPr>
+            <w:tcW w:type="dxa" w:w="2556"/>
+          </w:tcPr>
+          <w:p>
+            <w:r>
+              <w:t>Middle steps</w:t>
+            </w:r>
+          </w:p>
+        </w:tc>
+        <w:tc>
+          <w:tcPr>
+            <w:tcW w:type="dxa" w:w="2556"/>
+          </w:tcPr>
+          <w:p>
+            <w:r>
+              <w:t>Result and check</w:t>
+            </w:r>
+          </w:p>
+        </w:tc>
+      </w:tr>
+      <w:tr>
+        <w:tc>
+          <w:tcPr>
+            <w:tcW w:type="dxa" w:w="2556"/>
+          </w:tcPr>
+          <w:p>
+            <w:r/>
+          </w:p>
+        </w:tc>
+        <w:tc>
+          <w:tcPr>
+            <w:tcW w:type="dxa" w:w="2556"/>
+          </w:tcPr>
+          <w:p>
+            <w:r/>
+          </w:p>
+        </w:tc>
+        <w:tc>
+          <w:tcPr>
+            <w:tcW w:type="dxa" w:w="2556"/>
+          </w:tcPr>
+          <w:p>
+            <w:r/>
+          </w:p>
+        </w:tc>
+        <w:tc>
+          <w:tcPr>
+            <w:tcW w:type="dxa" w:w="2556"/>
+          </w:tcPr>
+          <w:p>
+            <w:r/>
+          </w:p>
+        </w:tc>
+      </w:tr>
+    </w:tbl>
+    <w:p>
+      <w:pPr>
+        <w:pStyle w:val="Heading3"/>
+      </w:pPr>
+      <w:r>
+        <w:t>The step I completed without help, and the hint I needed</w:t>
+      </w:r>
+    </w:p>
+    <w:p>
+      <w:r>
+        <w:t>________________________________________________________________</w:t>
+      </w:r>
+    </w:p>
+    <w:p>
+      <w:r>
+        <w:t>________________________________________________________________</w:t>
+      </w:r>
+    </w:p>
+    <w:p>
+      <w:r>
+        <w:t>________________________________________________________________</w:t>
+      </w:r>
+    </w:p>
+    <w:p>
+      <w:pPr>
+        <w:pStyle w:val="Heading1"/>
+      </w:pPr>
+      <w:r>
+        <w:t>03. Extra practice · Individual reasoning check</w:t>
+      </w:r>
+    </w:p>
+    <w:p>
+      <w:r>
+        <w:t>Keep this task’s inputs,rule and response together.</w:t>
+      </w:r>
+    </w:p>
+    <w:p>
+      <w:pPr>
+        <w:pStyle w:val="Heading2"/>
+      </w:pPr>
+      <w:r>
+        <w:t>Complete task and evidence</w:t>
+      </w:r>
+    </w:p>
+    <w:p>
+      <w:pPr>
+        <w:pStyle w:val="ListBullet"/>
+      </w:pPr>
+      <w:r>
+        <w:t>Use the worked case for Sampling variability. Proposed explanation: “The worked result establishes every future case”. Decide whether this explanation is supported. Point to the step or supplied fact that decides; explain your repair if needed.</w:t>
+      </w:r>
+    </w:p>
+    <w:p>
+      <w:pPr>
+        <w:pStyle w:val="Heading3"/>
+      </w:pPr>
+      <w:r>
+        <w:t>My explanation before partner discussion</w:t>
+      </w:r>
+    </w:p>
+    <w:p>
+      <w:r>
+        <w:t>________________________________________________________________</w:t>
+      </w:r>
+    </w:p>
+    <w:p>
+      <w:r>
+        <w:t>________________________________________________________________</w:t>
+      </w:r>
+    </w:p>
+    <w:p>
+      <w:r>
+        <w:t>________________________________________________________________</w:t>
+      </w:r>
+    </w:p>
+    <w:p>
+      <w:r>
+        <w:t>________________________________________________________________</w:t>
+      </w:r>
+    </w:p>
+    <w:p>
+      <w:pPr>
+        <w:pStyle w:val="Heading1"/>
+      </w:pPr>
+      <w:r>
+        <w:t>08. Reference · Earlier W4 response copy</w:t>
+      </w:r>
+    </w:p>
+    <w:p>
+      <w:r>
+        <w:t>Keep this task’s inputs,rule and response together.</w:t>
+      </w:r>
+    </w:p>
+    <w:p>
+      <w:pPr>
+        <w:pStyle w:val="Heading2"/>
+      </w:pPr>
+      <w:r>
+        <w:t>Complete task and evidence</w:t>
+      </w:r>
+    </w:p>
+    <w:p>
+      <w:pPr>
+        <w:pStyle w:val="ListBullet"/>
+      </w:pPr>
+      <w:r>
+        <w:t>Population values are 0, 0, 4, 4, with four distinct IDs. Choose two IDs uniformly without replacement. Enumerate all six unordered pairs, calculate their sample means and find their average.</w:t>
+      </w:r>
+    </w:p>
+    <w:p>
+      <w:pPr>
+        <w:pStyle w:val="Heading3"/>
+      </w:pPr>
+      <w:r>
+        <w:t>My reasoning and evidence</w:t>
+      </w:r>
+    </w:p>
+    <w:p>
+      <w:r>
+        <w:t>________________________________________________________________</w:t>
+      </w:r>
+    </w:p>
+    <w:p>
+      <w:r>
+        <w:t>________________________________________________________________</w:t>
+      </w:r>
+    </w:p>
+    <w:p>
+      <w:r>
+        <w:t>________________________________________________________________</w:t>
+      </w:r>
+    </w:p>
+    <w:p>
+      <w:r>
+        <w:t>________________________________________________________________</w:t>
+      </w:r>
+    </w:p>
+    <w:p>
+      <w:r>
+        <w:t>________________________________________________________________</w:t>
+      </w:r>
+    </w:p>
+    <w:p>
+      <w:r>
+        <w:t>________________________________________________________________</w:t>
+      </w:r>
+    </w:p>
+    <w:p>
+      <w:r>
+        <w:t>________________________________________________________________</w:t>
+      </w:r>
+    </w:p>
+    <w:p>
+      <w:r>
+        <w:t>________________________________________________________________</w:t>
+      </w:r>
+    </w:p>
+    <w:p>
+      <w:pPr>
+        <w:pStyle w:val="Heading1"/>
+      </w:pPr>
+      <w:r>
+        <w:t>12. Extra practice · Pictured case</w:t>
+      </w:r>
+    </w:p>
+    <w:p>
+      <w:r>
+        <w:t>Keep this task’s inputs,rule and response together.</w:t>
+      </w:r>
+    </w:p>
+    <w:p>
+      <w:pPr>
+        <w:pStyle w:val="Heading2"/>
+      </w:pPr>
+      <w:r>
+        <w:t>Complete task and evidence</w:t>
+      </w:r>
+    </w:p>
+    <w:p>
+      <w:pPr>
+        <w:pStyle w:val="ListBullet"/>
+      </w:pPr>
+      <w:r>
         <w:t>Two small samples can differ. A fixed classifier is scored on two distinct four-case samples from a declared collection.</w:t>
       </w:r>
     </w:p>
     <w:p>
       <w:pPr>
-        <w:spacing w:line="336" w:lineRule="auto" w:after="180"/>
-      </w:pPr>
-      <w:r>
-        <w:rPr>
-          <w:b w:val="0"/>
-        </w:rPr>
+        <w:pStyle w:val="ListBullet"/>
+      </w:pPr>
+      <w:r>
         <w:t>Sample A has 3 correct of 4; sample B has 2 correct of 4. The model and rubric are unchanged.</w:t>
       </w:r>
     </w:p>
@@ -1215,7 +1530,7 @@
         <w:drawing>
           <wp:inline xmlns:a="http://schemas.openxmlformats.org/drawingml/2006/main" xmlns:pic="http://schemas.openxmlformats.org/drawingml/2006/picture">
             <wp:extent cx="5486400" cy="2641600"/>
-            <wp:docPr id="1" name="Picture 1" descr="Two distinct samples, fixed model"/>
+            <wp:docPr id="2" name="Picture 2" descr="Two distinct samples, fixed model"/>
             <wp:cNvGraphicFramePr>
               <a:graphicFrameLocks noChangeAspect="1"/>
             </wp:cNvGraphicFramePr>
@@ -1227,7 +1542,7 @@
                     <pic:cNvPicPr/>
                   </pic:nvPicPr>
                   <pic:blipFill>
-                    <a:blip r:embed="rId9"/>
+                    <a:blip r:embed="rId10"/>
                     <a:stretch>
                       <a:fillRect/>
                     </a:stretch>
@@ -1251,7 +1566,7 @@
         <w:drawing>
           <wp:inline xmlns:a="http://schemas.openxmlformats.org/drawingml/2006/main" xmlns:pic="http://schemas.openxmlformats.org/drawingml/2006/picture">
             <wp:extent cx="5486400" cy="5145314"/>
-            <wp:docPr id="2" name="Picture 2" descr="Sampling variability. Keep model fixed: No training or threshold change occurs between samples.. Compute observed rates: A is 75%; B is 50%, differing by 25 percentage points.. Consider sampling: Different included cases can change a small-sample rate."/>
+            <wp:docPr id="3" name="Picture 3" descr="Sampling variability. Keep model fixed: No training or threshold change occurs between samples.. Compute observed rates: A is 75%; B is 50%, differing by 25 percentage points.. Consider sampling: Different included cases can change a small-sample rate."/>
             <wp:cNvGraphicFramePr>
               <a:graphicFrameLocks noChangeAspect="1"/>
             </wp:cNvGraphicFramePr>
@@ -1263,7 +1578,7 @@
                     <pic:cNvPicPr/>
                   </pic:nvPicPr>
                   <pic:blipFill>
-                    <a:blip r:embed="rId10"/>
+                    <a:blip r:embed="rId11"/>
                     <a:stretch>
                       <a:fillRect/>
                     </a:stretch>
@@ -1284,12 +1599,9 @@
     </w:p>
     <w:p>
       <w:pPr>
-        <w:spacing w:line="336" w:lineRule="auto" w:after="180"/>
-      </w:pPr>
-      <w:r>
-        <w:rPr>
-          <w:b w:val="0"/>
-        </w:rPr>
+        <w:pStyle w:val="ListBullet"/>
+      </w:pPr>
+      <w:r>
         <w:t>Calculate the two four-case rates and their difference. Explain how changed included cases can affect a fixed model, and why identical deterministic records should not differ on a rerun.</w:t>
       </w:r>
     </w:p>
@@ -1333,56 +1645,18 @@
     </w:p>
     <w:p>
       <w:pPr>
-        <w:pStyle w:val="Heading3"/>
-      </w:pPr>
-      <w:r>
-        <w:t>Record the help used</w:t>
-      </w:r>
-    </w:p>
-    <w:p>
-      <w:pPr>
-        <w:spacing w:line="336" w:lineRule="auto" w:after="180"/>
-        <w:shd w:fill="F1F6F8"/>
-      </w:pPr>
-      <w:r>
-        <w:rPr>
-          <w:b w:val="0"/>
-        </w:rPr>
-        <w:t xml:space="preserve">Support used: alone / hint / worked example. This record is practice </w:t>
-      </w:r>
-      <w:r>
-        <w:rPr>
-          <w:b/>
-        </w:rPr>
-        <w:t>evidence</w:t>
-      </w:r>
-      <w:r>
-        <w:rPr>
-          <w:b w:val="0"/>
-        </w:rPr>
-        <w:t>.</w:t>
-      </w:r>
-    </w:p>
-    <w:p>
-      <w:pPr>
-        <w:spacing w:line="336" w:lineRule="auto" w:after="180"/>
-      </w:pPr>
-      <w:r>
-        <w:rPr>
-          <w:b w:val="0"/>
-        </w:rPr>
-        <w:t>Project connection: For the Reproducible AI Research Study, retain an annotated worked trace and the changed-case reasoning.</w:t>
-      </w:r>
-    </w:p>
-    <w:p>
-      <w:pPr>
-        <w:spacing w:line="336" w:lineRule="auto" w:after="180"/>
-      </w:pPr>
-      <w:r>
-        <w:rPr>
-          <w:b w:val="0"/>
-        </w:rPr>
-        <w:t>Connect the claim to its records, units and assumptions so another investigator can challenge or reproduce it.</w:t>
+        <w:pStyle w:val="ListBullet"/>
+      </w:pPr>
+      <w:r>
+        <w:t>Support used: alone / hint / worked example. This record is practice evidence.</w:t>
+      </w:r>
+    </w:p>
+    <w:p>
+      <w:pPr>
+        <w:pStyle w:val="ListBullet"/>
+      </w:pPr>
+      <w:r>
+        <w:t>Project connection: For the Reproducible AI Research Study, retain an annotated worked trace and the changed-case reasoning. Connect the claim to its records, units and assumptions so another investigator can challenge or reproduce it.</w:t>
       </w:r>
     </w:p>
     <w:p>
@@ -1390,68 +1664,43 @@
         <w:pStyle w:val="Heading1"/>
       </w:pPr>
       <w:r>
-        <w:t>13. Project portfolio milestone</w:t>
-      </w:r>
-    </w:p>
-    <w:p>
-      <w:r>
-        <w:t>Keep this week’s input, deciding step, result and limit together in the Reproducible AI Research Study record.</w:t>
-      </w:r>
-    </w:p>
-    <w:p>
-      <w:pPr>
-        <w:spacing w:line="336" w:lineRule="auto" w:after="180"/>
-      </w:pPr>
-      <w:r>
-        <w:rPr>
-          <w:b w:val="0"/>
-        </w:rPr>
+        <w:t>13. Reference · Project milestone</w:t>
+      </w:r>
+    </w:p>
+    <w:p>
+      <w:r>
+        <w:t>Keep this task’s inputs,rule and response together.</w:t>
+      </w:r>
+    </w:p>
+    <w:p>
+      <w:pPr>
+        <w:pStyle w:val="Heading2"/>
+      </w:pPr>
+      <w:r>
+        <w:t>Complete task and evidence</w:t>
+      </w:r>
+    </w:p>
+    <w:p>
+      <w:pPr>
+        <w:pStyle w:val="ListBullet"/>
+      </w:pPr>
+      <w:r>
         <w:t>Project: Reproducible AI Research Study</w:t>
       </w:r>
     </w:p>
     <w:p>
       <w:pPr>
-        <w:spacing w:line="336" w:lineRule="auto" w:after="180"/>
-      </w:pPr>
-      <w:r>
-        <w:rPr>
-          <w:b w:val="0"/>
-        </w:rPr>
-        <w:t xml:space="preserve">Current milestone: Make a transparent first version. Keep a trace of how one </w:t>
-      </w:r>
-      <w:r>
-        <w:rPr>
-          <w:b/>
-        </w:rPr>
-        <w:t>input</w:t>
-      </w:r>
-      <w:r>
-        <w:rPr>
-          <w:b w:val="0"/>
-        </w:rPr>
-        <w:t xml:space="preserve"> becomes an </w:t>
-      </w:r>
-      <w:r>
-        <w:rPr>
-          <w:b/>
-        </w:rPr>
-        <w:t>output</w:t>
-      </w:r>
-      <w:r>
-        <w:rPr>
-          <w:b w:val="0"/>
-        </w:rPr>
-        <w:t>; explain the rule or learned component.</w:t>
-      </w:r>
-    </w:p>
-    <w:p>
-      <w:pPr>
-        <w:spacing w:line="336" w:lineRule="auto" w:after="180"/>
-      </w:pPr>
-      <w:r>
-        <w:rPr>
-          <w:b w:val="0"/>
-        </w:rPr>
+        <w:pStyle w:val="ListBullet"/>
+      </w:pPr>
+      <w:r>
+        <w:t>Current milestone: Make a transparent first version. Keep a trace of how one input becomes an output; explain the rule or learned component.</w:t>
+      </w:r>
+    </w:p>
+    <w:p>
+      <w:pPr>
+        <w:pStyle w:val="ListBullet"/>
+      </w:pPr>
+      <w:r>
         <w:t>For the Reproducible AI Research Study, retain an annotated worked trace and the changed-case reasoning. Connect the claim to its records, units and assumptions so another investigator can challenge or reproduce it.</w:t>
       </w:r>
     </w:p>
@@ -1609,12 +1858,502 @@
         <w:pStyle w:val="Heading1"/>
       </w:pPr>
       <w:r>
-        <w:t>14. Supported practice and learning evidence</w:t>
-      </w:r>
-    </w:p>
-    <w:p>
-      <w:r>
-        <w:t>Try the supported questions before comparing with hints and feedback. Record what you repaired and the evidence you retained.</w:t>
+        <w:t>14. Extra practice · Predict,check and repair</w:t>
+      </w:r>
+    </w:p>
+    <w:p>
+      <w:r>
+        <w:t>Keep supported feedback separate from the independent case.</w:t>
+      </w:r>
+    </w:p>
+    <w:p>
+      <w:pPr>
+        <w:pStyle w:val="Heading2"/>
+      </w:pPr>
+      <w:r>
+        <w:t>First supported question and optional hint</w:t>
+      </w:r>
+    </w:p>
+    <w:p>
+      <w:pPr>
+        <w:pStyle w:val="ListBullet"/>
+      </w:pPr>
+      <w:r>
+        <w:t>Two small samples can differ. A fixed classifier is scored on two distinct four-case samples from a declared collection.</w:t>
+      </w:r>
+    </w:p>
+    <w:p>
+      <w:pPr>
+        <w:pStyle w:val="Heading3"/>
+      </w:pPr>
+      <w:r>
+        <w:t>Practice 1: explain the deciding evidence</w:t>
+      </w:r>
+    </w:p>
+    <w:p>
+      <w:pPr>
+        <w:pStyle w:val="ListBullet"/>
+      </w:pPr>
+      <w:r>
+        <w:t>Which labelled step matches this detail? Different included cases can change a small-sample rate.</w:t>
+      </w:r>
+    </w:p>
+    <w:p>
+      <w:pPr>
+        <w:pStyle w:val="ListBullet"/>
+      </w:pPr>
+      <w:r>
+        <w:t>1. Consider sampling</w:t>
+      </w:r>
+    </w:p>
+    <w:p>
+      <w:pPr>
+        <w:pStyle w:val="ListBullet"/>
+      </w:pPr>
+      <w:r>
+        <w:t>2. Keep model fixed</w:t>
+      </w:r>
+    </w:p>
+    <w:p>
+      <w:pPr>
+        <w:pStyle w:val="ListBullet"/>
+      </w:pPr>
+      <w:r>
+        <w:t>3. Compute observed rates</w:t>
+      </w:r>
+    </w:p>
+    <w:p>
+      <w:pPr>
+        <w:pStyle w:val="Heading3"/>
+      </w:pPr>
+      <w:r>
+        <w:t>My selected conclusion, deciding fact and explanation</w:t>
+      </w:r>
+    </w:p>
+    <w:p>
+      <w:r>
+        <w:t>________________________________________________________________</w:t>
+      </w:r>
+    </w:p>
+    <w:p>
+      <w:r>
+        <w:t>________________________________________________________________</w:t>
+      </w:r>
+    </w:p>
+    <w:p>
+      <w:r>
+        <w:t>________________________________________________________________</w:t>
+      </w:r>
+    </w:p>
+    <w:p>
+      <w:r>
+        <w:t>________________________________________________________________</w:t>
+      </w:r>
+    </w:p>
+    <w:p>
+      <w:r>
+        <w:t>________________________________________________________________</w:t>
+      </w:r>
+    </w:p>
+    <w:p>
+      <w:pPr>
+        <w:pStyle w:val="ListBullet"/>
+      </w:pPr>
+      <w:r>
+        <w:t>Hint if needed: Read the steps in the pictorial case. Match the supplied detail to the stage that performs or records it.</w:t>
+      </w:r>
+    </w:p>
+    <w:p>
+      <w:pPr>
+        <w:pStyle w:val="Heading2"/>
+      </w:pPr>
+      <w:r>
+        <w:t>Check after the first attempt · reference / check after trying</w:t>
+      </w:r>
+    </w:p>
+    <w:p>
+      <w:pPr>
+        <w:spacing w:line="336" w:lineRule="auto" w:after="180"/>
+      </w:pPr>
+      <w:r>
+        <w:rPr>
+          <w:b w:val="0"/>
+        </w:rPr>
+        <w:t xml:space="preserve">After your attempt, compare with the supported explanation: Consider sampling Different included cases can change a small-sample rate. </w:t>
+      </w:r>
+      <w:r>
+        <w:rPr>
+          <w:b/>
+        </w:rPr>
+        <w:t>Sampling variability</w:t>
+      </w:r>
+      <w:r>
+        <w:rPr>
+          <w:b w:val="0"/>
+        </w:rPr>
+        <w:t xml:space="preserve"> means a statistic can vary because different units were observed.</w:t>
+      </w:r>
+    </w:p>
+    <w:p>
+      <w:pPr>
+        <w:spacing w:line="336" w:lineRule="auto" w:after="180"/>
+      </w:pPr>
+      <w:r>
+        <w:rPr>
+          <w:b w:val="0"/>
+        </w:rPr>
+        <w:t>Do not automatically attribute every rate change to a model improvement or deterioration.</w:t>
+      </w:r>
+    </w:p>
+    <w:p>
+      <w:pPr>
+        <w:pStyle w:val="Heading2"/>
+      </w:pPr>
+      <w:r>
+        <w:t>Changed-case question and optional hint</w:t>
+      </w:r>
+    </w:p>
+    <w:p>
+      <w:pPr>
+        <w:pStyle w:val="Heading3"/>
+      </w:pPr>
+      <w:r>
+        <w:t>Practice 2: explain the deciding evidence</w:t>
+      </w:r>
+    </w:p>
+    <w:p>
+      <w:pPr>
+        <w:pStyle w:val="ListBullet"/>
+      </w:pPr>
+      <w:r>
+        <w:t>Changed-case practice: Evaluate the exact same fixed four cases twice with deterministic predictions. Which conclusion is supported by the supplied facts?</w:t>
+      </w:r>
+    </w:p>
+    <w:p>
+      <w:pPr>
+        <w:pStyle w:val="ListBullet"/>
+      </w:pPr>
+      <w:r>
+        <w:t>1. The counts should agree unless some condition, data or scoring changed.</w:t>
+      </w:r>
+    </w:p>
+    <w:p>
+      <w:pPr>
+        <w:pStyle w:val="ListBullet"/>
+      </w:pPr>
+      <w:r>
+        <w:t>2. We can decide the result without examining the changed input or the procedure.</w:t>
+      </w:r>
+    </w:p>
+    <w:p>
+      <w:pPr>
+        <w:pStyle w:val="ListBullet"/>
+      </w:pPr>
+      <w:r>
+        <w:t>3. This one example guarantees correct results for every future input.</w:t>
+      </w:r>
+    </w:p>
+    <w:p>
+      <w:pPr>
+        <w:pStyle w:val="Heading3"/>
+      </w:pPr>
+      <w:r>
+        <w:t>My selected conclusion, deciding fact and explanation</w:t>
+      </w:r>
+    </w:p>
+    <w:p>
+      <w:r>
+        <w:t>________________________________________________________________</w:t>
+      </w:r>
+    </w:p>
+    <w:p>
+      <w:r>
+        <w:t>________________________________________________________________</w:t>
+      </w:r>
+    </w:p>
+    <w:p>
+      <w:r>
+        <w:t>________________________________________________________________</w:t>
+      </w:r>
+    </w:p>
+    <w:p>
+      <w:r>
+        <w:t>________________________________________________________________</w:t>
+      </w:r>
+    </w:p>
+    <w:p>
+      <w:r>
+        <w:t>________________________________________________________________</w:t>
+      </w:r>
+    </w:p>
+    <w:p>
+      <w:pPr>
+        <w:pStyle w:val="ListBullet"/>
+      </w:pPr>
+      <w:r>
+        <w:t>Hint if needed: Use the changed condition and the deciding step in the pictorial trace. The answer must say what follows from those facts.</w:t>
+      </w:r>
+    </w:p>
+    <w:p>
+      <w:pPr>
+        <w:pStyle w:val="Heading2"/>
+      </w:pPr>
+      <w:r>
+        <w:t>Check after the changed attempt · reference / check after trying</w:t>
+      </w:r>
+    </w:p>
+    <w:p>
+      <w:pPr>
+        <w:spacing w:line="336" w:lineRule="auto" w:after="180"/>
+      </w:pPr>
+      <w:r>
+        <w:rPr>
+          <w:b w:val="0"/>
+        </w:rPr>
+        <w:t>After your attempt, compare with the supported explanation: The counts should agree unless some condition, data or scoring changed. The sampling explanation no longer applies when the records are identical.</w:t>
+      </w:r>
+    </w:p>
+    <w:p>
+      <w:pPr>
+        <w:pStyle w:val="Heading2"/>
+      </w:pPr>
+      <w:r>
+        <w:t>Repair and retain the record</w:t>
+      </w:r>
+    </w:p>
+    <w:p>
+      <w:pPr>
+        <w:spacing w:line="336" w:lineRule="auto" w:after="180"/>
+      </w:pPr>
+      <w:r>
+        <w:rPr>
+          <w:b w:val="0"/>
+        </w:rPr>
+        <w:t xml:space="preserve">Review Confounders and controls (ai-7/10). Goal: Explain the </w:t>
+      </w:r>
+      <w:r>
+        <w:rPr>
+          <w:b/>
+        </w:rPr>
+        <w:t>mechanism</w:t>
+      </w:r>
+      <w:r>
+        <w:rPr>
+          <w:b w:val="0"/>
+        </w:rPr>
+        <w:t xml:space="preserve"> and terminology of confounders and controls. Short practice: Draw the four condition/background combinations.</w:t>
+      </w:r>
+    </w:p>
+    <w:p>
+      <w:pPr>
+        <w:spacing w:line="336" w:lineRule="auto" w:after="180"/>
+      </w:pPr>
+      <w:r>
+        <w:rPr>
+          <w:b w:val="0"/>
+        </w:rPr>
+        <w:t>Which variables were coupled before, and why would collecting only healthy-white and spotted-blue again leave the confounding unresolved?. Return to this week and explain what you changed.</w:t>
+      </w:r>
+    </w:p>
+    <w:p>
+      <w:pPr>
+        <w:spacing w:line="336" w:lineRule="auto" w:after="180"/>
+      </w:pPr>
+      <w:r>
+        <w:rPr>
+          <w:b w:val="0"/>
+        </w:rPr>
+        <w:t xml:space="preserve">Review Baselines and fair comparisons (ai-7/8). Goal: Explain the </w:t>
+      </w:r>
+      <w:r>
+        <w:rPr>
+          <w:b/>
+        </w:rPr>
+        <w:t>mechanism</w:t>
+      </w:r>
+      <w:r>
+        <w:rPr>
+          <w:b w:val="0"/>
+        </w:rPr>
+        <w:t xml:space="preserve"> and terminology of baselines and fair comparisons. Short practice: Calculate 6/8 and 7/8 correctness and name the one-case gain.</w:t>
+      </w:r>
+    </w:p>
+    <w:p>
+      <w:pPr>
+        <w:spacing w:line="336" w:lineRule="auto" w:after="180"/>
+      </w:pPr>
+      <w:r>
+        <w:rPr>
+          <w:b w:val="0"/>
+        </w:rPr>
+        <w:t>Why is giving B the answer key incompatible with an unseen comparison to the simple baseline?. Return to this week and explain what you changed.</w:t>
+      </w:r>
+    </w:p>
+    <w:p>
+      <w:pPr>
+        <w:spacing w:line="336" w:lineRule="auto" w:after="180"/>
+      </w:pPr>
+      <w:r>
+        <w:rPr>
+          <w:b w:val="0"/>
+        </w:rPr>
+        <w:t xml:space="preserve">Review Replication and reproduction (ai-7/5). Goal: Explain the </w:t>
+      </w:r>
+      <w:r>
+        <w:rPr>
+          <w:b/>
+        </w:rPr>
+        <w:t>mechanism</w:t>
+      </w:r>
+      <w:r>
+        <w:rPr>
+          <w:b w:val="0"/>
+        </w:rPr>
+        <w:t xml:space="preserve"> and terminology of replication and reproduction. Short practice: Calculate the scores from the original and new four-record sets.</w:t>
+      </w:r>
+    </w:p>
+    <w:p>
+      <w:pPr>
+        <w:spacing w:line="336" w:lineRule="auto" w:after="180"/>
+      </w:pPr>
+      <w:r>
+        <w:rPr>
+          <w:b w:val="0"/>
+        </w:rPr>
+        <w:t>Which activity reproduces saved analysis, which repeats the protocol, and why does a different rerun of the original data need investigation?. Return to this week and explain what you changed.</w:t>
+      </w:r>
+    </w:p>
+    <w:p>
+      <w:pPr>
+        <w:spacing w:line="336" w:lineRule="auto" w:after="180"/>
+      </w:pPr>
+      <w:r>
+        <w:rPr>
+          <w:b w:val="0"/>
+        </w:rPr>
+        <w:t xml:space="preserve">The browser lab lets you edit the supported Python examples already included in this lesson. Predict first, run, inspect the actual </w:t>
+      </w:r>
+      <w:r>
+        <w:rPr>
+          <w:b/>
+        </w:rPr>
+        <w:t>output</w:t>
+      </w:r>
+      <w:r>
+        <w:rPr>
+          <w:b w:val="0"/>
+        </w:rPr>
+        <w:t xml:space="preserve"> or error, change one </w:t>
+      </w:r>
+      <w:r>
+        <w:rPr>
+          <w:b/>
+        </w:rPr>
+        <w:t>input</w:t>
+      </w:r>
+      <w:r>
+        <w:rPr>
+          <w:b w:val="0"/>
+        </w:rPr>
+        <w:t>, then run again.</w:t>
+      </w:r>
+    </w:p>
+    <w:p>
+      <w:pPr>
+        <w:spacing w:line="336" w:lineRule="auto" w:after="180"/>
+      </w:pPr>
+      <w:r>
+        <w:rPr>
+          <w:b w:val="0"/>
+        </w:rPr>
+        <w:t xml:space="preserve">Keep code, </w:t>
+      </w:r>
+      <w:r>
+        <w:rPr>
+          <w:b/>
+        </w:rPr>
+        <w:t>prediction</w:t>
+      </w:r>
+      <w:r>
+        <w:rPr>
+          <w:b w:val="0"/>
+        </w:rPr>
+        <w:t>s, actual results and a reasoned revision together. On paper, label your result as a trace rather than an execution.</w:t>
+      </w:r>
+    </w:p>
+    <w:p>
+      <w:pPr>
+        <w:spacing w:line="336" w:lineRule="auto" w:after="180"/>
+      </w:pPr>
+      <w:r>
+        <w:rPr>
+          <w:b w:val="0"/>
+        </w:rPr>
+        <w:t xml:space="preserve">Use Download completed work in the hosted lesson to export your answers, reflections, practice feedback and code-run </w:t>
+      </w:r>
+      <w:r>
+        <w:rPr>
+          <w:b/>
+        </w:rPr>
+        <w:t>evidence</w:t>
+      </w:r>
+      <w:r>
+        <w:rPr>
+          <w:b w:val="0"/>
+        </w:rPr>
+        <w:t>. Open the HTML copy to read or print it.</w:t>
+      </w:r>
+    </w:p>
+    <w:p>
+      <w:pPr>
+        <w:spacing w:line="336" w:lineRule="auto" w:after="180"/>
+      </w:pPr>
+      <w:r>
+        <w:rPr>
+          <w:b w:val="0"/>
+        </w:rPr>
+        <w:t>Drafts stay in this browser when storage is available; clear drafts on a shared device.</w:t>
+      </w:r>
+    </w:p>
+    <w:p>
+      <w:pPr>
+        <w:pStyle w:val="Heading3"/>
+      </w:pPr>
+      <w:r>
+        <w:t>What I repaired, the evidence I kept and the next test</w:t>
+      </w:r>
+    </w:p>
+    <w:p>
+      <w:r>
+        <w:t>________________________________________________________________</w:t>
+      </w:r>
+    </w:p>
+    <w:p>
+      <w:r>
+        <w:t>________________________________________________________________</w:t>
+      </w:r>
+    </w:p>
+    <w:p>
+      <w:r>
+        <w:t>________________________________________________________________</w:t>
+      </w:r>
+    </w:p>
+    <w:p>
+      <w:r>
+        <w:t>________________________________________________________________</w:t>
+      </w:r>
+    </w:p>
+    <w:p>
+      <w:r>
+        <w:t>________________________________________________________________</w:t>
+      </w:r>
+    </w:p>
+    <w:p>
+      <w:pPr>
+        <w:pStyle w:val="Heading2"/>
+      </w:pPr>
+      <w:r>
+        <w:t>Earlier wording, alternatives and picture transcripts · reference / check after trying</w:t>
       </w:r>
     </w:p>
     <w:p>
@@ -1630,68 +2369,10 @@
     </w:p>
     <w:p>
       <w:pPr>
-        <w:spacing w:line="336" w:lineRule="auto" w:after="180"/>
-      </w:pPr>
-      <w:r>
-        <w:rPr>
-          <w:b w:val="0"/>
-        </w:rPr>
-        <w:t>Two small samples can differ. A fixed classifier is scored on two distinct four-case samples from a declared collection.</w:t>
-      </w:r>
-    </w:p>
-    <w:p>
-      <w:pPr>
         <w:pStyle w:val="Heading3"/>
       </w:pPr>
       <w:r>
-        <w:t>Practice 1: explain the deciding evidence</w:t>
-      </w:r>
-    </w:p>
-    <w:p>
-      <w:pPr>
-        <w:spacing w:line="336" w:lineRule="auto" w:after="180"/>
-      </w:pPr>
-      <w:r>
-        <w:rPr>
-          <w:b w:val="0"/>
-        </w:rPr>
-        <w:t>Which labelled step matches this detail? Different included cases can change a small-sample rate.</w:t>
-      </w:r>
-    </w:p>
-    <w:p>
-      <w:pPr>
-        <w:spacing w:line="336" w:lineRule="auto" w:after="180"/>
-        <w:shd w:fill="F4F9FC"/>
-      </w:pPr>
-      <w:r>
-        <w:rPr>
-          <w:b w:val="0"/>
-        </w:rPr>
-        <w:t>1. Consider sampling</w:t>
-      </w:r>
-    </w:p>
-    <w:p>
-      <w:pPr>
-        <w:spacing w:line="336" w:lineRule="auto" w:after="180"/>
-        <w:shd w:fill="F4F9FC"/>
-      </w:pPr>
-      <w:r>
-        <w:rPr>
-          <w:b w:val="0"/>
-        </w:rPr>
-        <w:t>2. Keep model fixed</w:t>
-      </w:r>
-    </w:p>
-    <w:p>
-      <w:pPr>
-        <w:spacing w:line="336" w:lineRule="auto" w:after="180"/>
-        <w:shd w:fill="F4F9FC"/>
-      </w:pPr>
-      <w:r>
-        <w:rPr>
-          <w:b w:val="0"/>
-        </w:rPr>
-        <w:t>3. Compute observed rates</w:t>
+        <w:t>Repair a missing building block</w:t>
       </w:r>
     </w:p>
     <w:p>
@@ -1699,32 +2380,7 @@
         <w:pStyle w:val="Heading3"/>
       </w:pPr>
       <w:r>
-        <w:t>My selected conclusion, deciding fact and explanation</w:t>
-      </w:r>
-    </w:p>
-    <w:p>
-      <w:r>
-        <w:t>________________________________________________________________</w:t>
-      </w:r>
-    </w:p>
-    <w:p>
-      <w:r>
-        <w:t>________________________________________________________________</w:t>
-      </w:r>
-    </w:p>
-    <w:p>
-      <w:r>
-        <w:t>________________________________________________________________</w:t>
-      </w:r>
-    </w:p>
-    <w:p>
-      <w:r>
-        <w:t>________________________________________________________________</w:t>
-      </w:r>
-    </w:p>
-    <w:p>
-      <w:r>
-        <w:t>________________________________________________________________</w:t>
+        <w:t>Predict, run and debug</w:t>
       </w:r>
     </w:p>
     <w:p>
@@ -1732,505 +2388,25 @@
         <w:pStyle w:val="Heading3"/>
       </w:pPr>
       <w:r>
-        <w:t>Hint · try first</w:t>
-      </w:r>
-    </w:p>
-    <w:p>
-      <w:pPr>
-        <w:spacing w:line="336" w:lineRule="auto" w:after="180"/>
-        <w:shd w:fill="F1F6F8"/>
-      </w:pPr>
-      <w:r>
-        <w:rPr>
-          <w:b w:val="0"/>
-        </w:rPr>
-        <w:t>Hint if needed: Read the steps in the pictorial case. Match the supplied detail to the stage that performs or records it.</w:t>
-      </w:r>
-    </w:p>
-    <w:p>
-      <w:pPr>
-        <w:pStyle w:val="Heading3"/>
-      </w:pPr>
-      <w:r>
-        <w:t>Feedback · compare after trying</w:t>
-      </w:r>
-    </w:p>
-    <w:p>
-      <w:pPr>
-        <w:spacing w:line="336" w:lineRule="auto" w:after="180"/>
-        <w:shd w:fill="F1F6FC"/>
-      </w:pPr>
-      <w:r>
-        <w:rPr>
-          <w:b w:val="0"/>
-        </w:rPr>
-        <w:t xml:space="preserve">After your attempt, compare with the supported explanation: Consider sampling Different included cases can change a small-sample rate. </w:t>
-      </w:r>
-      <w:r>
-        <w:rPr>
-          <w:b/>
-        </w:rPr>
-        <w:t>Sampling variability</w:t>
-      </w:r>
-      <w:r>
-        <w:rPr>
-          <w:b w:val="0"/>
-        </w:rPr>
-        <w:t xml:space="preserve"> means a statistic can vary because different units were observed.</w:t>
-      </w:r>
-    </w:p>
-    <w:p>
-      <w:pPr>
-        <w:spacing w:line="336" w:lineRule="auto" w:after="180"/>
-        <w:shd w:fill="F1F6FC"/>
-      </w:pPr>
-      <w:r>
-        <w:rPr>
-          <w:b w:val="0"/>
-        </w:rPr>
-        <w:t>Do not automatically attribute every rate change to a model improvement or deterioration.</w:t>
-      </w:r>
-    </w:p>
-    <w:p>
-      <w:pPr>
-        <w:pStyle w:val="Heading3"/>
-      </w:pPr>
-      <w:r>
-        <w:t>Practice 2: explain the deciding evidence</w:t>
-      </w:r>
-    </w:p>
-    <w:p>
-      <w:pPr>
-        <w:pStyle w:val="Heading3"/>
-      </w:pPr>
-      <w:r>
-        <w:t>Changed case · predict first</w:t>
-      </w:r>
-    </w:p>
-    <w:p>
-      <w:pPr>
-        <w:spacing w:line="336" w:lineRule="auto" w:after="180"/>
-        <w:shd w:fill="F5F1FB"/>
-      </w:pPr>
-      <w:r>
-        <w:rPr>
-          <w:b w:val="0"/>
-        </w:rPr>
-        <w:t xml:space="preserve">Changed-case practice: Evaluate the exact same fixed four cases twice with deterministic </w:t>
-      </w:r>
-      <w:r>
-        <w:rPr>
-          <w:b/>
-        </w:rPr>
-        <w:t>prediction</w:t>
-      </w:r>
-      <w:r>
-        <w:rPr>
-          <w:b w:val="0"/>
-        </w:rPr>
-        <w:t>s. Which conclusion is supported by the supplied facts?</w:t>
-      </w:r>
-    </w:p>
-    <w:p>
-      <w:pPr>
-        <w:spacing w:line="336" w:lineRule="auto" w:after="180"/>
-        <w:shd w:fill="F4F9FC"/>
-      </w:pPr>
-      <w:r>
-        <w:rPr>
-          <w:b w:val="0"/>
-        </w:rPr>
-        <w:t>1. The counts should agree unless some condition, data or scoring changed.</w:t>
-      </w:r>
-    </w:p>
-    <w:p>
-      <w:pPr>
-        <w:spacing w:line="336" w:lineRule="auto" w:after="180"/>
-        <w:shd w:fill="F4F9FC"/>
-      </w:pPr>
-      <w:r>
-        <w:rPr>
-          <w:b w:val="0"/>
-        </w:rPr>
-        <w:t xml:space="preserve">2. We can decide the result without examining the changed </w:t>
-      </w:r>
-      <w:r>
-        <w:rPr>
-          <w:b/>
-        </w:rPr>
-        <w:t>input</w:t>
-      </w:r>
-      <w:r>
-        <w:rPr>
-          <w:b w:val="0"/>
-        </w:rPr>
-        <w:t xml:space="preserve"> or the procedure.</w:t>
-      </w:r>
-    </w:p>
-    <w:p>
-      <w:pPr>
-        <w:spacing w:line="336" w:lineRule="auto" w:after="180"/>
-        <w:shd w:fill="F4F9FC"/>
-      </w:pPr>
-      <w:r>
-        <w:rPr>
-          <w:b w:val="0"/>
-        </w:rPr>
-        <w:t xml:space="preserve">3. This one example guarantees correct results for every future </w:t>
-      </w:r>
-      <w:r>
-        <w:rPr>
-          <w:b/>
-        </w:rPr>
-        <w:t>input</w:t>
-      </w:r>
-      <w:r>
-        <w:rPr>
-          <w:b w:val="0"/>
-        </w:rPr>
-        <w:t>.</w:t>
-      </w:r>
-    </w:p>
-    <w:p>
-      <w:pPr>
-        <w:pStyle w:val="Heading3"/>
-      </w:pPr>
-      <w:r>
-        <w:t>My selected conclusion, deciding fact and explanation</w:t>
-      </w:r>
-    </w:p>
-    <w:p>
-      <w:r>
-        <w:t>________________________________________________________________</w:t>
-      </w:r>
-    </w:p>
-    <w:p>
-      <w:r>
-        <w:t>________________________________________________________________</w:t>
-      </w:r>
-    </w:p>
-    <w:p>
-      <w:r>
-        <w:t>________________________________________________________________</w:t>
-      </w:r>
-    </w:p>
-    <w:p>
-      <w:r>
-        <w:t>________________________________________________________________</w:t>
-      </w:r>
-    </w:p>
-    <w:p>
-      <w:r>
-        <w:t>________________________________________________________________</w:t>
-      </w:r>
-    </w:p>
-    <w:p>
-      <w:pPr>
-        <w:pStyle w:val="Heading3"/>
-      </w:pPr>
-      <w:r>
-        <w:t>Hint · try first</w:t>
-      </w:r>
-    </w:p>
-    <w:p>
-      <w:pPr>
-        <w:spacing w:line="336" w:lineRule="auto" w:after="180"/>
-        <w:shd w:fill="F1F6F8"/>
-      </w:pPr>
-      <w:r>
-        <w:rPr>
-          <w:b w:val="0"/>
-        </w:rPr>
-        <w:t>Hint if needed: Use the changed condition and the deciding step in the pictorial trace. The answer must say what follows from those facts.</w:t>
-      </w:r>
-    </w:p>
-    <w:p>
-      <w:pPr>
-        <w:pStyle w:val="Heading3"/>
-      </w:pPr>
-      <w:r>
-        <w:t>Feedback · compare after trying</w:t>
-      </w:r>
-    </w:p>
-    <w:p>
-      <w:pPr>
-        <w:spacing w:line="336" w:lineRule="auto" w:after="180"/>
-        <w:shd w:fill="F1F6FC"/>
-      </w:pPr>
-      <w:r>
-        <w:rPr>
-          <w:b w:val="0"/>
-        </w:rPr>
-        <w:t>After your attempt, compare with the supported explanation: The counts should agree unless some condition, data or scoring changed. The sampling explanation no longer applies when the records are identical.</w:t>
-      </w:r>
-    </w:p>
-    <w:p>
-      <w:pPr>
-        <w:pStyle w:val="Heading3"/>
-      </w:pPr>
-      <w:r>
-        <w:t>Repair a missing building block</w:t>
-      </w:r>
-    </w:p>
-    <w:p>
-      <w:pPr>
-        <w:spacing w:line="336" w:lineRule="auto" w:after="180"/>
-      </w:pPr>
-      <w:r>
-        <w:rPr>
-          <w:b w:val="0"/>
-        </w:rPr>
-        <w:t xml:space="preserve">Review Confounders and controls (ai-7/10). Goal: Explain the </w:t>
-      </w:r>
-      <w:r>
-        <w:rPr>
-          <w:b/>
-        </w:rPr>
-        <w:t>mechanism</w:t>
-      </w:r>
-      <w:r>
-        <w:rPr>
-          <w:b w:val="0"/>
-        </w:rPr>
-        <w:t xml:space="preserve"> and terminology of confounders and controls. Short practice: Draw the four condition/background combinations.</w:t>
-      </w:r>
-    </w:p>
-    <w:p>
-      <w:pPr>
-        <w:spacing w:line="336" w:lineRule="auto" w:after="180"/>
-      </w:pPr>
-      <w:r>
-        <w:rPr>
-          <w:b w:val="0"/>
-        </w:rPr>
-        <w:t>Which variables were coupled before, and why would collecting only healthy-white and spotted-blue again leave the confounding unresolved?. Return to this week and explain what you changed.</w:t>
-      </w:r>
-    </w:p>
-    <w:p>
-      <w:pPr>
-        <w:spacing w:line="336" w:lineRule="auto" w:after="180"/>
-      </w:pPr>
-      <w:r>
-        <w:rPr>
-          <w:b w:val="0"/>
-        </w:rPr>
-        <w:t xml:space="preserve">Review Baselines and fair comparisons (ai-7/8). Goal: Explain the </w:t>
-      </w:r>
-      <w:r>
-        <w:rPr>
-          <w:b/>
-        </w:rPr>
-        <w:t>mechanism</w:t>
-      </w:r>
-      <w:r>
-        <w:rPr>
-          <w:b w:val="0"/>
-        </w:rPr>
-        <w:t xml:space="preserve"> and terminology of baselines and fair comparisons. Short practice: Calculate 6/8 and 7/8 correctness and name the one-case gain.</w:t>
-      </w:r>
-    </w:p>
-    <w:p>
-      <w:pPr>
-        <w:spacing w:line="336" w:lineRule="auto" w:after="180"/>
-      </w:pPr>
-      <w:r>
-        <w:rPr>
-          <w:b w:val="0"/>
-        </w:rPr>
-        <w:t>Why is giving B the answer key incompatible with an unseen comparison to the simple baseline?. Return to this week and explain what you changed.</w:t>
-      </w:r>
-    </w:p>
-    <w:p>
-      <w:pPr>
-        <w:spacing w:line="336" w:lineRule="auto" w:after="180"/>
-      </w:pPr>
-      <w:r>
-        <w:rPr>
-          <w:b w:val="0"/>
-        </w:rPr>
-        <w:t xml:space="preserve">Review Replication and reproduction (ai-7/5). Goal: Explain the </w:t>
-      </w:r>
-      <w:r>
-        <w:rPr>
-          <w:b/>
-        </w:rPr>
-        <w:t>mechanism</w:t>
-      </w:r>
-      <w:r>
-        <w:rPr>
-          <w:b w:val="0"/>
-        </w:rPr>
-        <w:t xml:space="preserve"> and terminology of replication and reproduction. Short practice: Calculate the scores from the original and new four-record sets.</w:t>
-      </w:r>
-    </w:p>
-    <w:p>
-      <w:pPr>
-        <w:spacing w:line="336" w:lineRule="auto" w:after="180"/>
-      </w:pPr>
-      <w:r>
-        <w:rPr>
-          <w:b w:val="0"/>
-        </w:rPr>
-        <w:t>Which activity reproduces saved analysis, which repeats the protocol, and why does a different rerun of the original data need investigation?. Return to this week and explain what you changed.</w:t>
-      </w:r>
-    </w:p>
-    <w:p>
-      <w:pPr>
-        <w:pStyle w:val="Heading3"/>
-      </w:pPr>
-      <w:r>
-        <w:t>Predict, run and debug</w:t>
-      </w:r>
-    </w:p>
-    <w:p>
-      <w:pPr>
-        <w:spacing w:line="336" w:lineRule="auto" w:after="180"/>
-      </w:pPr>
-      <w:r>
-        <w:rPr>
-          <w:b w:val="0"/>
-        </w:rPr>
-        <w:t xml:space="preserve">The browser lab lets you edit the supported Python examples already included in this lesson. Predict first, run, inspect the actual </w:t>
-      </w:r>
-      <w:r>
-        <w:rPr>
-          <w:b/>
-        </w:rPr>
-        <w:t>output</w:t>
-      </w:r>
-      <w:r>
-        <w:rPr>
-          <w:b w:val="0"/>
-        </w:rPr>
-        <w:t xml:space="preserve"> or error, change one </w:t>
-      </w:r>
-      <w:r>
-        <w:rPr>
-          <w:b/>
-        </w:rPr>
-        <w:t>input</w:t>
-      </w:r>
-      <w:r>
-        <w:rPr>
-          <w:b w:val="0"/>
-        </w:rPr>
-        <w:t>, then run again.</w:t>
-      </w:r>
-    </w:p>
-    <w:p>
-      <w:pPr>
-        <w:spacing w:line="336" w:lineRule="auto" w:after="180"/>
-      </w:pPr>
-      <w:r>
-        <w:rPr>
-          <w:b w:val="0"/>
-        </w:rPr>
-        <w:t xml:space="preserve">Keep code, </w:t>
-      </w:r>
-      <w:r>
-        <w:rPr>
-          <w:b/>
-        </w:rPr>
-        <w:t>prediction</w:t>
-      </w:r>
-      <w:r>
-        <w:rPr>
-          <w:b w:val="0"/>
-        </w:rPr>
-        <w:t>s, actual results and a reasoned revision together. On paper, label your result as a trace rather than an execution.</w:t>
-      </w:r>
-    </w:p>
-    <w:p>
-      <w:pPr>
-        <w:pStyle w:val="Heading3"/>
-      </w:pPr>
-      <w:r>
         <w:t>Keep your completed work</w:t>
       </w:r>
     </w:p>
     <w:p>
       <w:pPr>
-        <w:spacing w:line="336" w:lineRule="auto" w:after="180"/>
-      </w:pPr>
-      <w:r>
-        <w:rPr>
-          <w:b w:val="0"/>
-        </w:rPr>
-        <w:t xml:space="preserve">Use Download completed work in the hosted lesson to export your answers, reflections, practice feedback and code-run </w:t>
-      </w:r>
-      <w:r>
-        <w:rPr>
-          <w:b/>
-        </w:rPr>
-        <w:t>evidence</w:t>
-      </w:r>
-      <w:r>
-        <w:rPr>
-          <w:b w:val="0"/>
-        </w:rPr>
-        <w:t>. Open the HTML copy to read or print it.</w:t>
-      </w:r>
-    </w:p>
-    <w:p>
-      <w:pPr>
-        <w:spacing w:line="336" w:lineRule="auto" w:after="180"/>
-      </w:pPr>
-      <w:r>
-        <w:rPr>
-          <w:b w:val="0"/>
-        </w:rPr>
-        <w:t>Drafts stay in this browser when storage is available; clear drafts on a shared device.</w:t>
-      </w:r>
-    </w:p>
-    <w:p>
-      <w:pPr>
-        <w:pStyle w:val="Heading3"/>
-      </w:pPr>
-      <w:r>
-        <w:t>What I repaired, the evidence I kept and the next test</w:t>
-      </w:r>
-    </w:p>
-    <w:p>
-      <w:r>
-        <w:t>________________________________________________________________</w:t>
-      </w:r>
-    </w:p>
-    <w:p>
-      <w:r>
-        <w:t>________________________________________________________________</w:t>
-      </w:r>
-    </w:p>
-    <w:p>
-      <w:r>
-        <w:t>________________________________________________________________</w:t>
-      </w:r>
-    </w:p>
-    <w:p>
-      <w:r>
-        <w:t>________________________________________________________________</w:t>
-      </w:r>
-    </w:p>
-    <w:p>
-      <w:r>
-        <w:t>________________________________________________________________</w:t>
-      </w:r>
-    </w:p>
-    <w:p>
-      <w:pPr>
         <w:pStyle w:val="Heading1"/>
       </w:pPr>
       <w:r>
-        <w:t>15. Visual concept journey</w:t>
-      </w:r>
-    </w:p>
-    <w:p>
-      <w:r>
-        <w:t>Explain each Sampling variability picture from its labels, then record a relevant limit.</w:t>
-      </w:r>
-    </w:p>
-    <w:p>
-      <w:pPr>
-        <w:pStyle w:val="Heading3"/>
+        <w:t>15. Reference · Six-picture response sheets</w:t>
+      </w:r>
+    </w:p>
+    <w:p>
+      <w:r>
+        <w:t>Choose the picture that helps explain the current step.</w:t>
+      </w:r>
+    </w:p>
+    <w:p>
+      <w:pPr>
+        <w:pStyle w:val="Heading2"/>
       </w:pPr>
       <w:r>
         <w:t>01. Sampling variability: the case</w:t>
@@ -2241,7 +2417,7 @@
         <w:drawing>
           <wp:inline xmlns:a="http://schemas.openxmlformats.org/drawingml/2006/main" xmlns:pic="http://schemas.openxmlformats.org/drawingml/2006/picture">
             <wp:extent cx="5486400" cy="2834640"/>
-            <wp:docPr id="3" name="Picture 3" descr="Two small samples can differ. A fixed classifier is scored on two distinct four-case samples from a declared collection. Supplied facts: Sample A has 3 correct of 4; sample B has 2 correct of 4. The model and rubric are unchanged."/>
+            <wp:docPr id="4" name="Picture 4" descr="Two small samples can differ. A fixed classifier is scored on two distinct four-case samples from a declared collection. Supplied facts: Sample A has 3 correct of 4; sample B has 2 correct of 4. The model and rubric are unchanged."/>
             <wp:cNvGraphicFramePr>
               <a:graphicFrameLocks noChangeAspect="1"/>
             </wp:cNvGraphicFramePr>
@@ -2253,7 +2429,7 @@
                     <pic:cNvPicPr/>
                   </pic:nvPicPr>
                   <pic:blipFill>
-                    <a:blip r:embed="rId11"/>
+                    <a:blip r:embed="rId12"/>
                     <a:stretch>
                       <a:fillRect/>
                     </a:stretch>
@@ -2297,7 +2473,6 @@
     <w:p>
       <w:pPr>
         <w:spacing w:line="336" w:lineRule="auto" w:after="180"/>
-        <w:shd w:fill="F5F1FB"/>
       </w:pPr>
       <w:r>
         <w:rPr>
@@ -2336,7 +2511,7 @@
     </w:p>
     <w:p>
       <w:pPr>
-        <w:pStyle w:val="Heading3"/>
+        <w:pStyle w:val="Heading2"/>
       </w:pPr>
       <w:r>
         <w:t>02. Follow the deciding steps</w:t>
@@ -2347,7 +2522,7 @@
         <w:drawing>
           <wp:inline xmlns:a="http://schemas.openxmlformats.org/drawingml/2006/main" xmlns:pic="http://schemas.openxmlformats.org/drawingml/2006/picture">
             <wp:extent cx="5486400" cy="3182112"/>
-            <wp:docPr id="4" name="Picture 4" descr="Keep model fixed: No training or threshold change occurs between samples. → Compute observed rates: A is 75%; B is 50%, differing by 25 percentage points. → Consider sampling: Different included cases can change a small-sample rate."/>
+            <wp:docPr id="5" name="Picture 5" descr="Keep model fixed: No training or threshold change occurs between samples. → Compute observed rates: A is 75%; B is 50%, differing by 25 percentage points. → Consider sampling: Different included cases can change a small-sample rate."/>
             <wp:cNvGraphicFramePr>
               <a:graphicFrameLocks noChangeAspect="1"/>
             </wp:cNvGraphicFramePr>
@@ -2359,7 +2534,7 @@
                     <pic:cNvPicPr/>
                   </pic:nvPicPr>
                   <pic:blipFill>
-                    <a:blip r:embed="rId12"/>
+                    <a:blip r:embed="rId13"/>
                     <a:stretch>
                       <a:fillRect/>
                     </a:stretch>
@@ -2404,7 +2579,6 @@
     <w:p>
       <w:pPr>
         <w:spacing w:line="336" w:lineRule="auto" w:after="180"/>
-        <w:shd w:fill="F5F1FB"/>
       </w:pPr>
       <w:r>
         <w:rPr>
@@ -2455,7 +2629,7 @@
     </w:p>
     <w:p>
       <w:pPr>
-        <w:pStyle w:val="Heading3"/>
+        <w:pStyle w:val="Heading2"/>
       </w:pPr>
       <w:r>
         <w:t>03. Two distinct samples, fixed model</w:t>
@@ -2466,7 +2640,7 @@
         <w:drawing>
           <wp:inline xmlns:a="http://schemas.openxmlformats.org/drawingml/2006/main" xmlns:pic="http://schemas.openxmlformats.org/drawingml/2006/picture">
             <wp:extent cx="5486400" cy="2834640"/>
-            <wp:docPr id="5" name="Picture 5" descr="Two distinct samples, fixed model. Units: correct cases out of 4 in each sample. Sample A: 3. Sample B: 2."/>
+            <wp:docPr id="6" name="Picture 6" descr="Two distinct samples, fixed model. Units: correct cases out of 4 in each sample. Sample A: 3. Sample B: 2."/>
             <wp:cNvGraphicFramePr>
               <a:graphicFrameLocks noChangeAspect="1"/>
             </wp:cNvGraphicFramePr>
@@ -2478,7 +2652,7 @@
                     <pic:cNvPicPr/>
                   </pic:nvPicPr>
                   <pic:blipFill>
-                    <a:blip r:embed="rId13"/>
+                    <a:blip r:embed="rId14"/>
                     <a:stretch>
                       <a:fillRect/>
                     </a:stretch>
@@ -2511,7 +2685,6 @@
     <w:p>
       <w:pPr>
         <w:spacing w:line="336" w:lineRule="auto" w:after="180"/>
-        <w:shd w:fill="F5F1FB"/>
       </w:pPr>
       <w:r>
         <w:rPr>
@@ -2550,7 +2723,7 @@
     </w:p>
     <w:p>
       <w:pPr>
-        <w:pStyle w:val="Heading3"/>
+        <w:pStyle w:val="Heading2"/>
       </w:pPr>
       <w:r>
         <w:t>04. Change one thing. Trace what follows.</w:t>
@@ -2561,7 +2734,7 @@
         <w:drawing>
           <wp:inline xmlns:a="http://schemas.openxmlformats.org/drawingml/2006/main" xmlns:pic="http://schemas.openxmlformats.org/drawingml/2006/picture">
             <wp:extent cx="5486400" cy="3026664"/>
-            <wp:docPr id="6" name="Picture 6" descr="Original case: Different included cases can change a small-sample rate. Changed condition: Evaluate the exact same fixed four cases twice with deterministic predictions. Expected result: The counts should agree unless some condition, data or scoring changed. Reason: The sampling explanation no longer applies when the records are identical."/>
+            <wp:docPr id="7" name="Picture 7" descr="Original case: Different included cases can change a small-sample rate. Changed condition: Evaluate the exact same fixed four cases twice with deterministic predictions. Expected result: The counts should agree unless some condition, data or scoring changed. Reason: The sampling explanation no longer applies when the records are identical."/>
             <wp:cNvGraphicFramePr>
               <a:graphicFrameLocks noChangeAspect="1"/>
             </wp:cNvGraphicFramePr>
@@ -2573,7 +2746,7 @@
                     <pic:cNvPicPr/>
                   </pic:nvPicPr>
                   <pic:blipFill>
-                    <a:blip r:embed="rId14"/>
+                    <a:blip r:embed="rId15"/>
                     <a:stretch>
                       <a:fillRect/>
                     </a:stretch>
@@ -2629,7 +2802,6 @@
     <w:p>
       <w:pPr>
         <w:spacing w:line="336" w:lineRule="auto" w:after="180"/>
-        <w:shd w:fill="F5F1FB"/>
       </w:pPr>
       <w:r>
         <w:rPr>
@@ -2668,7 +2840,7 @@
     </w:p>
     <w:p>
       <w:pPr>
-        <w:pStyle w:val="Heading3"/>
+        <w:pStyle w:val="Heading2"/>
       </w:pPr>
       <w:r>
         <w:t>05. Connect the explanation to its limit</w:t>
@@ -2679,7 +2851,7 @@
         <w:drawing>
           <wp:inline xmlns:a="http://schemas.openxmlformats.org/drawingml/2006/main" xmlns:pic="http://schemas.openxmlformats.org/drawingml/2006/picture">
             <wp:extent cx="5486400" cy="2834640"/>
-            <wp:docPr id="7" name="Picture 7" descr="Sampling variability means a statistic can vary because different units were observed. Do not automatically attribute every rate change to a model improvement or deterioration. Limit: These two samples do not supply a probability model or confidence interval; none is invented."/>
+            <wp:docPr id="8" name="Picture 8" descr="Sampling variability means a statistic can vary because different units were observed. Do not automatically attribute every rate change to a model improvement or deterioration. Limit: These two samples do not supply a probability model or confidence interval; none is invented."/>
             <wp:cNvGraphicFramePr>
               <a:graphicFrameLocks noChangeAspect="1"/>
             </wp:cNvGraphicFramePr>
@@ -2691,7 +2863,7 @@
                     <pic:cNvPicPr/>
                   </pic:nvPicPr>
                   <pic:blipFill>
-                    <a:blip r:embed="rId15"/>
+                    <a:blip r:embed="rId16"/>
                     <a:stretch>
                       <a:fillRect/>
                     </a:stretch>
@@ -2741,7 +2913,6 @@
     <w:p>
       <w:pPr>
         <w:spacing w:line="336" w:lineRule="auto" w:after="180"/>
-        <w:shd w:fill="F5F1FB"/>
       </w:pPr>
       <w:r>
         <w:rPr>
@@ -2780,7 +2951,7 @@
     </w:p>
     <w:p>
       <w:pPr>
-        <w:pStyle w:val="Heading3"/>
+        <w:pStyle w:val="Heading2"/>
       </w:pPr>
       <w:r>
         <w:t>06. Make the idea visible in your project</w:t>
@@ -2791,7 +2962,7 @@
         <w:drawing>
           <wp:inline xmlns:a="http://schemas.openxmlformats.org/drawingml/2006/main" xmlns:pic="http://schemas.openxmlformats.org/drawingml/2006/picture">
             <wp:extent cx="5486400" cy="3681984"/>
-            <wp:docPr id="8" name="Picture 8" descr="For the Reproducible AI Research Study, retain an annotated worked trace and the changed-case reasoning. Connect the claim to its records, units and assumptions so another investigator can challenge or reproduce it. Draw your input, deciding step, result and limit. Supported question: Calculate the two four-case rates and their difference. Explain how changed included cases can affect a fixed model, and why identical deterministic records should not differ on a rerun."/>
+            <wp:docPr id="9" name="Picture 9" descr="For the Reproducible AI Research Study, retain an annotated worked trace and the changed-case reasoning. Connect the claim to its records, units and assumptions so another investigator can challenge or reproduce it. Draw your input, deciding step, result and limit. Supported question: Calculate the two four-case rates and their difference. Explain how changed included cases can affect a fixed model, and why identical deterministic records should not differ on a rerun."/>
             <wp:cNvGraphicFramePr>
               <a:graphicFrameLocks noChangeAspect="1"/>
             </wp:cNvGraphicFramePr>
@@ -2803,7 +2974,7 @@
                     <pic:cNvPicPr/>
                   </pic:nvPicPr>
                   <pic:blipFill>
-                    <a:blip r:embed="rId16"/>
+                    <a:blip r:embed="rId17"/>
                     <a:stretch>
                       <a:fillRect/>
                     </a:stretch>
@@ -2870,7 +3041,6 @@
     <w:p>
       <w:pPr>
         <w:spacing w:line="336" w:lineRule="auto" w:after="180"/>
-        <w:shd w:fill="F5F1FB"/>
       </w:pPr>
       <w:r>
         <w:rPr>
@@ -2917,6 +3087,62 @@
     <w:p>
       <w:r>
         <w:t>________________________________________________________________</w:t>
+      </w:r>
+    </w:p>
+    <w:p>
+      <w:pPr>
+        <w:pStyle w:val="Heading2"/>
+      </w:pPr>
+      <w:r>
+        <w:t>Earlier wording, alternatives and picture transcripts · reference / check after trying</w:t>
+      </w:r>
+    </w:p>
+    <w:p>
+      <w:pPr>
+        <w:pStyle w:val="Heading3"/>
+      </w:pPr>
+      <w:r>
+        <w:t>01. Sampling variability: the case</w:t>
+      </w:r>
+    </w:p>
+    <w:p>
+      <w:pPr>
+        <w:pStyle w:val="Heading3"/>
+      </w:pPr>
+      <w:r>
+        <w:t>02. Follow the deciding steps</w:t>
+      </w:r>
+    </w:p>
+    <w:p>
+      <w:pPr>
+        <w:pStyle w:val="Heading3"/>
+      </w:pPr>
+      <w:r>
+        <w:t>03. Two distinct samples, fixed model</w:t>
+      </w:r>
+    </w:p>
+    <w:p>
+      <w:pPr>
+        <w:pStyle w:val="Heading3"/>
+      </w:pPr>
+      <w:r>
+        <w:t>04. Change one thing. Trace what follows.</w:t>
+      </w:r>
+    </w:p>
+    <w:p>
+      <w:pPr>
+        <w:pStyle w:val="Heading3"/>
+      </w:pPr>
+      <w:r>
+        <w:t>05. Connect the explanation to its limit</w:t>
+      </w:r>
+    </w:p>
+    <w:p>
+      <w:pPr>
+        <w:pStyle w:val="Heading3"/>
+      </w:pPr>
+      <w:r>
+        <w:t>06. Make the idea visible in your project</w:t>
       </w:r>
     </w:p>
     <w:sectPr>
